--- a/tests/render-test/chart/document.docx
+++ b/tests/render-test/chart/document.docx
@@ -11,16 +11,6 @@
           <w:lang w:val="en-US" w:eastAsia="zh-CN"/>
         </w:rPr>
       </w:pPr>
-      <w:bookmarkStart w:id="0" w:name="_GoBack"/>
-      <w:bookmarkEnd w:id="0"/>
-      <w:r>
-        <w:rPr>
-          <w:rFonts w:hint="eastAsia"/>
-          <w:sz w:val="24"/>
-          <w:szCs w:val="24"/>
-        </w:rPr>
-        <w:t>从</w:t>
-      </w:r>
       <w:r>
         <w:rPr>
           <w:rFonts w:hint="eastAsia"/>
@@ -28,15 +18,13 @@
           <w:szCs w:val="24"/>
           <w:lang w:val="en-US" w:eastAsia="zh-CN"/>
         </w:rPr>
-        <w:t>ssss</w:t>
+        <w:t xml:space="preserve">Line </w:t>
       </w:r>
     </w:p>
     <w:p>
       <w:pPr>
         <w:rPr>
-          <w:rFonts w:hint="default"/>
-          <w:sz w:val="24"/>
-          <w:szCs w:val="24"/>
+          <w:rFonts w:hint="eastAsia"/>
           <w:lang w:val="en-US" w:eastAsia="zh-CN"/>
         </w:rPr>
       </w:pPr>
@@ -55,7 +43,7 @@
               <wp:posOffset>44450</wp:posOffset>
             </wp:positionV>
             <wp:extent cx="5304790" cy="3824605"/>
-            <wp:effectExtent l="4445" t="4445" r="12065" b="6350"/>
+            <wp:effectExtent l="4445" t="4445" r="5715" b="19050"/>
             <wp:wrapSquare wrapText="bothSides"/>
             <wp:docPr id="1" name="图表 1" descr="7b0a202020202263686172745265734964223a20223230343731343133220a7d0a"/>
             <wp:cNvGraphicFramePr/>
@@ -72,8 +60,121 @@
           <w:rFonts w:hint="eastAsia"/>
           <w:lang w:val="en-US" w:eastAsia="zh-CN"/>
         </w:rPr>
-        <w:t>Fawef</w:t>
+        <w:t>Bar</w:t>
       </w:r>
+    </w:p>
+    <w:p>
+      <w:pPr>
+        <w:rPr>
+          <w:rFonts w:hint="default"/>
+          <w:lang w:val="en-US" w:eastAsia="zh-CN"/>
+        </w:rPr>
+      </w:pPr>
+      <w:r>
+        <w:rPr>
+          <w:rFonts w:hint="default"/>
+          <w:lang w:val="en-US" w:eastAsia="zh-CN"/>
+        </w:rPr>
+        <w:drawing>
+          <wp:inline distT="0" distB="0" distL="114300" distR="114300">
+            <wp:extent cx="5256530" cy="2988310"/>
+            <wp:effectExtent l="5080" t="4445" r="15240" b="17145"/>
+            <wp:docPr id="2" name="图表 2"/>
+            <wp:cNvGraphicFramePr/>
+            <a:graphic xmlns:a="http://schemas.openxmlformats.org/drawingml/2006/main">
+              <a:graphicData uri="http://schemas.openxmlformats.org/drawingml/2006/chart">
+                <c:chart xmlns:c="http://schemas.openxmlformats.org/drawingml/2006/chart" xmlns:r="http://schemas.openxmlformats.org/officeDocument/2006/relationships" r:id="rId5"/>
+              </a:graphicData>
+            </a:graphic>
+          </wp:inline>
+        </w:drawing>
+      </w:r>
+    </w:p>
+    <w:p>
+      <w:pPr>
+        <w:rPr>
+          <w:rFonts w:hint="default"/>
+          <w:lang w:val="en-US" w:eastAsia="zh-CN"/>
+        </w:rPr>
+      </w:pPr>
+      <w:r>
+        <w:rPr>
+          <w:rFonts w:hint="eastAsia"/>
+          <w:lang w:val="en-US" w:eastAsia="zh-CN"/>
+        </w:rPr>
+        <w:t>pie</w:t>
+      </w:r>
+      <w:r>
+        <w:rPr>
+          <w:rFonts w:hint="default"/>
+          <w:lang w:val="en-US" w:eastAsia="zh-CN"/>
+        </w:rPr>
+        <w:drawing>
+          <wp:inline distT="0" distB="0" distL="114300" distR="114300">
+            <wp:extent cx="5256530" cy="2988310"/>
+            <wp:effectExtent l="5080" t="4445" r="15240" b="17145"/>
+            <wp:docPr id="3" name="图表 3"/>
+            <wp:cNvGraphicFramePr/>
+            <a:graphic xmlns:a="http://schemas.openxmlformats.org/drawingml/2006/main">
+              <a:graphicData uri="http://schemas.openxmlformats.org/drawingml/2006/chart">
+                <c:chart xmlns:c="http://schemas.openxmlformats.org/drawingml/2006/chart" xmlns:r="http://schemas.openxmlformats.org/officeDocument/2006/relationships" r:id="rId6"/>
+              </a:graphicData>
+            </a:graphic>
+          </wp:inline>
+        </w:drawing>
+      </w:r>
+    </w:p>
+    <w:p>
+      <w:pPr>
+        <w:rPr>
+          <w:rFonts w:hint="eastAsia"/>
+          <w:lang w:val="en-US" w:eastAsia="zh-CN"/>
+        </w:rPr>
+      </w:pPr>
+      <w:r>
+        <w:rPr>
+          <w:rFonts w:hint="eastAsia"/>
+          <w:lang w:val="en-US" w:eastAsia="zh-CN"/>
+        </w:rPr>
+        <w:t>Area</w:t>
+      </w:r>
+    </w:p>
+    <w:p>
+      <w:pPr>
+        <w:rPr>
+          <w:rFonts w:hint="default"/>
+          <w:lang w:val="en-US" w:eastAsia="zh-CN"/>
+        </w:rPr>
+      </w:pPr>
+      <w:r>
+        <w:rPr>
+          <w:rFonts w:hint="default"/>
+          <w:lang w:val="en-US" w:eastAsia="zh-CN"/>
+        </w:rPr>
+        <w:drawing>
+          <wp:inline distT="0" distB="0" distL="114300" distR="114300">
+            <wp:extent cx="5256530" cy="2988310"/>
+            <wp:effectExtent l="5080" t="4445" r="15240" b="17145"/>
+            <wp:docPr id="4" name="图表 4"/>
+            <wp:cNvGraphicFramePr/>
+            <a:graphic xmlns:a="http://schemas.openxmlformats.org/drawingml/2006/main">
+              <a:graphicData uri="http://schemas.openxmlformats.org/drawingml/2006/chart">
+                <c:chart xmlns:c="http://schemas.openxmlformats.org/drawingml/2006/chart" xmlns:r="http://schemas.openxmlformats.org/officeDocument/2006/relationships" r:id="rId7"/>
+              </a:graphicData>
+            </a:graphic>
+          </wp:inline>
+        </w:drawing>
+      </w:r>
+    </w:p>
+    <w:p>
+      <w:pPr>
+        <w:rPr>
+          <w:rFonts w:hint="default"/>
+          <w:lang w:val="en-US" w:eastAsia="zh-CN"/>
+        </w:rPr>
+      </w:pPr>
+      <w:bookmarkStart w:id="0" w:name="_GoBack"/>
+      <w:bookmarkEnd w:id="0"/>
     </w:p>
     <w:sectPr>
       <w:pgSz w:w="11906" w:h="16838"/>
@@ -116,7 +217,7 @@
     <w:lsdException w:uiPriority="99" w:name="index 8"/>
     <w:lsdException w:uiPriority="99" w:name="index 9"/>
     <w:lsdException w:uiPriority="39" w:name="toc 1"/>
-    <w:lsdException w:uiPriority="39" w:name="toc 2"/>
+    <w:lsdException w:qFormat="1" w:uiPriority="39" w:name="toc 2"/>
     <w:lsdException w:uiPriority="39" w:name="toc 3"/>
     <w:lsdException w:uiPriority="39" w:name="toc 4"/>
     <w:lsdException w:uiPriority="39" w:name="toc 5"/>
@@ -457,6 +558,7 @@
     <w:next w:val="1"/>
     <w:semiHidden/>
     <w:unhideWhenUsed/>
+    <w:qFormat/>
     <w:uiPriority w:val="39"/>
     <w:pPr>
       <w:ind w:left="420" w:leftChars="200"/>
@@ -962,41 +1064,29 @@
       <c:style val="2"/>
     </mc:Fallback>
   </mc:AlternateContent>
-  <c:clrMapOvr bg1="lt1" tx1="dk1" bg2="lt2" tx2="dk2" accent1="accent1" accent2="accent2" accent3="accent3" accent4="accent4" accent5="accent5" accent6="accent6" hlink="hlink" folHlink="folHlink"/>
   <c:chart>
     <c:title>
       <c:tx>
         <c:rich>
-          <a:bodyPr rot="0" spcFirstLastPara="0" vertOverflow="ellipsis" vert="horz" wrap="square" anchor="ctr" anchorCtr="1" forceAA="0"/>
+          <a:bodyPr rot="0" spcFirstLastPara="0" vertOverflow="ellipsis" vert="horz" wrap="square" anchor="ctr" anchorCtr="1"/>
           <a:lstStyle/>
           <a:p>
             <a:pPr defTabSz="914400">
-              <a:defRPr lang="zh-CN" sz="1400" b="0" i="0" u="none" strike="noStrike" kern="1200" baseline="0">
+              <a:defRPr lang="zh-CN" sz="1400" b="1" i="0" u="none" strike="noStrike" kern="1200" baseline="0">
                 <a:solidFill>
                   <a:schemeClr val="tx1">
                     <a:lumMod val="75000"/>
                     <a:lumOff val="25000"/>
                   </a:schemeClr>
                 </a:solidFill>
-                <a:latin typeface="微软雅黑" panose="020B0503020204020204" charset="-122"/>
-                <a:ea typeface="微软雅黑" panose="020B0503020204020204" charset="-122"/>
-                <a:cs typeface="微软雅黑" panose="020B0503020204020204" charset="-122"/>
-                <a:sym typeface="微软雅黑" panose="020B0503020204020204" charset="-122"/>
+                <a:latin typeface="+mn-lt"/>
+                <a:ea typeface="+mn-ea"/>
+                <a:cs typeface="+mn-cs"/>
               </a:defRPr>
             </a:pPr>
             <a:r>
-              <a:rPr sz="1050"/>
-              <a:t>人均</a:t>
+              <a:t>人均GDP（美元）</a:t>
             </a:r>
-            <a:r>
-              <a:rPr lang="en-US" altLang="zh-CN" sz="1050"/>
-              <a:t>GDP</a:t>
-            </a:r>
-            <a:r>
-              <a:rPr altLang="en-US" sz="1050"/>
-              <a:t>（美元）</a:t>
-            </a:r>
-            <a:endParaRPr altLang="en-US" sz="1050"/>
           </a:p>
         </c:rich>
       </c:tx>
@@ -1039,9 +1129,19 @@
           </c:tx>
           <c:spPr>
             <a:ln w="28575" cap="rnd">
-              <a:solidFill>
-                <a:schemeClr val="accent1"/>
-              </a:solidFill>
+              <a:gradFill>
+                <a:gsLst>
+                  <a:gs pos="100000">
+                    <a:schemeClr val="accent1"/>
+                  </a:gs>
+                  <a:gs pos="0">
+                    <a:schemeClr val="accent1">
+                      <a:hueOff val="-1670000"/>
+                    </a:schemeClr>
+                  </a:gs>
+                </a:gsLst>
+                <a:lin ang="0" scaled="1"/>
+              </a:gradFill>
               <a:round/>
             </a:ln>
             <a:effectLst/>
@@ -1059,7 +1159,7 @@
               <a:effectLst/>
             </c:spPr>
             <c:txPr>
-              <a:bodyPr rot="0" spcFirstLastPara="0" vertOverflow="ellipsis" vert="horz" wrap="square" lIns="38100" tIns="19050" rIns="38100" bIns="19050" anchor="ctr" anchorCtr="1" forceAA="0"/>
+              <a:bodyPr rot="0" spcFirstLastPara="0" vertOverflow="ellipsis" vert="horz" wrap="square" lIns="38100" tIns="19050" rIns="38100" bIns="19050" anchor="ctr" anchorCtr="1"/>
               <a:lstStyle/>
               <a:p>
                 <a:pPr>
@@ -1070,10 +1170,9 @@
                         <a:lumOff val="25000"/>
                       </a:schemeClr>
                     </a:solidFill>
-                    <a:latin typeface="微软雅黑" panose="020B0503020204020204" charset="-122"/>
-                    <a:ea typeface="微软雅黑" panose="020B0503020204020204" charset="-122"/>
-                    <a:cs typeface="微软雅黑" panose="020B0503020204020204" charset="-122"/>
-                    <a:sym typeface="微软雅黑" panose="020B0503020204020204" charset="-122"/>
+                    <a:latin typeface="+mn-lt"/>
+                    <a:ea typeface="+mn-ea"/>
+                    <a:cs typeface="+mn-cs"/>
                   </a:defRPr>
                 </a:pPr>
               </a:p>
@@ -1161,7 +1260,7 @@
               </c:numCache>
             </c:numRef>
           </c:val>
-          <c:smooth val="0"/>
+          <c:smooth val="1"/>
         </c:ser>
         <c:ser>
           <c:idx val="1"/>
@@ -1179,9 +1278,19 @@
           </c:tx>
           <c:spPr>
             <a:ln w="28575" cap="rnd">
-              <a:solidFill>
-                <a:schemeClr val="accent2"/>
-              </a:solidFill>
+              <a:gradFill>
+                <a:gsLst>
+                  <a:gs pos="100000">
+                    <a:schemeClr val="accent2"/>
+                  </a:gs>
+                  <a:gs pos="0">
+                    <a:schemeClr val="accent2">
+                      <a:hueOff val="-1670000"/>
+                    </a:schemeClr>
+                  </a:gs>
+                </a:gsLst>
+                <a:lin ang="0" scaled="1"/>
+              </a:gradFill>
               <a:round/>
             </a:ln>
             <a:effectLst/>
@@ -1231,7 +1340,7 @@
               </c:numCache>
             </c:numRef>
           </c:val>
-          <c:smooth val="0"/>
+          <c:smooth val="1"/>
         </c:ser>
         <c:ser>
           <c:idx val="2"/>
@@ -1249,9 +1358,19 @@
           </c:tx>
           <c:spPr>
             <a:ln w="28575" cap="rnd">
-              <a:solidFill>
-                <a:schemeClr val="accent3"/>
-              </a:solidFill>
+              <a:gradFill>
+                <a:gsLst>
+                  <a:gs pos="100000">
+                    <a:schemeClr val="accent3"/>
+                  </a:gs>
+                  <a:gs pos="0">
+                    <a:schemeClr val="accent3">
+                      <a:hueOff val="-1670000"/>
+                    </a:schemeClr>
+                  </a:gs>
+                </a:gsLst>
+                <a:lin ang="0" scaled="1"/>
+              </a:gradFill>
               <a:round/>
             </a:ln>
             <a:effectLst/>
@@ -1301,7 +1420,7 @@
               </c:numCache>
             </c:numRef>
           </c:val>
-          <c:smooth val="0"/>
+          <c:smooth val="1"/>
         </c:ser>
         <c:dLbls>
           <c:showLegendKey val="0"/>
@@ -1312,7 +1431,7 @@
           <c:showBubbleSize val="0"/>
         </c:dLbls>
         <c:marker val="0"/>
-        <c:smooth val="0"/>
+        <c:smooth val="1"/>
         <c:axId val="915620608"/>
         <c:axId val="621325810"/>
       </c:lineChart>
@@ -1341,7 +1460,7 @@
           <a:effectLst/>
         </c:spPr>
         <c:txPr>
-          <a:bodyPr rot="-60000000" spcFirstLastPara="0" vertOverflow="ellipsis" vert="horz" wrap="square" anchor="ctr" anchorCtr="1" forceAA="0"/>
+          <a:bodyPr rot="-60000000" spcFirstLastPara="0" vertOverflow="ellipsis" vert="horz" wrap="square" anchor="ctr" anchorCtr="1"/>
           <a:lstStyle/>
           <a:p>
             <a:pPr>
@@ -1352,10 +1471,9 @@
                     <a:lumOff val="35000"/>
                   </a:schemeClr>
                 </a:solidFill>
-                <a:latin typeface="微软雅黑" panose="020B0503020204020204" charset="-122"/>
-                <a:ea typeface="微软雅黑" panose="020B0503020204020204" charset="-122"/>
-                <a:cs typeface="微软雅黑" panose="020B0503020204020204" charset="-122"/>
-                <a:sym typeface="微软雅黑" panose="020B0503020204020204" charset="-122"/>
+                <a:latin typeface="+mn-lt"/>
+                <a:ea typeface="+mn-ea"/>
+                <a:cs typeface="+mn-cs"/>
               </a:defRPr>
             </a:pPr>
           </a:p>
@@ -1388,6 +1506,36 @@
             <a:effectLst/>
           </c:spPr>
         </c:majorGridlines>
+        <c:title>
+          <c:layout/>
+          <c:overlay val="0"/>
+          <c:spPr>
+            <a:noFill/>
+            <a:ln>
+              <a:noFill/>
+            </a:ln>
+            <a:effectLst/>
+          </c:spPr>
+          <c:txPr>
+            <a:bodyPr rot="-5400000" spcFirstLastPara="0" vertOverflow="ellipsis" vert="horz" wrap="square" anchor="ctr" anchorCtr="1"/>
+            <a:lstStyle/>
+            <a:p>
+              <a:pPr>
+                <a:defRPr lang="zh-CN" sz="1000" b="0" i="0" u="none" strike="noStrike" kern="1200" baseline="0">
+                  <a:solidFill>
+                    <a:schemeClr val="tx1">
+                      <a:lumMod val="65000"/>
+                      <a:lumOff val="35000"/>
+                    </a:schemeClr>
+                  </a:solidFill>
+                  <a:latin typeface="+mn-lt"/>
+                  <a:ea typeface="+mn-ea"/>
+                  <a:cs typeface="+mn-cs"/>
+                </a:defRPr>
+              </a:pPr>
+            </a:p>
+          </c:txPr>
+        </c:title>
         <c:numFmt formatCode="General" sourceLinked="1"/>
         <c:majorTickMark val="none"/>
         <c:minorTickMark val="none"/>
@@ -1400,7 +1548,7 @@
           <a:effectLst/>
         </c:spPr>
         <c:txPr>
-          <a:bodyPr rot="-60000000" spcFirstLastPara="0" vertOverflow="ellipsis" vert="horz" wrap="square" anchor="ctr" anchorCtr="1" forceAA="0"/>
+          <a:bodyPr rot="-60000000" spcFirstLastPara="0" vertOverflow="ellipsis" vert="horz" wrap="square" anchor="ctr" anchorCtr="1"/>
           <a:lstStyle/>
           <a:p>
             <a:pPr>
@@ -1411,10 +1559,9 @@
                     <a:lumOff val="35000"/>
                   </a:schemeClr>
                 </a:solidFill>
-                <a:latin typeface="微软雅黑" panose="020B0503020204020204" charset="-122"/>
-                <a:ea typeface="微软雅黑" panose="020B0503020204020204" charset="-122"/>
-                <a:cs typeface="微软雅黑" panose="020B0503020204020204" charset="-122"/>
-                <a:sym typeface="微软雅黑" panose="020B0503020204020204" charset="-122"/>
+                <a:latin typeface="+mn-lt"/>
+                <a:ea typeface="+mn-ea"/>
+                <a:cs typeface="+mn-cs"/>
               </a:defRPr>
             </a:pPr>
           </a:p>
@@ -1423,6 +1570,44 @@
         <c:crosses val="autoZero"/>
         <c:crossBetween val="between"/>
       </c:valAx>
+      <c:dTable>
+        <c:showHorzBorder val="1"/>
+        <c:showVertBorder val="1"/>
+        <c:showOutline val="1"/>
+        <c:showKeys val="1"/>
+        <c:spPr>
+          <a:noFill/>
+          <a:ln w="9525" cap="flat" cmpd="sng" algn="ctr">
+            <a:solidFill>
+              <a:schemeClr val="tx1">
+                <a:lumMod val="15000"/>
+                <a:lumOff val="85000"/>
+              </a:schemeClr>
+            </a:solidFill>
+            <a:round/>
+          </a:ln>
+          <a:effectLst/>
+        </c:spPr>
+        <c:txPr>
+          <a:bodyPr rot="0" spcFirstLastPara="0" vertOverflow="ellipsis" vert="horz" wrap="square" anchor="ctr" anchorCtr="1"/>
+          <a:lstStyle/>
+          <a:p>
+            <a:pPr>
+              <a:defRPr lang="zh-CN" sz="900" b="0" i="0" u="none" strike="noStrike" kern="1200" baseline="0">
+                <a:solidFill>
+                  <a:schemeClr val="tx1">
+                    <a:lumMod val="65000"/>
+                    <a:lumOff val="35000"/>
+                  </a:schemeClr>
+                </a:solidFill>
+                <a:latin typeface="+mn-lt"/>
+                <a:ea typeface="+mn-ea"/>
+                <a:cs typeface="+mn-cs"/>
+              </a:defRPr>
+            </a:pPr>
+          </a:p>
+        </c:txPr>
+      </c:dTable>
       <c:spPr>
         <a:noFill/>
         <a:ln>
@@ -1460,12 +1645,1099 @@
     <a:lstStyle/>
     <a:p>
       <a:pPr>
-        <a:defRPr lang="zh-CN" b="0">
-          <a:latin typeface="微软雅黑" panose="020B0503020204020204" charset="-122"/>
-          <a:ea typeface="微软雅黑" panose="020B0503020204020204" charset="-122"/>
-          <a:cs typeface="微软雅黑" panose="020B0503020204020204" charset="-122"/>
-          <a:sym typeface="微软雅黑" panose="020B0503020204020204" charset="-122"/>
-        </a:defRPr>
+        <a:defRPr lang="zh-CN"/>
+      </a:pPr>
+    </a:p>
+  </c:txPr>
+  <c:externalData r:id="rId1">
+    <c:autoUpdate val="0"/>
+  </c:externalData>
+</c:chartSpace>
+</file>
+
+<file path=word/charts/chart2.xml><?xml version="1.0" encoding="utf-8"?>
+<c:chartSpace xmlns:c="http://schemas.openxmlformats.org/drawingml/2006/chart" xmlns:a="http://schemas.openxmlformats.org/drawingml/2006/main" xmlns:r="http://schemas.openxmlformats.org/officeDocument/2006/relationships">
+  <c:date1904 val="0"/>
+  <c:lang val="zh-CN"/>
+  <c:roundedCorners val="0"/>
+  <mc:AlternateContent xmlns:mc="http://schemas.openxmlformats.org/markup-compatibility/2006">
+    <mc:Choice xmlns:c14="http://schemas.microsoft.com/office/drawing/2007/8/2/chart" Requires="c14">
+      <c14:style val="102"/>
+    </mc:Choice>
+    <mc:Fallback>
+      <c:style val="2"/>
+    </mc:Fallback>
+  </mc:AlternateContent>
+  <c:chart>
+    <c:title>
+      <c:layout/>
+      <c:overlay val="0"/>
+      <c:spPr>
+        <a:noFill/>
+        <a:ln>
+          <a:noFill/>
+        </a:ln>
+        <a:effectLst/>
+      </c:spPr>
+      <c:txPr>
+        <a:bodyPr rot="0" spcFirstLastPara="0" vertOverflow="ellipsis" vert="horz" wrap="square" anchor="ctr" anchorCtr="1"/>
+        <a:lstStyle/>
+        <a:p>
+          <a:pPr>
+            <a:defRPr lang="zh-CN" sz="1400" b="1" i="0" u="none" strike="noStrike" kern="1200" baseline="0">
+              <a:solidFill>
+                <a:schemeClr val="tx1">
+                  <a:lumMod val="75000"/>
+                  <a:lumOff val="25000"/>
+                </a:schemeClr>
+              </a:solidFill>
+              <a:latin typeface="+mn-lt"/>
+              <a:ea typeface="+mn-ea"/>
+              <a:cs typeface="+mn-cs"/>
+            </a:defRPr>
+          </a:pPr>
+        </a:p>
+      </c:txPr>
+    </c:title>
+    <c:autoTitleDeleted val="0"/>
+    <c:plotArea>
+      <c:layout/>
+      <c:barChart>
+        <c:barDir val="col"/>
+        <c:grouping val="clustered"/>
+        <c:varyColors val="0"/>
+        <c:ser>
+          <c:idx val="0"/>
+          <c:order val="0"/>
+          <c:tx>
+            <c:strRef>
+              <c:f>Sheet1!$B$1</c:f>
+              <c:strCache>
+                <c:ptCount val="1"/>
+                <c:pt idx="0">
+                  <c:v>系列 1</c:v>
+                </c:pt>
+              </c:strCache>
+            </c:strRef>
+          </c:tx>
+          <c:spPr>
+            <a:solidFill>
+              <a:schemeClr val="accent1"/>
+            </a:solidFill>
+            <a:ln>
+              <a:noFill/>
+            </a:ln>
+            <a:effectLst/>
+          </c:spPr>
+          <c:invertIfNegative val="0"/>
+          <c:dLbls>
+            <c:delete val="1"/>
+          </c:dLbls>
+          <c:cat>
+            <c:strRef>
+              <c:f>Sheet1!$A$2:$A$5</c:f>
+              <c:strCache>
+                <c:ptCount val="4"/>
+                <c:pt idx="0">
+                  <c:v>类别1</c:v>
+                </c:pt>
+                <c:pt idx="1">
+                  <c:v>类别2</c:v>
+                </c:pt>
+                <c:pt idx="2">
+                  <c:v>类别3</c:v>
+                </c:pt>
+                <c:pt idx="3">
+                  <c:v>类别4</c:v>
+                </c:pt>
+              </c:strCache>
+            </c:strRef>
+          </c:cat>
+          <c:val>
+            <c:numRef>
+              <c:f>Sheet1!$B$2:$B$5</c:f>
+              <c:numCache>
+                <c:formatCode>General</c:formatCode>
+                <c:ptCount val="4"/>
+                <c:pt idx="0">
+                  <c:v>4.3</c:v>
+                </c:pt>
+                <c:pt idx="1">
+                  <c:v>2.5</c:v>
+                </c:pt>
+                <c:pt idx="2">
+                  <c:v>3.5</c:v>
+                </c:pt>
+                <c:pt idx="3">
+                  <c:v>4.5</c:v>
+                </c:pt>
+              </c:numCache>
+            </c:numRef>
+          </c:val>
+        </c:ser>
+        <c:ser>
+          <c:idx val="1"/>
+          <c:order val="1"/>
+          <c:tx>
+            <c:strRef>
+              <c:f>Sheet1!$C$1</c:f>
+              <c:strCache>
+                <c:ptCount val="1"/>
+                <c:pt idx="0">
+                  <c:v>系列 2</c:v>
+                </c:pt>
+              </c:strCache>
+            </c:strRef>
+          </c:tx>
+          <c:spPr>
+            <a:solidFill>
+              <a:schemeClr val="accent2"/>
+            </a:solidFill>
+            <a:ln>
+              <a:noFill/>
+            </a:ln>
+            <a:effectLst/>
+          </c:spPr>
+          <c:invertIfNegative val="0"/>
+          <c:dLbls>
+            <c:delete val="1"/>
+          </c:dLbls>
+          <c:cat>
+            <c:strRef>
+              <c:f>Sheet1!$A$2:$A$5</c:f>
+              <c:strCache>
+                <c:ptCount val="4"/>
+                <c:pt idx="0">
+                  <c:v>类别1</c:v>
+                </c:pt>
+                <c:pt idx="1">
+                  <c:v>类别2</c:v>
+                </c:pt>
+                <c:pt idx="2">
+                  <c:v>类别3</c:v>
+                </c:pt>
+                <c:pt idx="3">
+                  <c:v>类别4</c:v>
+                </c:pt>
+              </c:strCache>
+            </c:strRef>
+          </c:cat>
+          <c:val>
+            <c:numRef>
+              <c:f>Sheet1!$C$2:$C$5</c:f>
+              <c:numCache>
+                <c:formatCode>General</c:formatCode>
+                <c:ptCount val="4"/>
+                <c:pt idx="0">
+                  <c:v>2.4</c:v>
+                </c:pt>
+                <c:pt idx="1">
+                  <c:v>4.4</c:v>
+                </c:pt>
+                <c:pt idx="2">
+                  <c:v>1.8</c:v>
+                </c:pt>
+                <c:pt idx="3">
+                  <c:v>2.8</c:v>
+                </c:pt>
+              </c:numCache>
+            </c:numRef>
+          </c:val>
+        </c:ser>
+        <c:ser>
+          <c:idx val="2"/>
+          <c:order val="2"/>
+          <c:tx>
+            <c:strRef>
+              <c:f>Sheet1!$D$1</c:f>
+              <c:strCache>
+                <c:ptCount val="1"/>
+                <c:pt idx="0">
+                  <c:v>系列 3</c:v>
+                </c:pt>
+              </c:strCache>
+            </c:strRef>
+          </c:tx>
+          <c:spPr>
+            <a:solidFill>
+              <a:schemeClr val="accent3"/>
+            </a:solidFill>
+            <a:ln>
+              <a:noFill/>
+            </a:ln>
+            <a:effectLst/>
+          </c:spPr>
+          <c:invertIfNegative val="0"/>
+          <c:dLbls>
+            <c:delete val="1"/>
+          </c:dLbls>
+          <c:cat>
+            <c:strRef>
+              <c:f>Sheet1!$A$2:$A$5</c:f>
+              <c:strCache>
+                <c:ptCount val="4"/>
+                <c:pt idx="0">
+                  <c:v>类别1</c:v>
+                </c:pt>
+                <c:pt idx="1">
+                  <c:v>类别2</c:v>
+                </c:pt>
+                <c:pt idx="2">
+                  <c:v>类别3</c:v>
+                </c:pt>
+                <c:pt idx="3">
+                  <c:v>类别4</c:v>
+                </c:pt>
+              </c:strCache>
+            </c:strRef>
+          </c:cat>
+          <c:val>
+            <c:numRef>
+              <c:f>Sheet1!$D$2:$D$5</c:f>
+              <c:numCache>
+                <c:formatCode>General</c:formatCode>
+                <c:ptCount val="4"/>
+                <c:pt idx="0">
+                  <c:v>2</c:v>
+                </c:pt>
+                <c:pt idx="1">
+                  <c:v>2</c:v>
+                </c:pt>
+                <c:pt idx="2">
+                  <c:v>3</c:v>
+                </c:pt>
+                <c:pt idx="3">
+                  <c:v>5</c:v>
+                </c:pt>
+              </c:numCache>
+            </c:numRef>
+          </c:val>
+        </c:ser>
+        <c:dLbls>
+          <c:showLegendKey val="0"/>
+          <c:showVal val="0"/>
+          <c:showCatName val="0"/>
+          <c:showSerName val="0"/>
+          <c:showPercent val="0"/>
+          <c:showBubbleSize val="0"/>
+        </c:dLbls>
+        <c:gapWidth val="246"/>
+        <c:overlap val="-28"/>
+        <c:axId val="949744422"/>
+        <c:axId val="420636642"/>
+      </c:barChart>
+      <c:catAx>
+        <c:axId val="949744422"/>
+        <c:scaling>
+          <c:orientation val="minMax"/>
+        </c:scaling>
+        <c:delete val="0"/>
+        <c:axPos val="b"/>
+        <c:majorTickMark val="none"/>
+        <c:minorTickMark val="none"/>
+        <c:tickLblPos val="nextTo"/>
+        <c:spPr>
+          <a:noFill/>
+          <a:ln w="9525" cap="flat" cmpd="sng" algn="ctr">
+            <a:solidFill>
+              <a:schemeClr val="tx1">
+                <a:lumMod val="15000"/>
+                <a:lumOff val="85000"/>
+              </a:schemeClr>
+            </a:solidFill>
+            <a:round/>
+          </a:ln>
+          <a:effectLst/>
+        </c:spPr>
+        <c:txPr>
+          <a:bodyPr rot="-60000000" spcFirstLastPara="0" vertOverflow="ellipsis" vert="horz" wrap="square" anchor="ctr" anchorCtr="1"/>
+          <a:lstStyle/>
+          <a:p>
+            <a:pPr>
+              <a:defRPr lang="zh-CN" sz="900" b="0" i="0" u="none" strike="noStrike" kern="1200" baseline="0">
+                <a:solidFill>
+                  <a:schemeClr val="tx1">
+                    <a:lumMod val="65000"/>
+                    <a:lumOff val="35000"/>
+                  </a:schemeClr>
+                </a:solidFill>
+                <a:latin typeface="+mn-lt"/>
+                <a:ea typeface="+mn-ea"/>
+                <a:cs typeface="+mn-cs"/>
+              </a:defRPr>
+            </a:pPr>
+          </a:p>
+        </c:txPr>
+        <c:crossAx val="420636642"/>
+        <c:crosses val="autoZero"/>
+        <c:auto val="1"/>
+        <c:lblAlgn val="ctr"/>
+        <c:lblOffset val="100"/>
+        <c:noMultiLvlLbl val="0"/>
+      </c:catAx>
+      <c:valAx>
+        <c:axId val="420636642"/>
+        <c:scaling>
+          <c:orientation val="minMax"/>
+        </c:scaling>
+        <c:delete val="0"/>
+        <c:axPos val="l"/>
+        <c:majorGridlines>
+          <c:spPr>
+            <a:ln w="9525" cap="flat" cmpd="sng" algn="ctr">
+              <a:solidFill>
+                <a:schemeClr val="lt1">
+                  <a:lumMod val="90200"/>
+                </a:schemeClr>
+              </a:solidFill>
+              <a:round/>
+            </a:ln>
+            <a:effectLst/>
+          </c:spPr>
+        </c:majorGridlines>
+        <c:numFmt formatCode="General" sourceLinked="1"/>
+        <c:majorTickMark val="none"/>
+        <c:minorTickMark val="none"/>
+        <c:tickLblPos val="nextTo"/>
+        <c:spPr>
+          <a:noFill/>
+          <a:ln>
+            <a:noFill/>
+          </a:ln>
+          <a:effectLst/>
+        </c:spPr>
+        <c:txPr>
+          <a:bodyPr rot="-60000000" spcFirstLastPara="0" vertOverflow="ellipsis" vert="horz" wrap="square" anchor="ctr" anchorCtr="1"/>
+          <a:lstStyle/>
+          <a:p>
+            <a:pPr>
+              <a:defRPr lang="zh-CN" sz="900" b="0" i="0" u="none" strike="noStrike" kern="1200" baseline="0">
+                <a:solidFill>
+                  <a:schemeClr val="tx1">
+                    <a:lumMod val="65000"/>
+                    <a:lumOff val="35000"/>
+                  </a:schemeClr>
+                </a:solidFill>
+                <a:latin typeface="+mn-lt"/>
+                <a:ea typeface="+mn-ea"/>
+                <a:cs typeface="+mn-cs"/>
+              </a:defRPr>
+            </a:pPr>
+          </a:p>
+        </c:txPr>
+        <c:crossAx val="949744422"/>
+        <c:crosses val="autoZero"/>
+        <c:crossBetween val="between"/>
+      </c:valAx>
+      <c:spPr>
+        <a:noFill/>
+        <a:ln>
+          <a:noFill/>
+        </a:ln>
+        <a:effectLst/>
+      </c:spPr>
+    </c:plotArea>
+    <c:legend>
+      <c:legendPos val="b"/>
+      <c:layout/>
+      <c:overlay val="0"/>
+      <c:spPr>
+        <a:noFill/>
+        <a:ln>
+          <a:noFill/>
+        </a:ln>
+        <a:effectLst/>
+      </c:spPr>
+      <c:txPr>
+        <a:bodyPr rot="0" spcFirstLastPara="0" vertOverflow="ellipsis" vert="horz" wrap="square" anchor="ctr" anchorCtr="1"/>
+        <a:lstStyle/>
+        <a:p>
+          <a:pPr>
+            <a:defRPr lang="zh-CN" sz="900" b="0" i="0" u="none" strike="noStrike" kern="1200" baseline="0">
+              <a:solidFill>
+                <a:schemeClr val="tx1">
+                  <a:lumMod val="65000"/>
+                  <a:lumOff val="35000"/>
+                </a:schemeClr>
+              </a:solidFill>
+              <a:latin typeface="+mn-lt"/>
+              <a:ea typeface="+mn-ea"/>
+              <a:cs typeface="+mn-cs"/>
+            </a:defRPr>
+          </a:pPr>
+        </a:p>
+      </c:txPr>
+    </c:legend>
+    <c:plotVisOnly val="1"/>
+    <c:dispBlanksAs val="gap"/>
+    <c:showDLblsOverMax val="0"/>
+    <c:extLst>
+      <c:ext uri="{0b15fc19-7d7d-44ad-8c2d-2c3a37ce22c3}">
+        <chartProps xmlns="https://web.wps.cn/et/2018/main" chartId="{f32c4b36-78fe-432f-bdf7-2b49090d5867}"/>
+      </c:ext>
+    </c:extLst>
+  </c:chart>
+  <c:spPr>
+    <a:solidFill>
+      <a:schemeClr val="bg1"/>
+    </a:solidFill>
+    <a:ln w="9525" cap="flat" cmpd="sng" algn="ctr">
+      <a:solidFill>
+        <a:schemeClr val="tx1">
+          <a:lumMod val="15000"/>
+          <a:lumOff val="85000"/>
+        </a:schemeClr>
+      </a:solidFill>
+      <a:round/>
+    </a:ln>
+    <a:effectLst/>
+  </c:spPr>
+  <c:txPr>
+    <a:bodyPr/>
+    <a:lstStyle/>
+    <a:p>
+      <a:pPr>
+        <a:defRPr lang="zh-CN"/>
+      </a:pPr>
+    </a:p>
+  </c:txPr>
+  <c:externalData r:id="rId1">
+    <c:autoUpdate val="0"/>
+  </c:externalData>
+</c:chartSpace>
+</file>
+
+<file path=word/charts/chart3.xml><?xml version="1.0" encoding="utf-8"?>
+<c:chartSpace xmlns:c="http://schemas.openxmlformats.org/drawingml/2006/chart" xmlns:a="http://schemas.openxmlformats.org/drawingml/2006/main" xmlns:r="http://schemas.openxmlformats.org/officeDocument/2006/relationships">
+  <c:date1904 val="0"/>
+  <c:lang val="zh-CN"/>
+  <c:roundedCorners val="0"/>
+  <mc:AlternateContent xmlns:mc="http://schemas.openxmlformats.org/markup-compatibility/2006">
+    <mc:Choice xmlns:c14="http://schemas.microsoft.com/office/drawing/2007/8/2/chart" Requires="c14">
+      <c14:style val="102"/>
+    </mc:Choice>
+    <mc:Fallback>
+      <c:style val="2"/>
+    </mc:Fallback>
+  </mc:AlternateContent>
+  <c:chart>
+    <c:title>
+      <c:layout/>
+      <c:overlay val="0"/>
+      <c:spPr>
+        <a:noFill/>
+        <a:ln>
+          <a:noFill/>
+        </a:ln>
+        <a:effectLst/>
+      </c:spPr>
+      <c:txPr>
+        <a:bodyPr rot="0" spcFirstLastPara="0" vertOverflow="ellipsis" vert="horz" wrap="square" anchor="ctr" anchorCtr="1"/>
+        <a:lstStyle/>
+        <a:p>
+          <a:pPr>
+            <a:defRPr lang="zh-CN" sz="1400" b="1" i="0" u="none" strike="noStrike" kern="1200" baseline="0">
+              <a:solidFill>
+                <a:schemeClr val="tx1">
+                  <a:lumMod val="75000"/>
+                  <a:lumOff val="25000"/>
+                </a:schemeClr>
+              </a:solidFill>
+              <a:latin typeface="+mn-lt"/>
+              <a:ea typeface="+mn-ea"/>
+              <a:cs typeface="+mn-cs"/>
+            </a:defRPr>
+          </a:pPr>
+        </a:p>
+      </c:txPr>
+    </c:title>
+    <c:autoTitleDeleted val="0"/>
+    <c:plotArea>
+      <c:layout/>
+      <c:pieChart>
+        <c:varyColors val="1"/>
+        <c:ser>
+          <c:idx val="0"/>
+          <c:order val="0"/>
+          <c:tx>
+            <c:strRef>
+              <c:f>Sheet1!$B$1</c:f>
+              <c:strCache>
+                <c:ptCount val="1"/>
+                <c:pt idx="0">
+                  <c:v>销售额</c:v>
+                </c:pt>
+              </c:strCache>
+            </c:strRef>
+          </c:tx>
+          <c:spPr/>
+          <c:explosion val="0"/>
+          <c:dPt>
+            <c:idx val="0"/>
+            <c:bubble3D val="0"/>
+            <c:spPr>
+              <a:solidFill>
+                <a:schemeClr val="accent1"/>
+              </a:solidFill>
+              <a:ln>
+                <a:solidFill>
+                  <a:schemeClr val="bg1"/>
+                </a:solidFill>
+              </a:ln>
+              <a:effectLst/>
+            </c:spPr>
+          </c:dPt>
+          <c:dPt>
+            <c:idx val="1"/>
+            <c:bubble3D val="0"/>
+            <c:spPr>
+              <a:solidFill>
+                <a:schemeClr val="accent2"/>
+              </a:solidFill>
+              <a:ln>
+                <a:solidFill>
+                  <a:schemeClr val="bg1"/>
+                </a:solidFill>
+              </a:ln>
+              <a:effectLst/>
+            </c:spPr>
+          </c:dPt>
+          <c:dPt>
+            <c:idx val="2"/>
+            <c:bubble3D val="0"/>
+            <c:spPr>
+              <a:solidFill>
+                <a:schemeClr val="accent3"/>
+              </a:solidFill>
+              <a:ln>
+                <a:solidFill>
+                  <a:schemeClr val="bg1"/>
+                </a:solidFill>
+              </a:ln>
+              <a:effectLst/>
+            </c:spPr>
+          </c:dPt>
+          <c:dPt>
+            <c:idx val="3"/>
+            <c:bubble3D val="0"/>
+            <c:spPr>
+              <a:solidFill>
+                <a:schemeClr val="accent4"/>
+              </a:solidFill>
+              <a:ln>
+                <a:solidFill>
+                  <a:schemeClr val="bg1"/>
+                </a:solidFill>
+              </a:ln>
+              <a:effectLst/>
+            </c:spPr>
+          </c:dPt>
+          <c:dLbls>
+            <c:delete val="1"/>
+          </c:dLbls>
+          <c:cat>
+            <c:strRef>
+              <c:f>Sheet1!$A$2:$A$5</c:f>
+              <c:strCache>
+                <c:ptCount val="4"/>
+                <c:pt idx="0">
+                  <c:v>第一季度</c:v>
+                </c:pt>
+                <c:pt idx="1">
+                  <c:v>第二季度</c:v>
+                </c:pt>
+                <c:pt idx="2">
+                  <c:v>第三季度</c:v>
+                </c:pt>
+                <c:pt idx="3">
+                  <c:v>第四季度</c:v>
+                </c:pt>
+              </c:strCache>
+            </c:strRef>
+          </c:cat>
+          <c:val>
+            <c:numRef>
+              <c:f>Sheet1!$B$2:$B$5</c:f>
+              <c:numCache>
+                <c:formatCode>General</c:formatCode>
+                <c:ptCount val="4"/>
+                <c:pt idx="0">
+                  <c:v>8.2</c:v>
+                </c:pt>
+                <c:pt idx="1">
+                  <c:v>3.2</c:v>
+                </c:pt>
+                <c:pt idx="2">
+                  <c:v>1.4</c:v>
+                </c:pt>
+                <c:pt idx="3">
+                  <c:v>1.2</c:v>
+                </c:pt>
+              </c:numCache>
+            </c:numRef>
+          </c:val>
+        </c:ser>
+        <c:dLbls>
+          <c:showLegendKey val="0"/>
+          <c:showVal val="0"/>
+          <c:showCatName val="0"/>
+          <c:showSerName val="0"/>
+          <c:showPercent val="0"/>
+          <c:showBubbleSize val="0"/>
+          <c:showLeaderLines val="1"/>
+        </c:dLbls>
+        <c:firstSliceAng val="0"/>
+      </c:pieChart>
+      <c:spPr>
+        <a:noFill/>
+        <a:ln>
+          <a:noFill/>
+        </a:ln>
+        <a:effectLst/>
+      </c:spPr>
+    </c:plotArea>
+    <c:legend>
+      <c:legendPos val="t"/>
+      <c:layout/>
+      <c:overlay val="0"/>
+      <c:spPr>
+        <a:noFill/>
+        <a:ln>
+          <a:noFill/>
+        </a:ln>
+        <a:effectLst/>
+      </c:spPr>
+      <c:txPr>
+        <a:bodyPr rot="0" spcFirstLastPara="0" vertOverflow="ellipsis" vert="horz" wrap="square" anchor="ctr" anchorCtr="1"/>
+        <a:lstStyle/>
+        <a:p>
+          <a:pPr>
+            <a:defRPr lang="zh-CN" sz="900" b="0" i="0" u="none" strike="noStrike" kern="1200" baseline="0">
+              <a:solidFill>
+                <a:schemeClr val="tx1">
+                  <a:lumMod val="65000"/>
+                  <a:lumOff val="35000"/>
+                </a:schemeClr>
+              </a:solidFill>
+              <a:latin typeface="+mn-lt"/>
+              <a:ea typeface="+mn-ea"/>
+              <a:cs typeface="+mn-cs"/>
+            </a:defRPr>
+          </a:pPr>
+        </a:p>
+      </c:txPr>
+    </c:legend>
+    <c:plotVisOnly val="1"/>
+    <c:dispBlanksAs val="gap"/>
+    <c:showDLblsOverMax val="0"/>
+  </c:chart>
+  <c:spPr>
+    <a:solidFill>
+      <a:schemeClr val="bg1"/>
+    </a:solidFill>
+    <a:ln w="9525" cap="flat" cmpd="sng" algn="ctr">
+      <a:solidFill>
+        <a:schemeClr val="tx1">
+          <a:lumMod val="15000"/>
+          <a:lumOff val="85000"/>
+        </a:schemeClr>
+      </a:solidFill>
+      <a:round/>
+    </a:ln>
+    <a:effectLst/>
+  </c:spPr>
+  <c:txPr>
+    <a:bodyPr/>
+    <a:lstStyle/>
+    <a:p>
+      <a:pPr>
+        <a:defRPr lang="zh-CN"/>
+      </a:pPr>
+    </a:p>
+  </c:txPr>
+  <c:externalData r:id="rId1">
+    <c:autoUpdate val="0"/>
+  </c:externalData>
+</c:chartSpace>
+</file>
+
+<file path=word/charts/chart4.xml><?xml version="1.0" encoding="utf-8"?>
+<c:chartSpace xmlns:c="http://schemas.openxmlformats.org/drawingml/2006/chart" xmlns:a="http://schemas.openxmlformats.org/drawingml/2006/main" xmlns:r="http://schemas.openxmlformats.org/officeDocument/2006/relationships">
+  <c:date1904 val="0"/>
+  <c:lang val="zh-CN"/>
+  <c:roundedCorners val="0"/>
+  <mc:AlternateContent xmlns:mc="http://schemas.openxmlformats.org/markup-compatibility/2006">
+    <mc:Choice xmlns:c14="http://schemas.microsoft.com/office/drawing/2007/8/2/chart" Requires="c14">
+      <c14:style val="102"/>
+    </mc:Choice>
+    <mc:Fallback>
+      <c:style val="2"/>
+    </mc:Fallback>
+  </mc:AlternateContent>
+  <c:chart>
+    <c:title>
+      <c:layout/>
+      <c:overlay val="0"/>
+      <c:spPr>
+        <a:noFill/>
+        <a:ln>
+          <a:noFill/>
+        </a:ln>
+        <a:effectLst/>
+      </c:spPr>
+      <c:txPr>
+        <a:bodyPr rot="0" spcFirstLastPara="0" vertOverflow="ellipsis" vert="horz" wrap="square" anchor="ctr" anchorCtr="1"/>
+        <a:lstStyle/>
+        <a:p>
+          <a:pPr>
+            <a:defRPr lang="zh-CN" sz="1400" b="1" i="0" u="none" strike="noStrike" kern="1200" baseline="0">
+              <a:solidFill>
+                <a:schemeClr val="tx1">
+                  <a:lumMod val="75000"/>
+                  <a:lumOff val="25000"/>
+                </a:schemeClr>
+              </a:solidFill>
+              <a:latin typeface="+mn-lt"/>
+              <a:ea typeface="+mn-ea"/>
+              <a:cs typeface="+mn-cs"/>
+            </a:defRPr>
+          </a:pPr>
+        </a:p>
+      </c:txPr>
+    </c:title>
+    <c:autoTitleDeleted val="0"/>
+    <c:plotArea>
+      <c:layout/>
+      <c:areaChart>
+        <c:grouping val="standard"/>
+        <c:varyColors val="0"/>
+        <c:ser>
+          <c:idx val="0"/>
+          <c:order val="0"/>
+          <c:tx>
+            <c:strRef>
+              <c:f>Sheet1!$B$1</c:f>
+              <c:strCache>
+                <c:ptCount val="1"/>
+                <c:pt idx="0">
+                  <c:v>系列 1</c:v>
+                </c:pt>
+              </c:strCache>
+            </c:strRef>
+          </c:tx>
+          <c:spPr>
+            <a:solidFill>
+              <a:schemeClr val="accent1"/>
+            </a:solidFill>
+            <a:ln>
+              <a:noFill/>
+            </a:ln>
+            <a:effectLst/>
+          </c:spPr>
+          <c:dLbls>
+            <c:delete val="1"/>
+          </c:dLbls>
+          <c:cat>
+            <c:numRef>
+              <c:f>Sheet1!$A$2:$A$6</c:f>
+              <c:numCache>
+                <c:formatCode>yyyy/m/d</c:formatCode>
+                <c:ptCount val="5"/>
+                <c:pt idx="0" c:formatCode="yyyy/m/d">
+                  <c:v>37261</c:v>
+                </c:pt>
+                <c:pt idx="1" c:formatCode="yyyy/m/d">
+                  <c:v>37262</c:v>
+                </c:pt>
+                <c:pt idx="2" c:formatCode="yyyy/m/d">
+                  <c:v>37263</c:v>
+                </c:pt>
+                <c:pt idx="3" c:formatCode="yyyy/m/d">
+                  <c:v>37264</c:v>
+                </c:pt>
+                <c:pt idx="4" c:formatCode="yyyy/m/d">
+                  <c:v>37265</c:v>
+                </c:pt>
+              </c:numCache>
+            </c:numRef>
+          </c:cat>
+          <c:val>
+            <c:numRef>
+              <c:f>Sheet1!$B$2:$B$6</c:f>
+              <c:numCache>
+                <c:formatCode>General</c:formatCode>
+                <c:ptCount val="5"/>
+                <c:pt idx="0">
+                  <c:v>32</c:v>
+                </c:pt>
+                <c:pt idx="1">
+                  <c:v>32</c:v>
+                </c:pt>
+                <c:pt idx="2">
+                  <c:v>28</c:v>
+                </c:pt>
+                <c:pt idx="3">
+                  <c:v>12</c:v>
+                </c:pt>
+                <c:pt idx="4">
+                  <c:v>15</c:v>
+                </c:pt>
+              </c:numCache>
+            </c:numRef>
+          </c:val>
+        </c:ser>
+        <c:ser>
+          <c:idx val="1"/>
+          <c:order val="1"/>
+          <c:tx>
+            <c:strRef>
+              <c:f>Sheet1!$C$1</c:f>
+              <c:strCache>
+                <c:ptCount val="1"/>
+                <c:pt idx="0">
+                  <c:v>系列 2</c:v>
+                </c:pt>
+              </c:strCache>
+            </c:strRef>
+          </c:tx>
+          <c:spPr>
+            <a:solidFill>
+              <a:schemeClr val="accent2"/>
+            </a:solidFill>
+            <a:ln>
+              <a:noFill/>
+            </a:ln>
+            <a:effectLst/>
+          </c:spPr>
+          <c:dLbls>
+            <c:delete val="1"/>
+          </c:dLbls>
+          <c:cat>
+            <c:numRef>
+              <c:f>Sheet1!$A$2:$A$6</c:f>
+              <c:numCache>
+                <c:formatCode>yyyy/m/d</c:formatCode>
+                <c:ptCount val="5"/>
+                <c:pt idx="0" c:formatCode="yyyy/m/d">
+                  <c:v>37261</c:v>
+                </c:pt>
+                <c:pt idx="1" c:formatCode="yyyy/m/d">
+                  <c:v>37262</c:v>
+                </c:pt>
+                <c:pt idx="2" c:formatCode="yyyy/m/d">
+                  <c:v>37263</c:v>
+                </c:pt>
+                <c:pt idx="3" c:formatCode="yyyy/m/d">
+                  <c:v>37264</c:v>
+                </c:pt>
+                <c:pt idx="4" c:formatCode="yyyy/m/d">
+                  <c:v>37265</c:v>
+                </c:pt>
+              </c:numCache>
+            </c:numRef>
+          </c:cat>
+          <c:val>
+            <c:numRef>
+              <c:f>Sheet1!$C$2:$C$6</c:f>
+              <c:numCache>
+                <c:formatCode>General</c:formatCode>
+                <c:ptCount val="5"/>
+                <c:pt idx="0">
+                  <c:v>12</c:v>
+                </c:pt>
+                <c:pt idx="1">
+                  <c:v>12</c:v>
+                </c:pt>
+                <c:pt idx="2">
+                  <c:v>12</c:v>
+                </c:pt>
+                <c:pt idx="3">
+                  <c:v>21</c:v>
+                </c:pt>
+                <c:pt idx="4">
+                  <c:v>28</c:v>
+                </c:pt>
+              </c:numCache>
+            </c:numRef>
+          </c:val>
+        </c:ser>
+        <c:dLbls>
+          <c:showLegendKey val="0"/>
+          <c:showVal val="0"/>
+          <c:showCatName val="0"/>
+          <c:showSerName val="0"/>
+          <c:showPercent val="0"/>
+          <c:showBubbleSize val="0"/>
+        </c:dLbls>
+        <c:axId val="196367665"/>
+        <c:axId val="223766923"/>
+      </c:areaChart>
+      <c:dateAx>
+        <c:axId val="196367665"/>
+        <c:scaling>
+          <c:orientation val="minMax"/>
+        </c:scaling>
+        <c:delete val="0"/>
+        <c:axPos val="b"/>
+        <c:majorTickMark val="out"/>
+        <c:minorTickMark val="none"/>
+        <c:tickLblPos val="nextTo"/>
+        <c:spPr>
+          <a:noFill/>
+          <a:ln w="9525" cap="flat" cmpd="sng" algn="ctr">
+            <a:solidFill>
+              <a:schemeClr val="tx1">
+                <a:lumMod val="15000"/>
+                <a:lumOff val="85000"/>
+              </a:schemeClr>
+            </a:solidFill>
+            <a:round/>
+          </a:ln>
+          <a:effectLst/>
+        </c:spPr>
+        <c:txPr>
+          <a:bodyPr rot="-60000000" spcFirstLastPara="0" vertOverflow="ellipsis" vert="horz" wrap="square" anchor="ctr" anchorCtr="1"/>
+          <a:lstStyle/>
+          <a:p>
+            <a:pPr>
+              <a:defRPr lang="zh-CN" sz="900" b="0" i="0" u="none" strike="noStrike" kern="1200" baseline="0">
+                <a:solidFill>
+                  <a:schemeClr val="tx1">
+                    <a:lumMod val="65000"/>
+                    <a:lumOff val="35000"/>
+                  </a:schemeClr>
+                </a:solidFill>
+                <a:latin typeface="+mn-lt"/>
+                <a:ea typeface="+mn-ea"/>
+                <a:cs typeface="+mn-cs"/>
+              </a:defRPr>
+            </a:pPr>
+          </a:p>
+        </c:txPr>
+        <c:crossAx val="223766923"/>
+        <c:crosses val="autoZero"/>
+        <c:auto val="1"/>
+        <c:lblOffset val="100"/>
+        <c:baseTimeUnit val="days"/>
+      </c:dateAx>
+      <c:valAx>
+        <c:axId val="223766923"/>
+        <c:scaling>
+          <c:orientation val="minMax"/>
+        </c:scaling>
+        <c:delete val="0"/>
+        <c:axPos val="l"/>
+        <c:majorGridlines>
+          <c:spPr>
+            <a:ln w="9525" cap="flat" cmpd="sng" algn="ctr">
+              <a:solidFill>
+                <a:schemeClr val="lt1">
+                  <a:lumMod val="90200"/>
+                </a:schemeClr>
+              </a:solidFill>
+              <a:round/>
+            </a:ln>
+            <a:effectLst/>
+          </c:spPr>
+        </c:majorGridlines>
+        <c:numFmt formatCode="General" sourceLinked="1"/>
+        <c:majorTickMark val="none"/>
+        <c:minorTickMark val="none"/>
+        <c:tickLblPos val="nextTo"/>
+        <c:spPr>
+          <a:noFill/>
+          <a:ln>
+            <a:noFill/>
+          </a:ln>
+          <a:effectLst/>
+        </c:spPr>
+        <c:txPr>
+          <a:bodyPr rot="-60000000" spcFirstLastPara="0" vertOverflow="ellipsis" vert="horz" wrap="square" anchor="ctr" anchorCtr="1"/>
+          <a:lstStyle/>
+          <a:p>
+            <a:pPr>
+              <a:defRPr lang="zh-CN" sz="900" b="0" i="0" u="none" strike="noStrike" kern="1200" baseline="0">
+                <a:solidFill>
+                  <a:schemeClr val="tx1">
+                    <a:lumMod val="65000"/>
+                    <a:lumOff val="35000"/>
+                  </a:schemeClr>
+                </a:solidFill>
+                <a:latin typeface="+mn-lt"/>
+                <a:ea typeface="+mn-ea"/>
+                <a:cs typeface="+mn-cs"/>
+              </a:defRPr>
+            </a:pPr>
+          </a:p>
+        </c:txPr>
+        <c:crossAx val="196367665"/>
+        <c:crosses val="autoZero"/>
+        <c:crossBetween val="midCat"/>
+      </c:valAx>
+      <c:spPr>
+        <a:noFill/>
+        <a:ln>
+          <a:noFill/>
+        </a:ln>
+        <a:effectLst/>
+      </c:spPr>
+    </c:plotArea>
+    <c:legend>
+      <c:legendPos val="b"/>
+      <c:layout/>
+      <c:overlay val="0"/>
+      <c:spPr>
+        <a:noFill/>
+        <a:ln>
+          <a:noFill/>
+        </a:ln>
+        <a:effectLst/>
+      </c:spPr>
+      <c:txPr>
+        <a:bodyPr rot="0" spcFirstLastPara="0" vertOverflow="ellipsis" vert="horz" wrap="square" anchor="ctr" anchorCtr="1"/>
+        <a:lstStyle/>
+        <a:p>
+          <a:pPr>
+            <a:defRPr lang="zh-CN" sz="900" b="0" i="0" u="none" strike="noStrike" kern="1200" baseline="0">
+              <a:solidFill>
+                <a:schemeClr val="tx1">
+                  <a:lumMod val="65000"/>
+                  <a:lumOff val="35000"/>
+                </a:schemeClr>
+              </a:solidFill>
+              <a:latin typeface="+mn-lt"/>
+              <a:ea typeface="+mn-ea"/>
+              <a:cs typeface="+mn-cs"/>
+            </a:defRPr>
+          </a:pPr>
+        </a:p>
+      </c:txPr>
+    </c:legend>
+    <c:plotVisOnly val="1"/>
+    <c:dispBlanksAs val="zero"/>
+    <c:showDLblsOverMax val="0"/>
+  </c:chart>
+  <c:spPr>
+    <a:solidFill>
+      <a:schemeClr val="bg1"/>
+    </a:solidFill>
+    <a:ln w="9525" cap="flat" cmpd="sng" algn="ctr">
+      <a:solidFill>
+        <a:schemeClr val="tx1">
+          <a:lumMod val="15000"/>
+          <a:lumOff val="85000"/>
+        </a:schemeClr>
+      </a:solidFill>
+      <a:round/>
+    </a:ln>
+    <a:effectLst/>
+  </c:spPr>
+  <c:txPr>
+    <a:bodyPr/>
+    <a:lstStyle/>
+    <a:p>
+      <a:pPr>
+        <a:defRPr lang="zh-CN"/>
       </a:pPr>
     </a:p>
   </c:txPr>
@@ -1515,8 +2787,638 @@
 </cs:colorStyle>
 </file>
 
+<file path=word/charts/colors2.xml><?xml version="1.0" encoding="utf-8"?>
+<cs:colorStyle xmlns:cs="http://schemas.microsoft.com/office/drawing/2012/chartStyle" xmlns:a="http://schemas.openxmlformats.org/drawingml/2006/main" meth="cycle" id="10">
+  <a:schemeClr val="accent1"/>
+  <a:schemeClr val="accent2"/>
+  <a:schemeClr val="accent3"/>
+  <a:schemeClr val="accent4"/>
+  <a:schemeClr val="accent5"/>
+  <a:schemeClr val="accent6"/>
+  <cs:variation/>
+  <cs:variation>
+    <a:lumMod val="60000"/>
+  </cs:variation>
+  <cs:variation>
+    <a:lumMod val="80000"/>
+    <a:lumOff val="20000"/>
+  </cs:variation>
+  <cs:variation>
+    <a:lumMod val="80000"/>
+  </cs:variation>
+  <cs:variation>
+    <a:lumMod val="60000"/>
+    <a:lumOff val="40000"/>
+  </cs:variation>
+  <cs:variation>
+    <a:lumMod val="50000"/>
+  </cs:variation>
+  <cs:variation>
+    <a:lumMod val="70000"/>
+    <a:lumOff val="30000"/>
+  </cs:variation>
+  <cs:variation>
+    <a:lumMod val="70000"/>
+  </cs:variation>
+  <cs:variation>
+    <a:lumMod val="50000"/>
+    <a:lumOff val="50000"/>
+  </cs:variation>
+</cs:colorStyle>
+</file>
+
+<file path=word/charts/colors3.xml><?xml version="1.0" encoding="utf-8"?>
+<cs:colorStyle xmlns:cs="http://schemas.microsoft.com/office/drawing/2012/chartStyle" xmlns:a="http://schemas.openxmlformats.org/drawingml/2006/main" meth="cycle" id="10">
+  <a:schemeClr val="accent1"/>
+  <a:schemeClr val="accent2"/>
+  <a:schemeClr val="accent3"/>
+  <a:schemeClr val="accent4"/>
+  <a:schemeClr val="accent5"/>
+  <a:schemeClr val="accent6"/>
+  <cs:variation/>
+  <cs:variation>
+    <a:lumMod val="60000"/>
+  </cs:variation>
+  <cs:variation>
+    <a:lumMod val="80000"/>
+    <a:lumOff val="20000"/>
+  </cs:variation>
+  <cs:variation>
+    <a:lumMod val="80000"/>
+  </cs:variation>
+  <cs:variation>
+    <a:lumMod val="60000"/>
+    <a:lumOff val="40000"/>
+  </cs:variation>
+  <cs:variation>
+    <a:lumMod val="50000"/>
+  </cs:variation>
+  <cs:variation>
+    <a:lumMod val="70000"/>
+    <a:lumOff val="30000"/>
+  </cs:variation>
+  <cs:variation>
+    <a:lumMod val="70000"/>
+  </cs:variation>
+  <cs:variation>
+    <a:lumMod val="50000"/>
+    <a:lumOff val="50000"/>
+  </cs:variation>
+</cs:colorStyle>
+</file>
+
+<file path=word/charts/colors4.xml><?xml version="1.0" encoding="utf-8"?>
+<cs:colorStyle xmlns:cs="http://schemas.microsoft.com/office/drawing/2012/chartStyle" xmlns:a="http://schemas.openxmlformats.org/drawingml/2006/main" meth="cycle" id="10">
+  <a:schemeClr val="accent1"/>
+  <a:schemeClr val="accent2"/>
+  <a:schemeClr val="accent3"/>
+  <a:schemeClr val="accent4"/>
+  <a:schemeClr val="accent5"/>
+  <a:schemeClr val="accent6"/>
+  <cs:variation/>
+  <cs:variation>
+    <a:lumMod val="60000"/>
+  </cs:variation>
+  <cs:variation>
+    <a:lumMod val="80000"/>
+    <a:lumOff val="20000"/>
+  </cs:variation>
+  <cs:variation>
+    <a:lumMod val="80000"/>
+  </cs:variation>
+  <cs:variation>
+    <a:lumMod val="60000"/>
+    <a:lumOff val="40000"/>
+  </cs:variation>
+  <cs:variation>
+    <a:lumMod val="50000"/>
+  </cs:variation>
+  <cs:variation>
+    <a:lumMod val="70000"/>
+    <a:lumOff val="30000"/>
+  </cs:variation>
+  <cs:variation>
+    <a:lumMod val="70000"/>
+  </cs:variation>
+  <cs:variation>
+    <a:lumMod val="50000"/>
+    <a:lumOff val="50000"/>
+  </cs:variation>
+</cs:colorStyle>
+</file>
+
 <file path=word/charts/style1.xml><?xml version="1.0" encoding="utf-8"?>
-<cs:chartStyle xmlns:cs="http://schemas.microsoft.com/office/drawing/2012/chartStyle" xmlns:a="http://schemas.openxmlformats.org/drawingml/2006/main" id="10028">
+<cs:chartStyle xmlns:cs="http://schemas.microsoft.com/office/drawing/2012/chartStyle" xmlns:a="http://schemas.openxmlformats.org/drawingml/2006/main" id="10001">
+  <cs:axisTitle>
+    <cs:lnRef idx="0"/>
+    <cs:fillRef idx="0"/>
+    <cs:effectRef idx="0"/>
+    <cs:fontRef idx="minor">
+      <a:schemeClr val="tx1">
+        <a:lumMod val="65000"/>
+        <a:lumOff val="35000"/>
+      </a:schemeClr>
+    </cs:fontRef>
+    <cs:defRPr sz="1000" kern="1200"/>
+  </cs:axisTitle>
+  <cs:categoryAxis>
+    <cs:lnRef idx="0"/>
+    <cs:fillRef idx="0"/>
+    <cs:effectRef idx="0"/>
+    <cs:fontRef idx="minor">
+      <a:schemeClr val="tx1">
+        <a:lumMod val="65000"/>
+        <a:lumOff val="35000"/>
+      </a:schemeClr>
+    </cs:fontRef>
+    <cs:spPr>
+      <a:ln w="9525" cap="flat" cmpd="sng" algn="ctr">
+        <a:solidFill>
+          <a:schemeClr val="tx1">
+            <a:lumMod val="15000"/>
+            <a:lumOff val="85000"/>
+          </a:schemeClr>
+        </a:solidFill>
+        <a:round/>
+      </a:ln>
+    </cs:spPr>
+    <cs:defRPr sz="900" kern="1200"/>
+  </cs:categoryAxis>
+  <cs:chartArea mods="allowNoFillOverride allowNoLineOverride">
+    <cs:lnRef idx="0"/>
+    <cs:fillRef idx="0"/>
+    <cs:effectRef idx="0"/>
+    <cs:fontRef idx="minor">
+      <a:schemeClr val="tx1"/>
+    </cs:fontRef>
+    <cs:spPr>
+      <a:solidFill>
+        <a:schemeClr val="bg1"/>
+      </a:solidFill>
+      <a:ln w="9525" cap="flat" cmpd="sng" algn="ctr">
+        <a:solidFill>
+          <a:schemeClr val="tx1">
+            <a:lumMod val="15000"/>
+            <a:lumOff val="85000"/>
+          </a:schemeClr>
+        </a:solidFill>
+        <a:round/>
+      </a:ln>
+    </cs:spPr>
+    <cs:defRPr sz="1000" kern="1200"/>
+  </cs:chartArea>
+  <cs:dataLabel>
+    <cs:lnRef idx="0"/>
+    <cs:fillRef idx="0"/>
+    <cs:effectRef idx="0"/>
+    <cs:fontRef idx="minor">
+      <a:schemeClr val="tx1">
+        <a:lumMod val="75000"/>
+        <a:lumOff val="25000"/>
+      </a:schemeClr>
+    </cs:fontRef>
+    <cs:defRPr sz="1000" kern="1200"/>
+  </cs:dataLabel>
+  <cs:dataLabelCallout>
+    <cs:lnRef idx="0"/>
+    <cs:fillRef idx="0"/>
+    <cs:effectRef idx="0"/>
+    <cs:fontRef idx="minor">
+      <a:schemeClr val="dk1">
+        <a:lumMod val="65000"/>
+        <a:lumOff val="35000"/>
+      </a:schemeClr>
+    </cs:fontRef>
+    <cs:spPr>
+      <a:solidFill>
+        <a:schemeClr val="lt1"/>
+      </a:solidFill>
+      <a:ln>
+        <a:solidFill>
+          <a:schemeClr val="dk1">
+            <a:lumMod val="25000"/>
+            <a:lumOff val="75000"/>
+          </a:schemeClr>
+        </a:solidFill>
+      </a:ln>
+    </cs:spPr>
+    <cs:defRPr sz="1000" kern="1200"/>
+    <cs:bodyPr rot="0" spcFirstLastPara="1" vertOverflow="clip" horzOverflow="clip" vert="horz" wrap="square" lIns="36576" tIns="18288" rIns="36576" bIns="18288" anchor="ctr" anchorCtr="1">
+      <a:spAutoFit/>
+    </cs:bodyPr>
+  </cs:dataLabelCallout>
+  <cs:dataPoint>
+    <cs:lnRef idx="0">
+      <cs:styleClr val="auto"/>
+    </cs:lnRef>
+    <cs:fillRef idx="1">
+      <cs:styleClr val="auto"/>
+    </cs:fillRef>
+    <cs:effectRef idx="0"/>
+    <cs:fontRef idx="minor">
+      <a:schemeClr val="dk1"/>
+    </cs:fontRef>
+    <cs:spPr>
+      <a:ln>
+        <a:noFill/>
+      </a:ln>
+      <a:effectLst/>
+    </cs:spPr>
+  </cs:dataPoint>
+  <cs:dataPoint3D>
+    <cs:lnRef idx="0"/>
+    <cs:fillRef idx="1">
+      <cs:styleClr val="auto"/>
+    </cs:fillRef>
+    <cs:effectRef idx="0"/>
+    <cs:fontRef idx="minor">
+      <a:schemeClr val="tx1"/>
+    </cs:fontRef>
+  </cs:dataPoint3D>
+  <cs:dataPointLine>
+    <cs:lnRef idx="0">
+      <cs:styleClr val="auto"/>
+    </cs:lnRef>
+    <cs:fillRef idx="1"/>
+    <cs:effectRef idx="0"/>
+    <cs:fontRef idx="minor">
+      <a:schemeClr val="tx1"/>
+    </cs:fontRef>
+    <cs:spPr>
+      <a:ln w="28575" cap="rnd">
+        <a:solidFill>
+          <a:schemeClr val="phClr"/>
+        </a:solidFill>
+        <a:round/>
+      </a:ln>
+    </cs:spPr>
+  </cs:dataPointLine>
+  <cs:dataPointMarker>
+    <cs:lnRef idx="0">
+      <cs:styleClr val="auto"/>
+    </cs:lnRef>
+    <cs:fillRef idx="1">
+      <cs:styleClr val="auto"/>
+    </cs:fillRef>
+    <cs:effectRef idx="0"/>
+    <cs:fontRef idx="minor">
+      <a:schemeClr val="tx1"/>
+    </cs:fontRef>
+    <cs:spPr>
+      <a:ln w="9525">
+        <a:solidFill>
+          <a:schemeClr val="phClr"/>
+        </a:solidFill>
+      </a:ln>
+    </cs:spPr>
+  </cs:dataPointMarker>
+  <cs:dataPointMarkerLayout symbol="circle" size="5"/>
+  <cs:dataPointWireframe>
+    <cs:lnRef idx="0">
+      <cs:styleClr val="auto"/>
+    </cs:lnRef>
+    <cs:fillRef idx="1"/>
+    <cs:effectRef idx="0"/>
+    <cs:fontRef idx="minor">
+      <a:schemeClr val="tx1"/>
+    </cs:fontRef>
+    <cs:spPr>
+      <a:ln w="9525" cap="rnd">
+        <a:solidFill>
+          <a:schemeClr val="phClr"/>
+        </a:solidFill>
+        <a:round/>
+      </a:ln>
+    </cs:spPr>
+  </cs:dataPointWireframe>
+  <cs:dataTable>
+    <cs:lnRef idx="0"/>
+    <cs:fillRef idx="0"/>
+    <cs:effectRef idx="0"/>
+    <cs:fontRef idx="minor">
+      <a:schemeClr val="tx1">
+        <a:lumMod val="65000"/>
+        <a:lumOff val="35000"/>
+      </a:schemeClr>
+    </cs:fontRef>
+    <cs:spPr>
+      <a:noFill/>
+      <a:ln w="9525" cap="flat" cmpd="sng" algn="ctr">
+        <a:solidFill>
+          <a:schemeClr val="tx1">
+            <a:lumMod val="15000"/>
+            <a:lumOff val="85000"/>
+          </a:schemeClr>
+        </a:solidFill>
+        <a:round/>
+      </a:ln>
+    </cs:spPr>
+    <cs:defRPr sz="900" kern="1200"/>
+  </cs:dataTable>
+  <cs:downBar>
+    <cs:lnRef idx="0"/>
+    <cs:fillRef idx="0"/>
+    <cs:effectRef idx="0"/>
+    <cs:fontRef idx="minor">
+      <a:schemeClr val="dk1"/>
+    </cs:fontRef>
+    <cs:spPr>
+      <a:solidFill>
+        <a:schemeClr val="dk1">
+          <a:lumMod val="65000"/>
+          <a:lumOff val="35000"/>
+        </a:schemeClr>
+      </a:solidFill>
+      <a:ln w="9525">
+        <a:solidFill>
+          <a:schemeClr val="tx1">
+            <a:lumMod val="65000"/>
+            <a:lumOff val="35000"/>
+          </a:schemeClr>
+        </a:solidFill>
+      </a:ln>
+    </cs:spPr>
+  </cs:downBar>
+  <cs:dropLine>
+    <cs:lnRef idx="0"/>
+    <cs:fillRef idx="0"/>
+    <cs:effectRef idx="0"/>
+    <cs:fontRef idx="minor">
+      <a:schemeClr val="tx1"/>
+    </cs:fontRef>
+    <cs:spPr>
+      <a:ln w="9525" cap="flat" cmpd="sng" algn="ctr">
+        <a:solidFill>
+          <a:schemeClr val="tx1">
+            <a:lumMod val="35000"/>
+            <a:lumOff val="65000"/>
+          </a:schemeClr>
+        </a:solidFill>
+        <a:round/>
+      </a:ln>
+    </cs:spPr>
+  </cs:dropLine>
+  <cs:errorBar>
+    <cs:lnRef idx="0"/>
+    <cs:fillRef idx="0"/>
+    <cs:effectRef idx="0"/>
+    <cs:fontRef idx="minor">
+      <a:schemeClr val="tx1"/>
+    </cs:fontRef>
+    <cs:spPr>
+      <a:ln w="9525" cap="flat" cmpd="sng" algn="ctr">
+        <a:solidFill>
+          <a:schemeClr val="tx1">
+            <a:lumMod val="65000"/>
+            <a:lumOff val="35000"/>
+          </a:schemeClr>
+        </a:solidFill>
+        <a:round/>
+      </a:ln>
+    </cs:spPr>
+  </cs:errorBar>
+  <cs:floor>
+    <cs:lnRef idx="0"/>
+    <cs:fillRef idx="0"/>
+    <cs:effectRef idx="0"/>
+    <cs:fontRef idx="minor">
+      <a:schemeClr val="tx1"/>
+    </cs:fontRef>
+    <cs:spPr>
+      <a:noFill/>
+      <a:ln>
+        <a:noFill/>
+      </a:ln>
+    </cs:spPr>
+  </cs:floor>
+  <cs:gridlineMajor>
+    <cs:lnRef idx="0"/>
+    <cs:fillRef idx="0"/>
+    <cs:effectRef idx="0"/>
+    <cs:fontRef idx="minor">
+      <a:schemeClr val="tx1"/>
+    </cs:fontRef>
+    <cs:spPr>
+      <a:ln w="9525" cap="flat" cmpd="sng" algn="ctr">
+        <a:solidFill>
+          <a:schemeClr val="lt1">
+            <a:lumMod val="90200"/>
+          </a:schemeClr>
+        </a:solidFill>
+        <a:round/>
+      </a:ln>
+    </cs:spPr>
+  </cs:gridlineMajor>
+  <cs:gridlineMinor>
+    <cs:lnRef idx="0"/>
+    <cs:fillRef idx="0"/>
+    <cs:effectRef idx="0"/>
+    <cs:fontRef idx="minor">
+      <a:schemeClr val="tx1"/>
+    </cs:fontRef>
+    <cs:spPr>
+      <a:ln w="9525" cap="flat" cmpd="sng" algn="ctr">
+        <a:solidFill>
+          <a:schemeClr val="tx1">
+            <a:lumMod val="5000"/>
+            <a:lumOff val="95000"/>
+          </a:schemeClr>
+        </a:solidFill>
+        <a:round/>
+      </a:ln>
+    </cs:spPr>
+  </cs:gridlineMinor>
+  <cs:hiLoLine>
+    <cs:lnRef idx="0"/>
+    <cs:fillRef idx="0"/>
+    <cs:effectRef idx="0"/>
+    <cs:fontRef idx="minor">
+      <a:schemeClr val="tx1"/>
+    </cs:fontRef>
+    <cs:spPr>
+      <a:ln w="9525" cap="flat" cmpd="sng" algn="ctr">
+        <a:solidFill>
+          <a:schemeClr val="tx1">
+            <a:lumMod val="75000"/>
+            <a:lumOff val="25000"/>
+          </a:schemeClr>
+        </a:solidFill>
+        <a:round/>
+      </a:ln>
+    </cs:spPr>
+  </cs:hiLoLine>
+  <cs:leaderLine>
+    <cs:lnRef idx="0"/>
+    <cs:fillRef idx="0"/>
+    <cs:effectRef idx="0"/>
+    <cs:fontRef idx="minor">
+      <a:schemeClr val="tx1"/>
+    </cs:fontRef>
+    <cs:spPr>
+      <a:ln w="9525" cap="flat" cmpd="sng" algn="ctr">
+        <a:solidFill>
+          <a:schemeClr val="tx1">
+            <a:lumMod val="35000"/>
+            <a:lumOff val="65000"/>
+          </a:schemeClr>
+        </a:solidFill>
+        <a:round/>
+      </a:ln>
+    </cs:spPr>
+  </cs:leaderLine>
+  <cs:legend>
+    <cs:lnRef idx="0"/>
+    <cs:fillRef idx="0"/>
+    <cs:effectRef idx="0"/>
+    <cs:fontRef idx="minor">
+      <a:schemeClr val="tx1">
+        <a:lumMod val="65000"/>
+        <a:lumOff val="35000"/>
+      </a:schemeClr>
+    </cs:fontRef>
+    <cs:defRPr sz="900" kern="1200"/>
+  </cs:legend>
+  <cs:plotArea mods="allowNoFillOverride allowNoLineOverride">
+    <cs:lnRef idx="0"/>
+    <cs:fillRef idx="0"/>
+    <cs:effectRef idx="0"/>
+    <cs:fontRef idx="minor">
+      <a:schemeClr val="tx1"/>
+    </cs:fontRef>
+  </cs:plotArea>
+  <cs:plotArea3D mods="allowNoFillOverride allowNoLineOverride">
+    <cs:lnRef idx="0"/>
+    <cs:fillRef idx="0"/>
+    <cs:effectRef idx="0"/>
+    <cs:fontRef idx="minor">
+      <a:schemeClr val="tx1"/>
+    </cs:fontRef>
+  </cs:plotArea3D>
+  <cs:seriesAxis>
+    <cs:lnRef idx="0"/>
+    <cs:fillRef idx="0"/>
+    <cs:effectRef idx="0"/>
+    <cs:fontRef idx="minor">
+      <a:schemeClr val="tx1">
+        <a:lumMod val="65000"/>
+        <a:lumOff val="35000"/>
+      </a:schemeClr>
+    </cs:fontRef>
+    <cs:defRPr sz="900" kern="1200"/>
+  </cs:seriesAxis>
+  <cs:seriesLine>
+    <cs:lnRef idx="0"/>
+    <cs:fillRef idx="0"/>
+    <cs:effectRef idx="0"/>
+    <cs:fontRef idx="minor">
+      <a:schemeClr val="tx1"/>
+    </cs:fontRef>
+    <cs:spPr>
+      <a:ln w="9525" cap="flat" cmpd="sng" algn="ctr">
+        <a:solidFill>
+          <a:schemeClr val="tx1">
+            <a:lumMod val="35000"/>
+            <a:lumOff val="65000"/>
+          </a:schemeClr>
+        </a:solidFill>
+        <a:round/>
+      </a:ln>
+    </cs:spPr>
+  </cs:seriesLine>
+  <cs:title>
+    <cs:lnRef idx="0"/>
+    <cs:fillRef idx="0"/>
+    <cs:effectRef idx="0"/>
+    <cs:fontRef idx="minor">
+      <a:schemeClr val="tx1">
+        <a:lumMod val="75000"/>
+        <a:lumOff val="25000"/>
+      </a:schemeClr>
+    </cs:fontRef>
+    <cs:defRPr sz="1400" b="1" kern="1200" baseline="0"/>
+  </cs:title>
+  <cs:trendline>
+    <cs:lnRef idx="0">
+      <cs:styleClr val="auto"/>
+    </cs:lnRef>
+    <cs:fillRef idx="0"/>
+    <cs:effectRef idx="0"/>
+    <cs:fontRef idx="minor">
+      <a:schemeClr val="tx1"/>
+    </cs:fontRef>
+    <cs:spPr>
+      <a:ln w="19050" cap="rnd">
+        <a:solidFill>
+          <a:schemeClr val="phClr"/>
+        </a:solidFill>
+        <a:prstDash val="sysDot"/>
+      </a:ln>
+    </cs:spPr>
+  </cs:trendline>
+  <cs:trendlineLabel>
+    <cs:lnRef idx="0"/>
+    <cs:fillRef idx="0"/>
+    <cs:effectRef idx="0"/>
+    <cs:fontRef idx="minor">
+      <a:schemeClr val="tx1">
+        <a:lumMod val="65000"/>
+        <a:lumOff val="35000"/>
+      </a:schemeClr>
+    </cs:fontRef>
+    <cs:defRPr sz="900" kern="1200"/>
+  </cs:trendlineLabel>
+  <cs:upBar>
+    <cs:lnRef idx="0"/>
+    <cs:fillRef idx="0"/>
+    <cs:effectRef idx="0"/>
+    <cs:fontRef idx="minor">
+      <a:schemeClr val="dk1"/>
+    </cs:fontRef>
+    <cs:spPr>
+      <a:solidFill>
+        <a:schemeClr val="lt1"/>
+      </a:solidFill>
+      <a:ln w="9525">
+        <a:solidFill>
+          <a:schemeClr val="tx1">
+            <a:lumMod val="15000"/>
+            <a:lumOff val="85000"/>
+          </a:schemeClr>
+        </a:solidFill>
+      </a:ln>
+    </cs:spPr>
+  </cs:upBar>
+  <cs:valueAxis>
+    <cs:lnRef idx="0"/>
+    <cs:fillRef idx="0"/>
+    <cs:effectRef idx="0"/>
+    <cs:fontRef idx="minor">
+      <a:schemeClr val="tx1">
+        <a:lumMod val="65000"/>
+        <a:lumOff val="35000"/>
+      </a:schemeClr>
+    </cs:fontRef>
+    <cs:defRPr sz="900" kern="1200"/>
+  </cs:valueAxis>
+  <cs:wall>
+    <cs:lnRef idx="0"/>
+    <cs:fillRef idx="0"/>
+    <cs:effectRef idx="0"/>
+    <cs:fontRef idx="minor">
+      <a:schemeClr val="tx1"/>
+    </cs:fontRef>
+    <cs:spPr>
+      <a:noFill/>
+      <a:ln>
+        <a:noFill/>
+      </a:ln>
+    </cs:spPr>
+  </cs:wall>
+</cs:chartStyle>
+</file>
+
+<file path=word/charts/style2.xml><?xml version="1.0" encoding="utf-8"?>
+<cs:chartStyle xmlns:cs="http://schemas.microsoft.com/office/drawing/2012/chartStyle" xmlns:a="http://schemas.openxmlformats.org/drawingml/2006/main" id="10033">
   <cs:axisTitle>
     <cs:lnRef idx="0"/>
     <cs:fillRef idx="0"/>
@@ -1648,9 +3550,19 @@
     </cs:fontRef>
     <cs:spPr>
       <a:ln w="28575" cap="rnd">
-        <a:solidFill>
-          <a:schemeClr val="phClr"/>
-        </a:solidFill>
+        <a:gradFill>
+          <a:gsLst>
+            <a:gs pos="100000">
+              <a:schemeClr val="phClr"/>
+            </a:gs>
+            <a:gs pos="0">
+              <a:schemeClr val="phClr">
+                <a:hueOff val="-1670000"/>
+              </a:schemeClr>
+            </a:gs>
+          </a:gsLst>
+          <a:lin ang="0" scaled="1"/>
+        </a:gradFill>
         <a:round/>
       </a:ln>
       <a:effectLst/>
@@ -1988,6 +3900,1055 @@
             <a:lumOff val="85000"/>
           </a:schemeClr>
         </a:solidFill>
+      </a:ln>
+    </cs:spPr>
+  </cs:upBar>
+  <cs:valueAxis>
+    <cs:lnRef idx="0"/>
+    <cs:fillRef idx="0"/>
+    <cs:effectRef idx="0"/>
+    <cs:fontRef idx="minor">
+      <a:schemeClr val="tx1">
+        <a:lumMod val="65000"/>
+        <a:lumOff val="35000"/>
+      </a:schemeClr>
+    </cs:fontRef>
+    <cs:defRPr sz="900" kern="1200"/>
+  </cs:valueAxis>
+  <cs:wall>
+    <cs:lnRef idx="0"/>
+    <cs:fillRef idx="0"/>
+    <cs:effectRef idx="0"/>
+    <cs:fontRef idx="minor">
+      <a:schemeClr val="tx1"/>
+    </cs:fontRef>
+    <cs:spPr>
+      <a:noFill/>
+      <a:ln>
+        <a:noFill/>
+      </a:ln>
+    </cs:spPr>
+  </cs:wall>
+</cs:chartStyle>
+</file>
+
+<file path=word/charts/style3.xml><?xml version="1.0" encoding="utf-8"?>
+<cs:chartStyle xmlns:cs="http://schemas.microsoft.com/office/drawing/2012/chartStyle" xmlns:a="http://schemas.openxmlformats.org/drawingml/2006/main" id="10082">
+  <cs:axisTitle>
+    <cs:lnRef idx="0"/>
+    <cs:fillRef idx="0"/>
+    <cs:effectRef idx="0"/>
+    <cs:fontRef idx="minor">
+      <a:schemeClr val="tx1">
+        <a:lumMod val="65000"/>
+        <a:lumOff val="35000"/>
+      </a:schemeClr>
+    </cs:fontRef>
+    <cs:defRPr sz="1000" kern="1200"/>
+  </cs:axisTitle>
+  <cs:categoryAxis>
+    <cs:lnRef idx="0"/>
+    <cs:fillRef idx="0"/>
+    <cs:effectRef idx="0"/>
+    <cs:fontRef idx="minor">
+      <a:schemeClr val="tx1">
+        <a:lumMod val="65000"/>
+        <a:lumOff val="35000"/>
+      </a:schemeClr>
+    </cs:fontRef>
+    <cs:spPr>
+      <a:ln w="9525" cap="flat" cmpd="sng" algn="ctr">
+        <a:solidFill>
+          <a:schemeClr val="tx1">
+            <a:lumMod val="15000"/>
+            <a:lumOff val="85000"/>
+          </a:schemeClr>
+        </a:solidFill>
+        <a:round/>
+      </a:ln>
+    </cs:spPr>
+    <cs:defRPr sz="900" kern="1200"/>
+  </cs:categoryAxis>
+  <cs:chartArea mods="allowNoFillOverride allowNoLineOverride">
+    <cs:lnRef idx="0"/>
+    <cs:fillRef idx="0"/>
+    <cs:effectRef idx="0"/>
+    <cs:fontRef idx="minor">
+      <a:schemeClr val="tx1"/>
+    </cs:fontRef>
+    <cs:spPr>
+      <a:solidFill>
+        <a:schemeClr val="bg1"/>
+      </a:solidFill>
+      <a:ln w="9525" cap="flat" cmpd="sng" algn="ctr">
+        <a:solidFill>
+          <a:schemeClr val="tx1">
+            <a:lumMod val="15000"/>
+            <a:lumOff val="85000"/>
+          </a:schemeClr>
+        </a:solidFill>
+        <a:round/>
+      </a:ln>
+    </cs:spPr>
+    <cs:defRPr sz="900" kern="1200"/>
+  </cs:chartArea>
+  <cs:dataLabel>
+    <cs:lnRef idx="0"/>
+    <cs:fillRef idx="0"/>
+    <cs:effectRef idx="0"/>
+    <cs:fontRef idx="minor">
+      <a:schemeClr val="tx1">
+        <a:lumMod val="75000"/>
+        <a:lumOff val="25000"/>
+      </a:schemeClr>
+    </cs:fontRef>
+    <cs:defRPr sz="1000" kern="1200"/>
+  </cs:dataLabel>
+  <cs:dataLabelCallout>
+    <cs:lnRef idx="0"/>
+    <cs:fillRef idx="0"/>
+    <cs:effectRef idx="0"/>
+    <cs:fontRef idx="minor">
+      <a:schemeClr val="dk1">
+        <a:lumMod val="65000"/>
+        <a:lumOff val="35000"/>
+      </a:schemeClr>
+    </cs:fontRef>
+    <cs:spPr>
+      <a:solidFill>
+        <a:schemeClr val="lt1"/>
+      </a:solidFill>
+      <a:ln>
+        <a:solidFill>
+          <a:schemeClr val="dk1">
+            <a:lumMod val="25000"/>
+            <a:lumOff val="75000"/>
+          </a:schemeClr>
+        </a:solidFill>
+      </a:ln>
+    </cs:spPr>
+    <cs:defRPr sz="1000" kern="1200"/>
+    <cs:bodyPr rot="0" spcFirstLastPara="1" vertOverflow="clip" horzOverflow="clip" vert="horz" wrap="square" lIns="36576" tIns="18288" rIns="36576" bIns="18288" anchor="ctr" anchorCtr="1">
+      <a:spAutoFit/>
+    </cs:bodyPr>
+  </cs:dataLabelCallout>
+  <cs:dataPoint>
+    <cs:lnRef idx="0">
+      <cs:styleClr val="auto"/>
+    </cs:lnRef>
+    <cs:fillRef idx="1">
+      <cs:styleClr val="auto"/>
+    </cs:fillRef>
+    <cs:effectRef idx="0"/>
+    <cs:fontRef idx="minor">
+      <a:schemeClr val="dk1"/>
+    </cs:fontRef>
+    <cs:spPr>
+      <a:ln>
+        <a:solidFill>
+          <a:schemeClr val="bg1"/>
+        </a:solidFill>
+      </a:ln>
+      <a:effectLst/>
+    </cs:spPr>
+  </cs:dataPoint>
+  <cs:dataPoint3D>
+    <cs:lnRef idx="0"/>
+    <cs:fillRef idx="1">
+      <cs:styleClr val="auto"/>
+    </cs:fillRef>
+    <cs:effectRef idx="0"/>
+    <cs:fontRef idx="minor">
+      <a:schemeClr val="tx1"/>
+    </cs:fontRef>
+    <cs:spPr>
+      <a:ln w="25400">
+        <a:solidFill>
+          <a:schemeClr val="lt1"/>
+        </a:solidFill>
+      </a:ln>
+    </cs:spPr>
+  </cs:dataPoint3D>
+  <cs:dataPointLine>
+    <cs:lnRef idx="0">
+      <cs:styleClr val="auto"/>
+    </cs:lnRef>
+    <cs:fillRef idx="0"/>
+    <cs:effectRef idx="0"/>
+    <cs:fontRef idx="minor">
+      <a:schemeClr val="tx1"/>
+    </cs:fontRef>
+    <cs:spPr>
+      <a:ln w="28575" cap="rnd">
+        <a:solidFill>
+          <a:schemeClr val="phClr"/>
+        </a:solidFill>
+        <a:round/>
+      </a:ln>
+    </cs:spPr>
+  </cs:dataPointLine>
+  <cs:dataPointMarker>
+    <cs:lnRef idx="0">
+      <cs:styleClr val="auto"/>
+    </cs:lnRef>
+    <cs:fillRef idx="1">
+      <cs:styleClr val="auto"/>
+    </cs:fillRef>
+    <cs:effectRef idx="0"/>
+    <cs:fontRef idx="minor">
+      <a:schemeClr val="tx1"/>
+    </cs:fontRef>
+    <cs:spPr>
+      <a:ln w="9525">
+        <a:solidFill>
+          <a:schemeClr val="phClr"/>
+        </a:solidFill>
+      </a:ln>
+    </cs:spPr>
+  </cs:dataPointMarker>
+  <cs:dataPointMarkerLayout symbol="circle" size="5"/>
+  <cs:dataPointWireframe>
+    <cs:lnRef idx="0">
+      <cs:styleClr val="auto"/>
+    </cs:lnRef>
+    <cs:fillRef idx="0"/>
+    <cs:effectRef idx="0"/>
+    <cs:fontRef idx="minor">
+      <a:schemeClr val="tx1"/>
+    </cs:fontRef>
+    <cs:spPr>
+      <a:ln w="9525" cap="rnd">
+        <a:solidFill>
+          <a:schemeClr val="phClr"/>
+        </a:solidFill>
+        <a:round/>
+      </a:ln>
+    </cs:spPr>
+  </cs:dataPointWireframe>
+  <cs:dataTable>
+    <cs:lnRef idx="0"/>
+    <cs:fillRef idx="0"/>
+    <cs:effectRef idx="0"/>
+    <cs:fontRef idx="minor">
+      <a:schemeClr val="tx1">
+        <a:lumMod val="65000"/>
+        <a:lumOff val="35000"/>
+      </a:schemeClr>
+    </cs:fontRef>
+    <cs:spPr>
+      <a:noFill/>
+      <a:ln w="9525" cap="flat" cmpd="sng" algn="ctr">
+        <a:solidFill>
+          <a:schemeClr val="tx1">
+            <a:lumMod val="15000"/>
+            <a:lumOff val="85000"/>
+          </a:schemeClr>
+        </a:solidFill>
+        <a:round/>
+      </a:ln>
+    </cs:spPr>
+    <cs:defRPr sz="900" kern="1200"/>
+  </cs:dataTable>
+  <cs:downBar>
+    <cs:lnRef idx="0"/>
+    <cs:fillRef idx="0"/>
+    <cs:effectRef idx="0"/>
+    <cs:fontRef idx="minor">
+      <a:schemeClr val="tx1"/>
+    </cs:fontRef>
+    <cs:spPr>
+      <a:solidFill>
+        <a:schemeClr val="dk1">
+          <a:lumMod val="75000"/>
+          <a:lumOff val="25000"/>
+        </a:schemeClr>
+      </a:solidFill>
+      <a:ln w="9525" cap="flat" cmpd="sng" algn="ctr">
+        <a:solidFill>
+          <a:schemeClr val="tx1">
+            <a:lumMod val="65000"/>
+            <a:lumOff val="35000"/>
+          </a:schemeClr>
+        </a:solidFill>
+        <a:round/>
+      </a:ln>
+    </cs:spPr>
+  </cs:downBar>
+  <cs:dropLine>
+    <cs:lnRef idx="0"/>
+    <cs:fillRef idx="0"/>
+    <cs:effectRef idx="0"/>
+    <cs:fontRef idx="minor">
+      <a:schemeClr val="tx1"/>
+    </cs:fontRef>
+    <cs:spPr>
+      <a:ln w="9525" cap="flat" cmpd="sng" algn="ctr">
+        <a:solidFill>
+          <a:schemeClr val="tx1">
+            <a:lumMod val="35000"/>
+            <a:lumOff val="65000"/>
+          </a:schemeClr>
+        </a:solidFill>
+        <a:round/>
+      </a:ln>
+    </cs:spPr>
+  </cs:dropLine>
+  <cs:errorBar>
+    <cs:lnRef idx="0"/>
+    <cs:fillRef idx="0"/>
+    <cs:effectRef idx="0"/>
+    <cs:fontRef idx="minor">
+      <a:schemeClr val="tx1"/>
+    </cs:fontRef>
+    <cs:spPr>
+      <a:ln w="9525" cap="flat" cmpd="sng" algn="ctr">
+        <a:solidFill>
+          <a:schemeClr val="tx1">
+            <a:lumMod val="65000"/>
+            <a:lumOff val="35000"/>
+          </a:schemeClr>
+        </a:solidFill>
+        <a:round/>
+      </a:ln>
+    </cs:spPr>
+  </cs:errorBar>
+  <cs:floor>
+    <cs:lnRef idx="0"/>
+    <cs:fillRef idx="0"/>
+    <cs:effectRef idx="0"/>
+    <cs:fontRef idx="minor">
+      <a:schemeClr val="tx1"/>
+    </cs:fontRef>
+    <cs:spPr>
+      <a:noFill/>
+      <a:ln>
+        <a:noFill/>
+      </a:ln>
+    </cs:spPr>
+  </cs:floor>
+  <cs:gridlineMajor>
+    <cs:lnRef idx="0"/>
+    <cs:fillRef idx="0"/>
+    <cs:effectRef idx="0"/>
+    <cs:fontRef idx="minor">
+      <a:schemeClr val="tx1"/>
+    </cs:fontRef>
+    <cs:spPr>
+      <a:ln w="9525" cap="flat" cmpd="sng" algn="ctr">
+        <a:solidFill>
+          <a:schemeClr val="lt1">
+            <a:lumMod val="90200"/>
+          </a:schemeClr>
+        </a:solidFill>
+        <a:round/>
+      </a:ln>
+    </cs:spPr>
+  </cs:gridlineMajor>
+  <cs:gridlineMinor>
+    <cs:lnRef idx="0"/>
+    <cs:fillRef idx="0"/>
+    <cs:effectRef idx="0"/>
+    <cs:fontRef idx="minor">
+      <a:schemeClr val="tx1"/>
+    </cs:fontRef>
+    <cs:spPr>
+      <a:ln w="9525" cap="flat" cmpd="sng" algn="ctr">
+        <a:solidFill>
+          <a:schemeClr val="tx1">
+            <a:lumMod val="5000"/>
+            <a:lumOff val="95000"/>
+          </a:schemeClr>
+        </a:solidFill>
+        <a:round/>
+      </a:ln>
+    </cs:spPr>
+  </cs:gridlineMinor>
+  <cs:hiLoLine>
+    <cs:lnRef idx="0"/>
+    <cs:fillRef idx="0"/>
+    <cs:effectRef idx="0"/>
+    <cs:fontRef idx="minor">
+      <a:schemeClr val="tx1"/>
+    </cs:fontRef>
+    <cs:spPr>
+      <a:ln w="9525" cap="flat" cmpd="sng" algn="ctr">
+        <a:solidFill>
+          <a:schemeClr val="tx1">
+            <a:lumMod val="50000"/>
+            <a:lumOff val="50000"/>
+          </a:schemeClr>
+        </a:solidFill>
+        <a:round/>
+      </a:ln>
+    </cs:spPr>
+  </cs:hiLoLine>
+  <cs:leaderLine>
+    <cs:lnRef idx="0"/>
+    <cs:fillRef idx="0"/>
+    <cs:effectRef idx="0"/>
+    <cs:fontRef idx="minor">
+      <a:schemeClr val="tx1"/>
+    </cs:fontRef>
+    <cs:spPr>
+      <a:ln w="9525" cap="flat" cmpd="sng" algn="ctr">
+        <a:solidFill>
+          <a:schemeClr val="tx1">
+            <a:lumMod val="35000"/>
+            <a:lumOff val="65000"/>
+          </a:schemeClr>
+        </a:solidFill>
+        <a:round/>
+      </a:ln>
+    </cs:spPr>
+  </cs:leaderLine>
+  <cs:legend>
+    <cs:lnRef idx="0"/>
+    <cs:fillRef idx="0"/>
+    <cs:effectRef idx="0"/>
+    <cs:fontRef idx="minor">
+      <a:schemeClr val="tx1">
+        <a:lumMod val="65000"/>
+        <a:lumOff val="35000"/>
+      </a:schemeClr>
+    </cs:fontRef>
+    <cs:defRPr sz="900" kern="1200"/>
+  </cs:legend>
+  <cs:plotArea mods="allowNoFillOverride allowNoLineOverride">
+    <cs:lnRef idx="0"/>
+    <cs:fillRef idx="0"/>
+    <cs:effectRef idx="0"/>
+    <cs:fontRef idx="minor">
+      <a:schemeClr val="tx1"/>
+    </cs:fontRef>
+  </cs:plotArea>
+  <cs:plotArea3D mods="allowNoFillOverride allowNoLineOverride">
+    <cs:lnRef idx="0"/>
+    <cs:fillRef idx="0"/>
+    <cs:effectRef idx="0"/>
+    <cs:fontRef idx="minor">
+      <a:schemeClr val="tx1"/>
+    </cs:fontRef>
+  </cs:plotArea3D>
+  <cs:seriesAxis>
+    <cs:lnRef idx="0"/>
+    <cs:fillRef idx="0"/>
+    <cs:effectRef idx="0"/>
+    <cs:fontRef idx="minor">
+      <a:schemeClr val="tx1">
+        <a:lumMod val="65000"/>
+        <a:lumOff val="35000"/>
+      </a:schemeClr>
+    </cs:fontRef>
+    <cs:defRPr sz="900" kern="1200"/>
+  </cs:seriesAxis>
+  <cs:seriesLine>
+    <cs:lnRef idx="0"/>
+    <cs:fillRef idx="0"/>
+    <cs:effectRef idx="0"/>
+    <cs:fontRef idx="minor">
+      <a:schemeClr val="tx1"/>
+    </cs:fontRef>
+    <cs:spPr>
+      <a:ln w="9525" cap="flat" cmpd="sng" algn="ctr">
+        <a:solidFill>
+          <a:schemeClr val="tx1">
+            <a:lumMod val="35000"/>
+            <a:lumOff val="65000"/>
+          </a:schemeClr>
+        </a:solidFill>
+        <a:round/>
+      </a:ln>
+    </cs:spPr>
+  </cs:seriesLine>
+  <cs:title>
+    <cs:lnRef idx="0"/>
+    <cs:fillRef idx="0"/>
+    <cs:effectRef idx="0"/>
+    <cs:fontRef idx="minor">
+      <a:schemeClr val="tx1">
+        <a:lumMod val="75000"/>
+        <a:lumOff val="25000"/>
+      </a:schemeClr>
+    </cs:fontRef>
+    <cs:defRPr sz="1400" b="1" kern="1200" baseline="0"/>
+  </cs:title>
+  <cs:trendline>
+    <cs:lnRef idx="0">
+      <cs:styleClr val="auto"/>
+    </cs:lnRef>
+    <cs:fillRef idx="0"/>
+    <cs:effectRef idx="0"/>
+    <cs:fontRef idx="minor">
+      <a:schemeClr val="tx1"/>
+    </cs:fontRef>
+    <cs:spPr>
+      <a:ln w="19050" cap="rnd">
+        <a:solidFill>
+          <a:schemeClr val="phClr"/>
+        </a:solidFill>
+        <a:prstDash val="sysDot"/>
+      </a:ln>
+    </cs:spPr>
+  </cs:trendline>
+  <cs:trendlineLabel>
+    <cs:lnRef idx="0"/>
+    <cs:fillRef idx="0"/>
+    <cs:effectRef idx="0"/>
+    <cs:fontRef idx="minor">
+      <a:schemeClr val="tx1">
+        <a:lumMod val="65000"/>
+        <a:lumOff val="35000"/>
+      </a:schemeClr>
+    </cs:fontRef>
+    <cs:defRPr sz="900" kern="1200"/>
+  </cs:trendlineLabel>
+  <cs:upBar>
+    <cs:lnRef idx="0"/>
+    <cs:fillRef idx="0"/>
+    <cs:effectRef idx="0"/>
+    <cs:fontRef idx="minor">
+      <a:schemeClr val="tx1"/>
+    </cs:fontRef>
+    <cs:spPr>
+      <a:solidFill>
+        <a:schemeClr val="lt1"/>
+      </a:solidFill>
+      <a:ln w="9525" cap="flat" cmpd="sng" algn="ctr">
+        <a:solidFill>
+          <a:schemeClr val="tx1">
+            <a:lumMod val="65000"/>
+            <a:lumOff val="35000"/>
+          </a:schemeClr>
+        </a:solidFill>
+        <a:round/>
+      </a:ln>
+    </cs:spPr>
+  </cs:upBar>
+  <cs:valueAxis>
+    <cs:lnRef idx="0"/>
+    <cs:fillRef idx="0"/>
+    <cs:effectRef idx="0"/>
+    <cs:fontRef idx="minor">
+      <a:schemeClr val="tx1">
+        <a:lumMod val="65000"/>
+        <a:lumOff val="35000"/>
+      </a:schemeClr>
+    </cs:fontRef>
+    <cs:defRPr sz="900" kern="1200"/>
+  </cs:valueAxis>
+  <cs:wall>
+    <cs:lnRef idx="0"/>
+    <cs:fillRef idx="0"/>
+    <cs:effectRef idx="0"/>
+    <cs:fontRef idx="minor">
+      <a:schemeClr val="tx1"/>
+    </cs:fontRef>
+    <cs:spPr>
+      <a:noFill/>
+      <a:ln>
+        <a:noFill/>
+      </a:ln>
+    </cs:spPr>
+  </cs:wall>
+</cs:chartStyle>
+</file>
+
+<file path=word/charts/style4.xml><?xml version="1.0" encoding="utf-8"?>
+<cs:chartStyle xmlns:cs="http://schemas.microsoft.com/office/drawing/2012/chartStyle" xmlns:a="http://schemas.openxmlformats.org/drawingml/2006/main" id="10145">
+  <cs:axisTitle>
+    <cs:lnRef idx="0"/>
+    <cs:fillRef idx="0"/>
+    <cs:effectRef idx="0"/>
+    <cs:fontRef idx="minor">
+      <a:schemeClr val="tx1">
+        <a:lumMod val="65000"/>
+        <a:lumOff val="35000"/>
+      </a:schemeClr>
+    </cs:fontRef>
+    <cs:defRPr sz="1000" kern="1200"/>
+  </cs:axisTitle>
+  <cs:categoryAxis>
+    <cs:lnRef idx="0"/>
+    <cs:fillRef idx="0"/>
+    <cs:effectRef idx="0"/>
+    <cs:fontRef idx="minor">
+      <a:schemeClr val="tx1">
+        <a:lumMod val="65000"/>
+        <a:lumOff val="35000"/>
+      </a:schemeClr>
+    </cs:fontRef>
+    <cs:spPr>
+      <a:ln w="9525" cap="flat" cmpd="sng" algn="ctr">
+        <a:solidFill>
+          <a:schemeClr val="tx1">
+            <a:lumMod val="15000"/>
+            <a:lumOff val="85000"/>
+          </a:schemeClr>
+        </a:solidFill>
+        <a:round/>
+      </a:ln>
+    </cs:spPr>
+    <cs:defRPr sz="900" kern="1200"/>
+  </cs:categoryAxis>
+  <cs:chartArea mods="allowNoFillOverride allowNoLineOverride">
+    <cs:lnRef idx="0"/>
+    <cs:fillRef idx="0"/>
+    <cs:effectRef idx="0"/>
+    <cs:fontRef idx="minor">
+      <a:schemeClr val="tx1"/>
+    </cs:fontRef>
+    <cs:spPr>
+      <a:solidFill>
+        <a:schemeClr val="bg1"/>
+      </a:solidFill>
+      <a:ln w="9525" cap="flat" cmpd="sng" algn="ctr">
+        <a:solidFill>
+          <a:schemeClr val="tx1">
+            <a:lumMod val="15000"/>
+            <a:lumOff val="85000"/>
+          </a:schemeClr>
+        </a:solidFill>
+        <a:round/>
+      </a:ln>
+    </cs:spPr>
+    <cs:defRPr sz="1000" kern="1200"/>
+  </cs:chartArea>
+  <cs:dataLabel>
+    <cs:lnRef idx="0"/>
+    <cs:fillRef idx="0"/>
+    <cs:effectRef idx="0"/>
+    <cs:fontRef idx="minor">
+      <a:schemeClr val="tx1">
+        <a:lumMod val="75000"/>
+        <a:lumOff val="25000"/>
+      </a:schemeClr>
+    </cs:fontRef>
+    <cs:defRPr sz="1000" kern="1200"/>
+  </cs:dataLabel>
+  <cs:dataLabelCallout>
+    <cs:lnRef idx="0"/>
+    <cs:fillRef idx="0"/>
+    <cs:effectRef idx="0"/>
+    <cs:fontRef idx="minor">
+      <a:schemeClr val="dk1">
+        <a:lumMod val="65000"/>
+        <a:lumOff val="35000"/>
+      </a:schemeClr>
+    </cs:fontRef>
+    <cs:spPr>
+      <a:solidFill>
+        <a:schemeClr val="lt1"/>
+      </a:solidFill>
+      <a:ln>
+        <a:solidFill>
+          <a:schemeClr val="dk1">
+            <a:lumMod val="25000"/>
+            <a:lumOff val="75000"/>
+          </a:schemeClr>
+        </a:solidFill>
+      </a:ln>
+    </cs:spPr>
+    <cs:defRPr sz="1000" kern="1200"/>
+    <cs:bodyPr rot="0" spcFirstLastPara="1" vertOverflow="clip" horzOverflow="clip" vert="horz" wrap="square" lIns="36576" tIns="18288" rIns="36576" bIns="18288" anchor="ctr" anchorCtr="1">
+      <a:spAutoFit/>
+    </cs:bodyPr>
+  </cs:dataLabelCallout>
+  <cs:dataPoint>
+    <cs:lnRef idx="0">
+      <cs:styleClr val="auto"/>
+    </cs:lnRef>
+    <cs:fillRef idx="1">
+      <cs:styleClr val="auto"/>
+    </cs:fillRef>
+    <cs:effectRef idx="0"/>
+    <cs:fontRef idx="minor">
+      <a:schemeClr val="dk1"/>
+    </cs:fontRef>
+    <cs:spPr>
+      <a:ln>
+        <a:noFill/>
+      </a:ln>
+      <a:effectLst/>
+    </cs:spPr>
+  </cs:dataPoint>
+  <cs:dataPoint3D>
+    <cs:lnRef idx="0"/>
+    <cs:fillRef idx="1">
+      <cs:styleClr val="auto"/>
+    </cs:fillRef>
+    <cs:effectRef idx="0"/>
+    <cs:fontRef idx="minor">
+      <a:schemeClr val="tx1"/>
+    </cs:fontRef>
+  </cs:dataPoint3D>
+  <cs:dataPointLine>
+    <cs:lnRef idx="0">
+      <cs:styleClr val="auto"/>
+    </cs:lnRef>
+    <cs:fillRef idx="1"/>
+    <cs:effectRef idx="0"/>
+    <cs:fontRef idx="minor">
+      <a:schemeClr val="tx1"/>
+    </cs:fontRef>
+    <cs:spPr>
+      <a:ln w="28575" cap="rnd">
+        <a:solidFill>
+          <a:schemeClr val="phClr"/>
+        </a:solidFill>
+        <a:round/>
+      </a:ln>
+    </cs:spPr>
+  </cs:dataPointLine>
+  <cs:dataPointMarker>
+    <cs:lnRef idx="0">
+      <cs:styleClr val="auto"/>
+    </cs:lnRef>
+    <cs:fillRef idx="1">
+      <cs:styleClr val="auto"/>
+    </cs:fillRef>
+    <cs:effectRef idx="0"/>
+    <cs:fontRef idx="minor">
+      <a:schemeClr val="tx1"/>
+    </cs:fontRef>
+    <cs:spPr>
+      <a:ln w="9525">
+        <a:solidFill>
+          <a:schemeClr val="phClr"/>
+        </a:solidFill>
+      </a:ln>
+    </cs:spPr>
+  </cs:dataPointMarker>
+  <cs:dataPointMarkerLayout symbol="circle" size="5"/>
+  <cs:dataPointWireframe>
+    <cs:lnRef idx="0">
+      <cs:styleClr val="auto"/>
+    </cs:lnRef>
+    <cs:fillRef idx="1"/>
+    <cs:effectRef idx="0"/>
+    <cs:fontRef idx="minor">
+      <a:schemeClr val="tx1"/>
+    </cs:fontRef>
+    <cs:spPr>
+      <a:ln w="9525" cap="rnd">
+        <a:solidFill>
+          <a:schemeClr val="phClr"/>
+        </a:solidFill>
+        <a:round/>
+      </a:ln>
+    </cs:spPr>
+  </cs:dataPointWireframe>
+  <cs:dataTable>
+    <cs:lnRef idx="0"/>
+    <cs:fillRef idx="0"/>
+    <cs:effectRef idx="0"/>
+    <cs:fontRef idx="minor">
+      <a:schemeClr val="tx1">
+        <a:lumMod val="65000"/>
+        <a:lumOff val="35000"/>
+      </a:schemeClr>
+    </cs:fontRef>
+    <cs:spPr>
+      <a:noFill/>
+      <a:ln w="9525" cap="flat" cmpd="sng" algn="ctr">
+        <a:solidFill>
+          <a:schemeClr val="tx1">
+            <a:lumMod val="15000"/>
+            <a:lumOff val="85000"/>
+          </a:schemeClr>
+        </a:solidFill>
+        <a:round/>
+      </a:ln>
+    </cs:spPr>
+    <cs:defRPr sz="900" kern="1200"/>
+  </cs:dataTable>
+  <cs:downBar>
+    <cs:lnRef idx="0"/>
+    <cs:fillRef idx="0"/>
+    <cs:effectRef idx="0"/>
+    <cs:fontRef idx="minor">
+      <a:schemeClr val="tx1"/>
+    </cs:fontRef>
+    <cs:spPr>
+      <a:solidFill>
+        <a:schemeClr val="dk1">
+          <a:lumMod val="75000"/>
+          <a:lumOff val="25000"/>
+        </a:schemeClr>
+      </a:solidFill>
+      <a:ln w="9525" cap="flat" cmpd="sng" algn="ctr">
+        <a:solidFill>
+          <a:schemeClr val="tx1">
+            <a:lumMod val="65000"/>
+            <a:lumOff val="35000"/>
+          </a:schemeClr>
+        </a:solidFill>
+        <a:round/>
+      </a:ln>
+    </cs:spPr>
+  </cs:downBar>
+  <cs:dropLine>
+    <cs:lnRef idx="0"/>
+    <cs:fillRef idx="0"/>
+    <cs:effectRef idx="0"/>
+    <cs:fontRef idx="minor">
+      <a:schemeClr val="tx1"/>
+    </cs:fontRef>
+    <cs:spPr>
+      <a:ln w="9525" cap="flat" cmpd="sng" algn="ctr">
+        <a:solidFill>
+          <a:schemeClr val="tx1">
+            <a:lumMod val="35000"/>
+            <a:lumOff val="65000"/>
+          </a:schemeClr>
+        </a:solidFill>
+        <a:round/>
+      </a:ln>
+    </cs:spPr>
+  </cs:dropLine>
+  <cs:errorBar>
+    <cs:lnRef idx="0"/>
+    <cs:fillRef idx="0"/>
+    <cs:effectRef idx="0"/>
+    <cs:fontRef idx="minor">
+      <a:schemeClr val="tx1"/>
+    </cs:fontRef>
+    <cs:spPr>
+      <a:ln w="9525" cap="flat" cmpd="sng" algn="ctr">
+        <a:solidFill>
+          <a:schemeClr val="tx1">
+            <a:lumMod val="65000"/>
+            <a:lumOff val="35000"/>
+          </a:schemeClr>
+        </a:solidFill>
+        <a:round/>
+      </a:ln>
+    </cs:spPr>
+  </cs:errorBar>
+  <cs:floor>
+    <cs:lnRef idx="0"/>
+    <cs:fillRef idx="0"/>
+    <cs:effectRef idx="0"/>
+    <cs:fontRef idx="minor">
+      <a:schemeClr val="tx1"/>
+    </cs:fontRef>
+    <cs:spPr>
+      <a:ln w="9525" cap="flat" cmpd="sng" algn="ctr">
+        <a:solidFill>
+          <a:schemeClr val="tx1">
+            <a:lumMod val="15000"/>
+            <a:lumOff val="85000"/>
+          </a:schemeClr>
+        </a:solidFill>
+        <a:round/>
+      </a:ln>
+    </cs:spPr>
+  </cs:floor>
+  <cs:gridlineMajor>
+    <cs:lnRef idx="0"/>
+    <cs:fillRef idx="0"/>
+    <cs:effectRef idx="0"/>
+    <cs:fontRef idx="minor">
+      <a:schemeClr val="tx1"/>
+    </cs:fontRef>
+    <cs:spPr>
+      <a:ln w="9525" cap="flat" cmpd="sng" algn="ctr">
+        <a:solidFill>
+          <a:schemeClr val="lt1">
+            <a:lumMod val="90200"/>
+          </a:schemeClr>
+        </a:solidFill>
+        <a:round/>
+      </a:ln>
+    </cs:spPr>
+  </cs:gridlineMajor>
+  <cs:gridlineMinor>
+    <cs:lnRef idx="0"/>
+    <cs:fillRef idx="0"/>
+    <cs:effectRef idx="0"/>
+    <cs:fontRef idx="minor">
+      <a:schemeClr val="tx1"/>
+    </cs:fontRef>
+    <cs:spPr>
+      <a:ln w="9525" cap="flat" cmpd="sng" algn="ctr">
+        <a:solidFill>
+          <a:schemeClr val="tx1">
+            <a:lumMod val="5000"/>
+            <a:lumOff val="95000"/>
+          </a:schemeClr>
+        </a:solidFill>
+        <a:round/>
+      </a:ln>
+    </cs:spPr>
+  </cs:gridlineMinor>
+  <cs:hiLoLine>
+    <cs:lnRef idx="0"/>
+    <cs:fillRef idx="0"/>
+    <cs:effectRef idx="0"/>
+    <cs:fontRef idx="minor">
+      <a:schemeClr val="tx1"/>
+    </cs:fontRef>
+    <cs:spPr>
+      <a:ln w="9525" cap="flat" cmpd="sng" algn="ctr">
+        <a:solidFill>
+          <a:schemeClr val="tx1">
+            <a:lumMod val="50000"/>
+            <a:lumOff val="50000"/>
+          </a:schemeClr>
+        </a:solidFill>
+        <a:round/>
+      </a:ln>
+    </cs:spPr>
+  </cs:hiLoLine>
+  <cs:leaderLine>
+    <cs:lnRef idx="0"/>
+    <cs:fillRef idx="0"/>
+    <cs:effectRef idx="0"/>
+    <cs:fontRef idx="minor">
+      <a:schemeClr val="tx1"/>
+    </cs:fontRef>
+    <cs:spPr>
+      <a:ln w="9525" cap="flat" cmpd="sng" algn="ctr">
+        <a:solidFill>
+          <a:schemeClr val="tx1">
+            <a:lumMod val="35000"/>
+            <a:lumOff val="65000"/>
+          </a:schemeClr>
+        </a:solidFill>
+        <a:round/>
+      </a:ln>
+    </cs:spPr>
+  </cs:leaderLine>
+  <cs:legend>
+    <cs:lnRef idx="0"/>
+    <cs:fillRef idx="0"/>
+    <cs:effectRef idx="0"/>
+    <cs:fontRef idx="minor">
+      <a:schemeClr val="tx1">
+        <a:lumMod val="65000"/>
+        <a:lumOff val="35000"/>
+      </a:schemeClr>
+    </cs:fontRef>
+    <cs:defRPr sz="900" kern="1200"/>
+  </cs:legend>
+  <cs:plotArea mods="allowNoFillOverride allowNoLineOverride">
+    <cs:lnRef idx="0"/>
+    <cs:fillRef idx="0"/>
+    <cs:effectRef idx="0"/>
+    <cs:fontRef idx="minor">
+      <a:schemeClr val="tx1"/>
+    </cs:fontRef>
+  </cs:plotArea>
+  <cs:plotArea3D mods="allowNoFillOverride allowNoLineOverride">
+    <cs:lnRef idx="0"/>
+    <cs:fillRef idx="0"/>
+    <cs:effectRef idx="0"/>
+    <cs:fontRef idx="minor">
+      <a:schemeClr val="tx1"/>
+    </cs:fontRef>
+  </cs:plotArea3D>
+  <cs:seriesAxis>
+    <cs:lnRef idx="0"/>
+    <cs:fillRef idx="0"/>
+    <cs:effectRef idx="0"/>
+    <cs:fontRef idx="minor">
+      <a:schemeClr val="tx1">
+        <a:lumMod val="65000"/>
+        <a:lumOff val="35000"/>
+      </a:schemeClr>
+    </cs:fontRef>
+    <cs:spPr>
+      <a:ln w="9525" cap="flat" cmpd="sng" algn="ctr">
+        <a:solidFill>
+          <a:schemeClr val="tx1">
+            <a:lumMod val="15000"/>
+            <a:lumOff val="85000"/>
+          </a:schemeClr>
+        </a:solidFill>
+        <a:round/>
+      </a:ln>
+    </cs:spPr>
+    <cs:defRPr sz="900" kern="1200"/>
+  </cs:seriesAxis>
+  <cs:seriesLine>
+    <cs:lnRef idx="0"/>
+    <cs:fillRef idx="0"/>
+    <cs:effectRef idx="0"/>
+    <cs:fontRef idx="minor">
+      <a:schemeClr val="tx1"/>
+    </cs:fontRef>
+    <cs:spPr>
+      <a:ln w="9525" cap="flat" cmpd="sng" algn="ctr">
+        <a:solidFill>
+          <a:schemeClr val="tx1">
+            <a:lumMod val="35000"/>
+            <a:lumOff val="65000"/>
+          </a:schemeClr>
+        </a:solidFill>
+        <a:round/>
+      </a:ln>
+    </cs:spPr>
+  </cs:seriesLine>
+  <cs:title>
+    <cs:lnRef idx="0"/>
+    <cs:fillRef idx="0"/>
+    <cs:effectRef idx="0"/>
+    <cs:fontRef idx="minor">
+      <a:schemeClr val="tx1">
+        <a:lumMod val="75000"/>
+        <a:lumOff val="25000"/>
+      </a:schemeClr>
+    </cs:fontRef>
+    <cs:defRPr sz="1400" b="1" kern="1200" baseline="0"/>
+  </cs:title>
+  <cs:trendline>
+    <cs:lnRef idx="0">
+      <cs:styleClr val="auto"/>
+    </cs:lnRef>
+    <cs:fillRef idx="0"/>
+    <cs:effectRef idx="0"/>
+    <cs:fontRef idx="minor">
+      <a:schemeClr val="tx1"/>
+    </cs:fontRef>
+    <cs:spPr>
+      <a:ln w="19050" cap="rnd">
+        <a:solidFill>
+          <a:schemeClr val="phClr"/>
+        </a:solidFill>
+        <a:prstDash val="sysDot"/>
+      </a:ln>
+    </cs:spPr>
+  </cs:trendline>
+  <cs:trendlineLabel>
+    <cs:lnRef idx="0"/>
+    <cs:fillRef idx="0"/>
+    <cs:effectRef idx="0"/>
+    <cs:fontRef idx="minor">
+      <a:schemeClr val="tx1">
+        <a:lumMod val="65000"/>
+        <a:lumOff val="35000"/>
+      </a:schemeClr>
+    </cs:fontRef>
+    <cs:defRPr sz="900" kern="1200"/>
+  </cs:trendlineLabel>
+  <cs:upBar>
+    <cs:lnRef idx="0"/>
+    <cs:fillRef idx="0"/>
+    <cs:effectRef idx="0"/>
+    <cs:fontRef idx="minor">
+      <a:schemeClr val="tx1"/>
+    </cs:fontRef>
+    <cs:spPr>
+      <a:solidFill>
+        <a:schemeClr val="lt1"/>
+      </a:solidFill>
+      <a:ln w="9525" cap="flat" cmpd="sng" algn="ctr">
+        <a:solidFill>
+          <a:schemeClr val="tx1">
+            <a:lumMod val="65000"/>
+            <a:lumOff val="35000"/>
+          </a:schemeClr>
+        </a:solidFill>
+        <a:round/>
       </a:ln>
     </cs:spPr>
   </cs:upBar>
@@ -2302,251 +5263,11 @@
 </a:theme>
 </file>
 
-<file path=word/theme/themeOverride1.xml><?xml version="1.0" encoding="utf-8"?>
-<a:themeOverride xmlns:a="http://schemas.openxmlformats.org/drawingml/2006/main">
-  <a:clrScheme name="WPS">
-    <a:dk1>
-      <a:sysClr val="windowText" lastClr="000000"/>
-    </a:dk1>
-    <a:lt1>
-      <a:sysClr val="window" lastClr="FFFFFF"/>
-    </a:lt1>
-    <a:dk2>
-      <a:srgbClr val="44546A"/>
-    </a:dk2>
-    <a:lt2>
-      <a:srgbClr val="E7E6E6"/>
-    </a:lt2>
-    <a:accent1>
-      <a:srgbClr val="4874CB"/>
-    </a:accent1>
-    <a:accent2>
-      <a:srgbClr val="EE822F"/>
-    </a:accent2>
-    <a:accent3>
-      <a:srgbClr val="F2BA02"/>
-    </a:accent3>
-    <a:accent4>
-      <a:srgbClr val="75BD42"/>
-    </a:accent4>
-    <a:accent5>
-      <a:srgbClr val="30C0B4"/>
-    </a:accent5>
-    <a:accent6>
-      <a:srgbClr val="E54C5E"/>
-    </a:accent6>
-    <a:hlink>
-      <a:srgbClr val="0026E5"/>
-    </a:hlink>
-    <a:folHlink>
-      <a:srgbClr val="7E1FAD"/>
-    </a:folHlink>
-  </a:clrScheme>
-  <a:fontScheme name="WPS">
-    <a:majorFont>
-      <a:latin typeface="Calibri Light"/>
-      <a:ea typeface=""/>
-      <a:cs typeface=""/>
-      <a:font script="Jpan" typeface="ＭＳ Ｐゴシック"/>
-      <a:font script="Hang" typeface="맑은 고딕"/>
-      <a:font script="Hans" typeface="宋体"/>
-      <a:font script="Hant" typeface="新細明體"/>
-      <a:font script="Arab" typeface="Times New Roman"/>
-      <a:font script="Hebr" typeface="Times New Roman"/>
-      <a:font script="Thai" typeface="Tahoma"/>
-      <a:font script="Ethi" typeface="Nyala"/>
-      <a:font script="Beng" typeface="Vrinda"/>
-      <a:font script="Gujr" typeface="Shruti"/>
-      <a:font script="Khmr" typeface="MoolBoran"/>
-      <a:font script="Knda" typeface="Tunga"/>
-      <a:font script="Guru" typeface="Raavi"/>
-      <a:font script="Cans" typeface="Euphemia"/>
-      <a:font script="Cher" typeface="Plantagenet Cherokee"/>
-      <a:font script="Yiii" typeface="Microsoft Yi Baiti"/>
-      <a:font script="Tibt" typeface="Microsoft Himalaya"/>
-      <a:font script="Thaa" typeface="MV Boli"/>
-      <a:font script="Deva" typeface="Mangal"/>
-      <a:font script="Telu" typeface="Gautami"/>
-      <a:font script="Taml" typeface="Latha"/>
-      <a:font script="Syrc" typeface="Estrangelo Edessa"/>
-      <a:font script="Orya" typeface="Kalinga"/>
-      <a:font script="Mlym" typeface="Kartika"/>
-      <a:font script="Laoo" typeface="DokChampa"/>
-      <a:font script="Sinh" typeface="Iskoola Pota"/>
-      <a:font script="Mong" typeface="Mongolian Baiti"/>
-      <a:font script="Viet" typeface="Times New Roman"/>
-      <a:font script="Uigh" typeface="Microsoft Uighur"/>
-      <a:font script="Geor" typeface="Sylfaen"/>
-    </a:majorFont>
-    <a:minorFont>
-      <a:latin typeface="Calibri"/>
-      <a:ea typeface=""/>
-      <a:cs typeface=""/>
-      <a:font script="Jpan" typeface="ＭＳ Ｐゴシック"/>
-      <a:font script="Hang" typeface="맑은 고딕"/>
-      <a:font script="Hans" typeface="宋体"/>
-      <a:font script="Hant" typeface="新細明體"/>
-      <a:font script="Arab" typeface="Arial"/>
-      <a:font script="Hebr" typeface="Arial"/>
-      <a:font script="Thai" typeface="Tahoma"/>
-      <a:font script="Ethi" typeface="Nyala"/>
-      <a:font script="Beng" typeface="Vrinda"/>
-      <a:font script="Gujr" typeface="Shruti"/>
-      <a:font script="Khmr" typeface="DaunPenh"/>
-      <a:font script="Knda" typeface="Tunga"/>
-      <a:font script="Guru" typeface="Raavi"/>
-      <a:font script="Cans" typeface="Euphemia"/>
-      <a:font script="Cher" typeface="Plantagenet Cherokee"/>
-      <a:font script="Yiii" typeface="Microsoft Yi Baiti"/>
-      <a:font script="Tibt" typeface="Microsoft Himalaya"/>
-      <a:font script="Thaa" typeface="MV Boli"/>
-      <a:font script="Deva" typeface="Mangal"/>
-      <a:font script="Telu" typeface="Gautami"/>
-      <a:font script="Taml" typeface="Latha"/>
-      <a:font script="Syrc" typeface="Estrangelo Edessa"/>
-      <a:font script="Orya" typeface="Kalinga"/>
-      <a:font script="Mlym" typeface="Kartika"/>
-      <a:font script="Laoo" typeface="DokChampa"/>
-      <a:font script="Sinh" typeface="Iskoola Pota"/>
-      <a:font script="Mong" typeface="Mongolian Baiti"/>
-      <a:font script="Viet" typeface="Arial"/>
-      <a:font script="Uigh" typeface="Microsoft Uighur"/>
-      <a:font script="Geor" typeface="Sylfaen"/>
-    </a:minorFont>
-  </a:fontScheme>
-  <a:fmtScheme name="WPS">
-    <a:fillStyleLst>
-      <a:solidFill>
-        <a:schemeClr val="phClr"/>
-      </a:solidFill>
-      <a:gradFill>
-        <a:gsLst>
-          <a:gs pos="0">
-            <a:schemeClr val="phClr">
-              <a:lumOff val="17500"/>
-            </a:schemeClr>
-          </a:gs>
-          <a:gs pos="100000">
-            <a:schemeClr val="phClr"/>
-          </a:gs>
-        </a:gsLst>
-        <a:lin ang="2700000" scaled="0"/>
-      </a:gradFill>
-      <a:gradFill>
-        <a:gsLst>
-          <a:gs pos="0">
-            <a:schemeClr val="phClr">
-              <a:hueOff val="-2520000"/>
-            </a:schemeClr>
-          </a:gs>
-          <a:gs pos="100000">
-            <a:schemeClr val="phClr"/>
-          </a:gs>
-        </a:gsLst>
-        <a:lin ang="2700000" scaled="0"/>
-      </a:gradFill>
-    </a:fillStyleLst>
-    <a:lnStyleLst>
-      <a:ln w="12700" cap="flat" cmpd="sng" algn="ctr">
-        <a:solidFill>
-          <a:schemeClr val="phClr"/>
-        </a:solidFill>
-        <a:prstDash val="solid"/>
-        <a:miter lim="800000"/>
-      </a:ln>
-      <a:ln w="12700" cap="flat" cmpd="sng" algn="ctr">
-        <a:solidFill>
-          <a:schemeClr val="phClr"/>
-        </a:solidFill>
-        <a:prstDash val="solid"/>
-        <a:miter lim="800000"/>
-      </a:ln>
-      <a:ln w="12700" cap="flat" cmpd="sng" algn="ctr">
-        <a:gradFill>
-          <a:gsLst>
-            <a:gs pos="0">
-              <a:schemeClr val="phClr">
-                <a:hueOff val="-4200000"/>
-              </a:schemeClr>
-            </a:gs>
-            <a:gs pos="100000">
-              <a:schemeClr val="phClr"/>
-            </a:gs>
-          </a:gsLst>
-          <a:lin ang="2700000" scaled="1"/>
-        </a:gradFill>
-        <a:prstDash val="solid"/>
-        <a:miter lim="800000"/>
-      </a:ln>
-    </a:lnStyleLst>
-    <a:effectStyleLst>
-      <a:effectStyle>
-        <a:effectLst>
-          <a:outerShdw blurRad="101600" dist="50800" dir="5400000" algn="ctr" rotWithShape="0">
-            <a:schemeClr val="phClr">
-              <a:alpha val="60000"/>
-            </a:schemeClr>
-          </a:outerShdw>
-        </a:effectLst>
-      </a:effectStyle>
-      <a:effectStyle>
-        <a:effectLst>
-          <a:reflection stA="50000" endA="300" endPos="40000" dist="25400" dir="5400000" sy="-100000" algn="bl" rotWithShape="0"/>
-        </a:effectLst>
-      </a:effectStyle>
-      <a:effectStyle>
-        <a:effectLst>
-          <a:outerShdw blurRad="57150" dist="19050" dir="5400000" algn="ctr" rotWithShape="0">
-            <a:srgbClr val="000000">
-              <a:alpha val="63000"/>
-            </a:srgbClr>
-          </a:outerShdw>
-        </a:effectLst>
-      </a:effectStyle>
-    </a:effectStyleLst>
-    <a:bgFillStyleLst>
-      <a:solidFill>
-        <a:schemeClr val="phClr"/>
-      </a:solidFill>
-      <a:solidFill>
-        <a:schemeClr val="phClr">
-          <a:tint val="95000"/>
-          <a:satMod val="170000"/>
-        </a:schemeClr>
-      </a:solidFill>
-      <a:gradFill rotWithShape="1">
-        <a:gsLst>
-          <a:gs pos="0">
-            <a:schemeClr val="phClr">
-              <a:tint val="93000"/>
-              <a:satMod val="150000"/>
-              <a:shade val="98000"/>
-              <a:lumMod val="102000"/>
-            </a:schemeClr>
-          </a:gs>
-          <a:gs pos="50000">
-            <a:schemeClr val="phClr">
-              <a:tint val="98000"/>
-              <a:satMod val="130000"/>
-              <a:shade val="90000"/>
-              <a:lumMod val="103000"/>
-            </a:schemeClr>
-          </a:gs>
-          <a:gs pos="100000">
-            <a:schemeClr val="phClr">
-              <a:shade val="63000"/>
-              <a:satMod val="120000"/>
-            </a:schemeClr>
-          </a:gs>
-        </a:gsLst>
-        <a:lin ang="5400000" scaled="0"/>
-      </a:gradFill>
-    </a:bgFillStyleLst>
-  </a:fmtScheme>
-</a:themeOverride>
+<file path=customXml/item1.xml><?xml version="1.0" encoding="utf-8"?>
+<b:Sources xmlns:b="http://schemas.openxmlformats.org/officeDocument/2006/bibliography" xmlns="http://schemas.openxmlformats.org/officeDocument/2006/bibliography" SelectedStyle="\APA.XSL" StyleName="APA"/>
 </file>
 
-<file path=customXml/item1.xml><?xml version="1.0" encoding="utf-8"?>
+<file path=customXml/item2.xml><?xml version="1.0" encoding="utf-8"?>
 <CoverPageProperties xmlns="http://schemas.microsoft.com/office/2006/coverPageProps">
   <PublishDate>2017-07-01T00:00:00</PublishDate>
   <Abstract/>
@@ -2557,18 +5278,14 @@
 </CoverPageProperties>
 </file>
 
-<file path=customXml/item2.xml><?xml version="1.0" encoding="utf-8"?>
-<b:Sources xmlns:b="http://schemas.openxmlformats.org/officeDocument/2006/bibliography" xmlns="http://schemas.openxmlformats.org/officeDocument/2006/bibliography" SelectedStyle="\APA.XSL" StyleName="APA"/>
-</file>
-
 <file path=customXml/itemProps1.xml><?xml version="1.0" encoding="utf-8"?>
-<ds:datastoreItem xmlns:ds="http://schemas.openxmlformats.org/officeDocument/2006/customXml" ds:itemID="{55AF091B-3C7A-41E3-B477-F2FDAA23CFDA}">
+<ds:datastoreItem xmlns:ds="http://schemas.openxmlformats.org/officeDocument/2006/customXml" ds:itemID="{0762133A-DA90-4218-9AB1-5D464F43E23C}">
   <ds:schemaRefs/>
 </ds:datastoreItem>
 </file>
 
 <file path=customXml/itemProps2.xml><?xml version="1.0" encoding="utf-8"?>
-<ds:datastoreItem xmlns:ds="http://schemas.openxmlformats.org/officeDocument/2006/customXml" ds:itemID="{0762133A-DA90-4218-9AB1-5D464F43E23C}">
+<ds:datastoreItem xmlns:ds="http://schemas.openxmlformats.org/officeDocument/2006/customXml" ds:itemID="{55AF091B-3C7A-41E3-B477-F2FDAA23CFDA}">
   <ds:schemaRefs/>
 </ds:datastoreItem>
 </file>
--- a/tests/render-test/chart/document.docx
+++ b/tests/render-test/chart/document.docx
@@ -28,6 +28,7 @@
           <w:lang w:val="en-US" w:eastAsia="zh-CN"/>
         </w:rPr>
       </w:pPr>
+      <w:bookmarkStart w:id="0" w:name="_GoBack"/>
       <w:r>
         <w:rPr>
           <w:rFonts w:hint="default" w:eastAsiaTheme="minorEastAsia"/>
@@ -55,6 +56,7 @@
           </wp:anchor>
         </w:drawing>
       </w:r>
+      <w:bookmarkEnd w:id="0"/>
       <w:r>
         <w:rPr>
           <w:rFonts w:hint="eastAsia"/>
@@ -169,12 +171,44 @@
     <w:p>
       <w:pPr>
         <w:rPr>
+          <w:rFonts w:hint="eastAsia"/>
+          <w:lang w:val="en-US" w:eastAsia="zh-CN"/>
+        </w:rPr>
+      </w:pPr>
+      <w:r>
+        <w:rPr>
+          <w:rFonts w:hint="eastAsia"/>
+          <w:lang w:val="en-US" w:eastAsia="zh-CN"/>
+        </w:rPr>
+        <w:t>Test-abc</w:t>
+      </w:r>
+    </w:p>
+    <w:p>
+      <w:pPr>
+        <w:rPr>
           <w:rFonts w:hint="default"/>
           <w:lang w:val="en-US" w:eastAsia="zh-CN"/>
         </w:rPr>
       </w:pPr>
-      <w:bookmarkStart w:id="0" w:name="_GoBack"/>
-      <w:bookmarkEnd w:id="0"/>
+      <w:r>
+        <w:rPr>
+          <w:rFonts w:hint="default"/>
+          <w:lang w:val="en-US" w:eastAsia="zh-CN"/>
+        </w:rPr>
+        <w:drawing>
+          <wp:inline distT="0" distB="0" distL="114300" distR="114300">
+            <wp:extent cx="5256530" cy="2988310"/>
+            <wp:effectExtent l="5080" t="4445" r="15240" b="17145"/>
+            <wp:docPr id="5" name="图表 5"/>
+            <wp:cNvGraphicFramePr/>
+            <a:graphic xmlns:a="http://schemas.openxmlformats.org/drawingml/2006/main">
+              <a:graphicData uri="http://schemas.openxmlformats.org/drawingml/2006/chart">
+                <c:chart xmlns:c="http://schemas.openxmlformats.org/drawingml/2006/chart" xmlns:r="http://schemas.openxmlformats.org/officeDocument/2006/relationships" r:id="rId8"/>
+              </a:graphicData>
+            </a:graphic>
+          </wp:inline>
+        </w:drawing>
+      </w:r>
     </w:p>
     <w:sectPr>
       <w:pgSz w:w="11906" w:h="16838"/>
@@ -2330,6 +2364,11 @@
     <c:plotVisOnly val="1"/>
     <c:dispBlanksAs val="gap"/>
     <c:showDLblsOverMax val="0"/>
+    <c:extLst>
+      <c:ext uri="{0b15fc19-7d7d-44ad-8c2d-2c3a37ce22c3}">
+        <chartProps xmlns="https://web.wps.cn/et/2018/main" chartId="{1f8355d6-3c2c-462d-af92-3aebfd6aa7cf}"/>
+      </c:ext>
+    </c:extLst>
   </c:chart>
   <c:spPr>
     <a:solidFill>
@@ -2715,6 +2754,404 @@
     </c:legend>
     <c:plotVisOnly val="1"/>
     <c:dispBlanksAs val="zero"/>
+    <c:showDLblsOverMax val="0"/>
+    <c:extLst>
+      <c:ext uri="{0b15fc19-7d7d-44ad-8c2d-2c3a37ce22c3}">
+        <chartProps xmlns="https://web.wps.cn/et/2018/main" chartId="{8c681e2d-d14f-4f03-87eb-5001874a7272}"/>
+      </c:ext>
+    </c:extLst>
+  </c:chart>
+  <c:spPr>
+    <a:solidFill>
+      <a:schemeClr val="bg1"/>
+    </a:solidFill>
+    <a:ln w="9525" cap="flat" cmpd="sng" algn="ctr">
+      <a:solidFill>
+        <a:schemeClr val="tx1">
+          <a:lumMod val="15000"/>
+          <a:lumOff val="85000"/>
+        </a:schemeClr>
+      </a:solidFill>
+      <a:round/>
+    </a:ln>
+    <a:effectLst/>
+  </c:spPr>
+  <c:txPr>
+    <a:bodyPr/>
+    <a:lstStyle/>
+    <a:p>
+      <a:pPr>
+        <a:defRPr lang="zh-CN"/>
+      </a:pPr>
+    </a:p>
+  </c:txPr>
+  <c:externalData r:id="rId1">
+    <c:autoUpdate val="0"/>
+  </c:externalData>
+</c:chartSpace>
+</file>
+
+<file path=word/charts/chart5.xml><?xml version="1.0" encoding="utf-8"?>
+<c:chartSpace xmlns:c="http://schemas.openxmlformats.org/drawingml/2006/chart" xmlns:a="http://schemas.openxmlformats.org/drawingml/2006/main" xmlns:r="http://schemas.openxmlformats.org/officeDocument/2006/relationships">
+  <c:date1904 val="0"/>
+  <c:lang val="zh-CN"/>
+  <c:roundedCorners val="0"/>
+  <mc:AlternateContent xmlns:mc="http://schemas.openxmlformats.org/markup-compatibility/2006">
+    <mc:Choice xmlns:c14="http://schemas.microsoft.com/office/drawing/2007/8/2/chart" Requires="c14">
+      <c14:style val="102"/>
+    </mc:Choice>
+    <mc:Fallback>
+      <c:style val="2"/>
+    </mc:Fallback>
+  </mc:AlternateContent>
+  <c:chart>
+    <c:title>
+      <c:layout/>
+      <c:overlay val="0"/>
+      <c:spPr>
+        <a:noFill/>
+        <a:ln>
+          <a:noFill/>
+        </a:ln>
+        <a:effectLst/>
+      </c:spPr>
+      <c:txPr>
+        <a:bodyPr rot="0" spcFirstLastPara="0" vertOverflow="ellipsis" vert="horz" wrap="square" anchor="ctr" anchorCtr="1"/>
+        <a:lstStyle/>
+        <a:p>
+          <a:pPr>
+            <a:defRPr lang="zh-CN" sz="1400" b="1" i="0" u="none" strike="noStrike" kern="1200" baseline="0">
+              <a:solidFill>
+                <a:schemeClr val="tx1">
+                  <a:lumMod val="75000"/>
+                  <a:lumOff val="25000"/>
+                </a:schemeClr>
+              </a:solidFill>
+              <a:latin typeface="+mn-lt"/>
+              <a:ea typeface="+mn-ea"/>
+              <a:cs typeface="+mn-cs"/>
+            </a:defRPr>
+          </a:pPr>
+        </a:p>
+      </c:txPr>
+    </c:title>
+    <c:autoTitleDeleted val="0"/>
+    <c:plotArea>
+      <c:layout/>
+      <c:radarChart>
+        <c:radarStyle val="marker"/>
+        <c:varyColors val="0"/>
+        <c:ser>
+          <c:idx val="0"/>
+          <c:order val="0"/>
+          <c:tx>
+            <c:strRef>
+              <c:f>Sheet1!$B$1</c:f>
+              <c:strCache>
+                <c:ptCount val="1"/>
+                <c:pt idx="0">
+                  <c:v>系列 1</c:v>
+                </c:pt>
+              </c:strCache>
+            </c:strRef>
+          </c:tx>
+          <c:spPr>
+            <a:ln w="28575" cap="rnd">
+              <a:solidFill>
+                <a:schemeClr val="accent1"/>
+              </a:solidFill>
+              <a:round/>
+            </a:ln>
+            <a:effectLst/>
+          </c:spPr>
+          <c:marker>
+            <c:symbol val="none"/>
+          </c:marker>
+          <c:dLbls>
+            <c:delete val="1"/>
+          </c:dLbls>
+          <c:cat>
+            <c:numRef>
+              <c:f>Sheet1!$A$2:$A$6</c:f>
+              <c:numCache>
+                <c:formatCode>yyyy/m/d</c:formatCode>
+                <c:ptCount val="5"/>
+                <c:pt idx="0" c:formatCode="yyyy/m/d">
+                  <c:v>37261</c:v>
+                </c:pt>
+                <c:pt idx="1" c:formatCode="yyyy/m/d">
+                  <c:v>37262</c:v>
+                </c:pt>
+                <c:pt idx="2" c:formatCode="yyyy/m/d">
+                  <c:v>37263</c:v>
+                </c:pt>
+                <c:pt idx="3" c:formatCode="yyyy/m/d">
+                  <c:v>37264</c:v>
+                </c:pt>
+                <c:pt idx="4" c:formatCode="yyyy/m/d">
+                  <c:v>37265</c:v>
+                </c:pt>
+              </c:numCache>
+            </c:numRef>
+          </c:cat>
+          <c:val>
+            <c:numRef>
+              <c:f>Sheet1!$B$2:$B$6</c:f>
+              <c:numCache>
+                <c:formatCode>General</c:formatCode>
+                <c:ptCount val="5"/>
+                <c:pt idx="0">
+                  <c:v>32</c:v>
+                </c:pt>
+                <c:pt idx="1">
+                  <c:v>32</c:v>
+                </c:pt>
+                <c:pt idx="2">
+                  <c:v>28</c:v>
+                </c:pt>
+                <c:pt idx="3">
+                  <c:v>12</c:v>
+                </c:pt>
+                <c:pt idx="4">
+                  <c:v>15</c:v>
+                </c:pt>
+              </c:numCache>
+            </c:numRef>
+          </c:val>
+        </c:ser>
+        <c:ser>
+          <c:idx val="1"/>
+          <c:order val="1"/>
+          <c:tx>
+            <c:strRef>
+              <c:f>Sheet1!$C$1</c:f>
+              <c:strCache>
+                <c:ptCount val="1"/>
+                <c:pt idx="0">
+                  <c:v>系列 2</c:v>
+                </c:pt>
+              </c:strCache>
+            </c:strRef>
+          </c:tx>
+          <c:spPr>
+            <a:ln w="28575" cap="rnd">
+              <a:solidFill>
+                <a:schemeClr val="accent2"/>
+              </a:solidFill>
+              <a:round/>
+            </a:ln>
+            <a:effectLst/>
+          </c:spPr>
+          <c:marker>
+            <c:symbol val="none"/>
+          </c:marker>
+          <c:dLbls>
+            <c:delete val="1"/>
+          </c:dLbls>
+          <c:cat>
+            <c:numRef>
+              <c:f>Sheet1!$A$2:$A$6</c:f>
+              <c:numCache>
+                <c:formatCode>yyyy/m/d</c:formatCode>
+                <c:ptCount val="5"/>
+                <c:pt idx="0" c:formatCode="yyyy/m/d">
+                  <c:v>37261</c:v>
+                </c:pt>
+                <c:pt idx="1" c:formatCode="yyyy/m/d">
+                  <c:v>37262</c:v>
+                </c:pt>
+                <c:pt idx="2" c:formatCode="yyyy/m/d">
+                  <c:v>37263</c:v>
+                </c:pt>
+                <c:pt idx="3" c:formatCode="yyyy/m/d">
+                  <c:v>37264</c:v>
+                </c:pt>
+                <c:pt idx="4" c:formatCode="yyyy/m/d">
+                  <c:v>37265</c:v>
+                </c:pt>
+              </c:numCache>
+            </c:numRef>
+          </c:cat>
+          <c:val>
+            <c:numRef>
+              <c:f>Sheet1!$C$2:$C$6</c:f>
+              <c:numCache>
+                <c:formatCode>General</c:formatCode>
+                <c:ptCount val="5"/>
+                <c:pt idx="0">
+                  <c:v>12</c:v>
+                </c:pt>
+                <c:pt idx="1">
+                  <c:v>12</c:v>
+                </c:pt>
+                <c:pt idx="2">
+                  <c:v>12</c:v>
+                </c:pt>
+                <c:pt idx="3">
+                  <c:v>21</c:v>
+                </c:pt>
+                <c:pt idx="4">
+                  <c:v>28</c:v>
+                </c:pt>
+              </c:numCache>
+            </c:numRef>
+          </c:val>
+        </c:ser>
+        <c:dLbls>
+          <c:showLegendKey val="0"/>
+          <c:showVal val="0"/>
+          <c:showCatName val="0"/>
+          <c:showSerName val="0"/>
+          <c:showPercent val="0"/>
+          <c:showBubbleSize val="0"/>
+        </c:dLbls>
+        <c:axId val="750540901"/>
+        <c:axId val="721811508"/>
+      </c:radarChart>
+      <c:catAx>
+        <c:axId val="750540901"/>
+        <c:scaling>
+          <c:orientation val="minMax"/>
+        </c:scaling>
+        <c:delete val="0"/>
+        <c:axPos val="b"/>
+        <c:majorTickMark val="none"/>
+        <c:minorTickMark val="none"/>
+        <c:tickLblPos val="nextTo"/>
+        <c:spPr>
+          <a:noFill/>
+          <a:ln w="9525" cap="flat" cmpd="sng" algn="ctr">
+            <a:solidFill>
+              <a:schemeClr val="tx1">
+                <a:lumMod val="15000"/>
+                <a:lumOff val="85000"/>
+              </a:schemeClr>
+            </a:solidFill>
+            <a:round/>
+          </a:ln>
+          <a:effectLst/>
+        </c:spPr>
+        <c:txPr>
+          <a:bodyPr rot="-60000000" spcFirstLastPara="0" vertOverflow="ellipsis" vert="horz" wrap="square" anchor="ctr" anchorCtr="1"/>
+          <a:lstStyle/>
+          <a:p>
+            <a:pPr>
+              <a:defRPr lang="zh-CN" sz="900" b="0" i="0" u="none" strike="noStrike" kern="1200" baseline="0">
+                <a:solidFill>
+                  <a:schemeClr val="tx1">
+                    <a:lumMod val="65000"/>
+                    <a:lumOff val="35000"/>
+                  </a:schemeClr>
+                </a:solidFill>
+                <a:latin typeface="+mn-lt"/>
+                <a:ea typeface="+mn-ea"/>
+                <a:cs typeface="+mn-cs"/>
+              </a:defRPr>
+            </a:pPr>
+          </a:p>
+        </c:txPr>
+        <c:crossAx val="721811508"/>
+        <c:crosses val="autoZero"/>
+        <c:auto val="1"/>
+        <c:lblAlgn val="ctr"/>
+        <c:lblOffset val="100"/>
+        <c:noMultiLvlLbl val="0"/>
+      </c:catAx>
+      <c:valAx>
+        <c:axId val="721811508"/>
+        <c:scaling>
+          <c:orientation val="minMax"/>
+        </c:scaling>
+        <c:delete val="0"/>
+        <c:axPos val="l"/>
+        <c:majorGridlines>
+          <c:spPr>
+            <a:ln w="9525" cap="flat" cmpd="sng" algn="ctr">
+              <a:solidFill>
+                <a:schemeClr val="lt1">
+                  <a:lumMod val="90200"/>
+                </a:schemeClr>
+              </a:solidFill>
+              <a:round/>
+            </a:ln>
+            <a:effectLst/>
+          </c:spPr>
+        </c:majorGridlines>
+        <c:numFmt formatCode="General" sourceLinked="1"/>
+        <c:majorTickMark val="none"/>
+        <c:minorTickMark val="none"/>
+        <c:tickLblPos val="nextTo"/>
+        <c:spPr>
+          <a:noFill/>
+          <a:ln>
+            <a:noFill/>
+          </a:ln>
+          <a:effectLst/>
+        </c:spPr>
+        <c:txPr>
+          <a:bodyPr rot="-60000000" spcFirstLastPara="0" vertOverflow="ellipsis" vert="horz" wrap="square" anchor="ctr" anchorCtr="1"/>
+          <a:lstStyle/>
+          <a:p>
+            <a:pPr>
+              <a:defRPr lang="zh-CN" sz="900" b="0" i="0" u="none" strike="noStrike" kern="1200" baseline="0">
+                <a:solidFill>
+                  <a:schemeClr val="tx1">
+                    <a:lumMod val="65000"/>
+                    <a:lumOff val="35000"/>
+                  </a:schemeClr>
+                </a:solidFill>
+                <a:latin typeface="+mn-lt"/>
+                <a:ea typeface="+mn-ea"/>
+                <a:cs typeface="+mn-cs"/>
+              </a:defRPr>
+            </a:pPr>
+          </a:p>
+        </c:txPr>
+        <c:crossAx val="750540901"/>
+        <c:crosses val="autoZero"/>
+        <c:crossBetween val="between"/>
+      </c:valAx>
+      <c:spPr>
+        <a:noFill/>
+        <a:ln>
+          <a:noFill/>
+        </a:ln>
+        <a:effectLst/>
+      </c:spPr>
+    </c:plotArea>
+    <c:legend>
+      <c:legendPos val="t"/>
+      <c:layout/>
+      <c:overlay val="0"/>
+      <c:spPr>
+        <a:noFill/>
+        <a:ln>
+          <a:noFill/>
+        </a:ln>
+        <a:effectLst/>
+      </c:spPr>
+      <c:txPr>
+        <a:bodyPr rot="0" spcFirstLastPara="0" vertOverflow="ellipsis" vert="horz" wrap="square" anchor="ctr" anchorCtr="1"/>
+        <a:lstStyle/>
+        <a:p>
+          <a:pPr>
+            <a:defRPr lang="zh-CN" sz="900" b="0" i="0" u="none" strike="noStrike" kern="1200" baseline="0">
+              <a:solidFill>
+                <a:schemeClr val="tx1">
+                  <a:lumMod val="65000"/>
+                  <a:lumOff val="35000"/>
+                </a:schemeClr>
+              </a:solidFill>
+              <a:latin typeface="+mn-lt"/>
+              <a:ea typeface="+mn-ea"/>
+              <a:cs typeface="+mn-cs"/>
+            </a:defRPr>
+          </a:pPr>
+        </a:p>
+      </c:txPr>
+    </c:legend>
+    <c:plotVisOnly val="1"/>
+    <c:dispBlanksAs val="gap"/>
     <c:showDLblsOverMax val="0"/>
   </c:chart>
   <c:spPr>
@@ -2907,517 +3344,47 @@
 </cs:colorStyle>
 </file>
 
-<file path=word/charts/style1.xml><?xml version="1.0" encoding="utf-8"?>
-<cs:chartStyle xmlns:cs="http://schemas.microsoft.com/office/drawing/2012/chartStyle" xmlns:a="http://schemas.openxmlformats.org/drawingml/2006/main" id="10001">
-  <cs:axisTitle>
-    <cs:lnRef idx="0"/>
-    <cs:fillRef idx="0"/>
-    <cs:effectRef idx="0"/>
-    <cs:fontRef idx="minor">
-      <a:schemeClr val="tx1">
-        <a:lumMod val="65000"/>
-        <a:lumOff val="35000"/>
-      </a:schemeClr>
-    </cs:fontRef>
-    <cs:defRPr sz="1000" kern="1200"/>
-  </cs:axisTitle>
-  <cs:categoryAxis>
-    <cs:lnRef idx="0"/>
-    <cs:fillRef idx="0"/>
-    <cs:effectRef idx="0"/>
-    <cs:fontRef idx="minor">
-      <a:schemeClr val="tx1">
-        <a:lumMod val="65000"/>
-        <a:lumOff val="35000"/>
-      </a:schemeClr>
-    </cs:fontRef>
-    <cs:spPr>
-      <a:ln w="9525" cap="flat" cmpd="sng" algn="ctr">
-        <a:solidFill>
-          <a:schemeClr val="tx1">
-            <a:lumMod val="15000"/>
-            <a:lumOff val="85000"/>
-          </a:schemeClr>
-        </a:solidFill>
-        <a:round/>
-      </a:ln>
-    </cs:spPr>
-    <cs:defRPr sz="900" kern="1200"/>
-  </cs:categoryAxis>
-  <cs:chartArea mods="allowNoFillOverride allowNoLineOverride">
-    <cs:lnRef idx="0"/>
-    <cs:fillRef idx="0"/>
-    <cs:effectRef idx="0"/>
-    <cs:fontRef idx="minor">
-      <a:schemeClr val="tx1"/>
-    </cs:fontRef>
-    <cs:spPr>
-      <a:solidFill>
-        <a:schemeClr val="bg1"/>
-      </a:solidFill>
-      <a:ln w="9525" cap="flat" cmpd="sng" algn="ctr">
-        <a:solidFill>
-          <a:schemeClr val="tx1">
-            <a:lumMod val="15000"/>
-            <a:lumOff val="85000"/>
-          </a:schemeClr>
-        </a:solidFill>
-        <a:round/>
-      </a:ln>
-    </cs:spPr>
-    <cs:defRPr sz="1000" kern="1200"/>
-  </cs:chartArea>
-  <cs:dataLabel>
-    <cs:lnRef idx="0"/>
-    <cs:fillRef idx="0"/>
-    <cs:effectRef idx="0"/>
-    <cs:fontRef idx="minor">
-      <a:schemeClr val="tx1">
-        <a:lumMod val="75000"/>
-        <a:lumOff val="25000"/>
-      </a:schemeClr>
-    </cs:fontRef>
-    <cs:defRPr sz="1000" kern="1200"/>
-  </cs:dataLabel>
-  <cs:dataLabelCallout>
-    <cs:lnRef idx="0"/>
-    <cs:fillRef idx="0"/>
-    <cs:effectRef idx="0"/>
-    <cs:fontRef idx="minor">
-      <a:schemeClr val="dk1">
-        <a:lumMod val="65000"/>
-        <a:lumOff val="35000"/>
-      </a:schemeClr>
-    </cs:fontRef>
-    <cs:spPr>
-      <a:solidFill>
-        <a:schemeClr val="lt1"/>
-      </a:solidFill>
-      <a:ln>
-        <a:solidFill>
-          <a:schemeClr val="dk1">
-            <a:lumMod val="25000"/>
-            <a:lumOff val="75000"/>
-          </a:schemeClr>
-        </a:solidFill>
-      </a:ln>
-    </cs:spPr>
-    <cs:defRPr sz="1000" kern="1200"/>
-    <cs:bodyPr rot="0" spcFirstLastPara="1" vertOverflow="clip" horzOverflow="clip" vert="horz" wrap="square" lIns="36576" tIns="18288" rIns="36576" bIns="18288" anchor="ctr" anchorCtr="1">
-      <a:spAutoFit/>
-    </cs:bodyPr>
-  </cs:dataLabelCallout>
-  <cs:dataPoint>
-    <cs:lnRef idx="0">
-      <cs:styleClr val="auto"/>
-    </cs:lnRef>
-    <cs:fillRef idx="1">
-      <cs:styleClr val="auto"/>
-    </cs:fillRef>
-    <cs:effectRef idx="0"/>
-    <cs:fontRef idx="minor">
-      <a:schemeClr val="dk1"/>
-    </cs:fontRef>
-    <cs:spPr>
-      <a:ln>
-        <a:noFill/>
-      </a:ln>
-      <a:effectLst/>
-    </cs:spPr>
-  </cs:dataPoint>
-  <cs:dataPoint3D>
-    <cs:lnRef idx="0"/>
-    <cs:fillRef idx="1">
-      <cs:styleClr val="auto"/>
-    </cs:fillRef>
-    <cs:effectRef idx="0"/>
-    <cs:fontRef idx="minor">
-      <a:schemeClr val="tx1"/>
-    </cs:fontRef>
-  </cs:dataPoint3D>
-  <cs:dataPointLine>
-    <cs:lnRef idx="0">
-      <cs:styleClr val="auto"/>
-    </cs:lnRef>
-    <cs:fillRef idx="1"/>
-    <cs:effectRef idx="0"/>
-    <cs:fontRef idx="minor">
-      <a:schemeClr val="tx1"/>
-    </cs:fontRef>
-    <cs:spPr>
-      <a:ln w="28575" cap="rnd">
-        <a:solidFill>
-          <a:schemeClr val="phClr"/>
-        </a:solidFill>
-        <a:round/>
-      </a:ln>
-    </cs:spPr>
-  </cs:dataPointLine>
-  <cs:dataPointMarker>
-    <cs:lnRef idx="0">
-      <cs:styleClr val="auto"/>
-    </cs:lnRef>
-    <cs:fillRef idx="1">
-      <cs:styleClr val="auto"/>
-    </cs:fillRef>
-    <cs:effectRef idx="0"/>
-    <cs:fontRef idx="minor">
-      <a:schemeClr val="tx1"/>
-    </cs:fontRef>
-    <cs:spPr>
-      <a:ln w="9525">
-        <a:solidFill>
-          <a:schemeClr val="phClr"/>
-        </a:solidFill>
-      </a:ln>
-    </cs:spPr>
-  </cs:dataPointMarker>
-  <cs:dataPointMarkerLayout symbol="circle" size="5"/>
-  <cs:dataPointWireframe>
-    <cs:lnRef idx="0">
-      <cs:styleClr val="auto"/>
-    </cs:lnRef>
-    <cs:fillRef idx="1"/>
-    <cs:effectRef idx="0"/>
-    <cs:fontRef idx="minor">
-      <a:schemeClr val="tx1"/>
-    </cs:fontRef>
-    <cs:spPr>
-      <a:ln w="9525" cap="rnd">
-        <a:solidFill>
-          <a:schemeClr val="phClr"/>
-        </a:solidFill>
-        <a:round/>
-      </a:ln>
-    </cs:spPr>
-  </cs:dataPointWireframe>
-  <cs:dataTable>
-    <cs:lnRef idx="0"/>
-    <cs:fillRef idx="0"/>
-    <cs:effectRef idx="0"/>
-    <cs:fontRef idx="minor">
-      <a:schemeClr val="tx1">
-        <a:lumMod val="65000"/>
-        <a:lumOff val="35000"/>
-      </a:schemeClr>
-    </cs:fontRef>
-    <cs:spPr>
-      <a:noFill/>
-      <a:ln w="9525" cap="flat" cmpd="sng" algn="ctr">
-        <a:solidFill>
-          <a:schemeClr val="tx1">
-            <a:lumMod val="15000"/>
-            <a:lumOff val="85000"/>
-          </a:schemeClr>
-        </a:solidFill>
-        <a:round/>
-      </a:ln>
-    </cs:spPr>
-    <cs:defRPr sz="900" kern="1200"/>
-  </cs:dataTable>
-  <cs:downBar>
-    <cs:lnRef idx="0"/>
-    <cs:fillRef idx="0"/>
-    <cs:effectRef idx="0"/>
-    <cs:fontRef idx="minor">
-      <a:schemeClr val="dk1"/>
-    </cs:fontRef>
-    <cs:spPr>
-      <a:solidFill>
-        <a:schemeClr val="dk1">
-          <a:lumMod val="65000"/>
-          <a:lumOff val="35000"/>
-        </a:schemeClr>
-      </a:solidFill>
-      <a:ln w="9525">
-        <a:solidFill>
-          <a:schemeClr val="tx1">
-            <a:lumMod val="65000"/>
-            <a:lumOff val="35000"/>
-          </a:schemeClr>
-        </a:solidFill>
-      </a:ln>
-    </cs:spPr>
-  </cs:downBar>
-  <cs:dropLine>
-    <cs:lnRef idx="0"/>
-    <cs:fillRef idx="0"/>
-    <cs:effectRef idx="0"/>
-    <cs:fontRef idx="minor">
-      <a:schemeClr val="tx1"/>
-    </cs:fontRef>
-    <cs:spPr>
-      <a:ln w="9525" cap="flat" cmpd="sng" algn="ctr">
-        <a:solidFill>
-          <a:schemeClr val="tx1">
-            <a:lumMod val="35000"/>
-            <a:lumOff val="65000"/>
-          </a:schemeClr>
-        </a:solidFill>
-        <a:round/>
-      </a:ln>
-    </cs:spPr>
-  </cs:dropLine>
-  <cs:errorBar>
-    <cs:lnRef idx="0"/>
-    <cs:fillRef idx="0"/>
-    <cs:effectRef idx="0"/>
-    <cs:fontRef idx="minor">
-      <a:schemeClr val="tx1"/>
-    </cs:fontRef>
-    <cs:spPr>
-      <a:ln w="9525" cap="flat" cmpd="sng" algn="ctr">
-        <a:solidFill>
-          <a:schemeClr val="tx1">
-            <a:lumMod val="65000"/>
-            <a:lumOff val="35000"/>
-          </a:schemeClr>
-        </a:solidFill>
-        <a:round/>
-      </a:ln>
-    </cs:spPr>
-  </cs:errorBar>
-  <cs:floor>
-    <cs:lnRef idx="0"/>
-    <cs:fillRef idx="0"/>
-    <cs:effectRef idx="0"/>
-    <cs:fontRef idx="minor">
-      <a:schemeClr val="tx1"/>
-    </cs:fontRef>
-    <cs:spPr>
-      <a:noFill/>
-      <a:ln>
-        <a:noFill/>
-      </a:ln>
-    </cs:spPr>
-  </cs:floor>
-  <cs:gridlineMajor>
-    <cs:lnRef idx="0"/>
-    <cs:fillRef idx="0"/>
-    <cs:effectRef idx="0"/>
-    <cs:fontRef idx="minor">
-      <a:schemeClr val="tx1"/>
-    </cs:fontRef>
-    <cs:spPr>
-      <a:ln w="9525" cap="flat" cmpd="sng" algn="ctr">
-        <a:solidFill>
-          <a:schemeClr val="lt1">
-            <a:lumMod val="90200"/>
-          </a:schemeClr>
-        </a:solidFill>
-        <a:round/>
-      </a:ln>
-    </cs:spPr>
-  </cs:gridlineMajor>
-  <cs:gridlineMinor>
-    <cs:lnRef idx="0"/>
-    <cs:fillRef idx="0"/>
-    <cs:effectRef idx="0"/>
-    <cs:fontRef idx="minor">
-      <a:schemeClr val="tx1"/>
-    </cs:fontRef>
-    <cs:spPr>
-      <a:ln w="9525" cap="flat" cmpd="sng" algn="ctr">
-        <a:solidFill>
-          <a:schemeClr val="tx1">
-            <a:lumMod val="5000"/>
-            <a:lumOff val="95000"/>
-          </a:schemeClr>
-        </a:solidFill>
-        <a:round/>
-      </a:ln>
-    </cs:spPr>
-  </cs:gridlineMinor>
-  <cs:hiLoLine>
-    <cs:lnRef idx="0"/>
-    <cs:fillRef idx="0"/>
-    <cs:effectRef idx="0"/>
-    <cs:fontRef idx="minor">
-      <a:schemeClr val="tx1"/>
-    </cs:fontRef>
-    <cs:spPr>
-      <a:ln w="9525" cap="flat" cmpd="sng" algn="ctr">
-        <a:solidFill>
-          <a:schemeClr val="tx1">
-            <a:lumMod val="75000"/>
-            <a:lumOff val="25000"/>
-          </a:schemeClr>
-        </a:solidFill>
-        <a:round/>
-      </a:ln>
-    </cs:spPr>
-  </cs:hiLoLine>
-  <cs:leaderLine>
-    <cs:lnRef idx="0"/>
-    <cs:fillRef idx="0"/>
-    <cs:effectRef idx="0"/>
-    <cs:fontRef idx="minor">
-      <a:schemeClr val="tx1"/>
-    </cs:fontRef>
-    <cs:spPr>
-      <a:ln w="9525" cap="flat" cmpd="sng" algn="ctr">
-        <a:solidFill>
-          <a:schemeClr val="tx1">
-            <a:lumMod val="35000"/>
-            <a:lumOff val="65000"/>
-          </a:schemeClr>
-        </a:solidFill>
-        <a:round/>
-      </a:ln>
-    </cs:spPr>
-  </cs:leaderLine>
-  <cs:legend>
-    <cs:lnRef idx="0"/>
-    <cs:fillRef idx="0"/>
-    <cs:effectRef idx="0"/>
-    <cs:fontRef idx="minor">
-      <a:schemeClr val="tx1">
-        <a:lumMod val="65000"/>
-        <a:lumOff val="35000"/>
-      </a:schemeClr>
-    </cs:fontRef>
-    <cs:defRPr sz="900" kern="1200"/>
-  </cs:legend>
-  <cs:plotArea mods="allowNoFillOverride allowNoLineOverride">
-    <cs:lnRef idx="0"/>
-    <cs:fillRef idx="0"/>
-    <cs:effectRef idx="0"/>
-    <cs:fontRef idx="minor">
-      <a:schemeClr val="tx1"/>
-    </cs:fontRef>
-  </cs:plotArea>
-  <cs:plotArea3D mods="allowNoFillOverride allowNoLineOverride">
-    <cs:lnRef idx="0"/>
-    <cs:fillRef idx="0"/>
-    <cs:effectRef idx="0"/>
-    <cs:fontRef idx="minor">
-      <a:schemeClr val="tx1"/>
-    </cs:fontRef>
-  </cs:plotArea3D>
-  <cs:seriesAxis>
-    <cs:lnRef idx="0"/>
-    <cs:fillRef idx="0"/>
-    <cs:effectRef idx="0"/>
-    <cs:fontRef idx="minor">
-      <a:schemeClr val="tx1">
-        <a:lumMod val="65000"/>
-        <a:lumOff val="35000"/>
-      </a:schemeClr>
-    </cs:fontRef>
-    <cs:defRPr sz="900" kern="1200"/>
-  </cs:seriesAxis>
-  <cs:seriesLine>
-    <cs:lnRef idx="0"/>
-    <cs:fillRef idx="0"/>
-    <cs:effectRef idx="0"/>
-    <cs:fontRef idx="minor">
-      <a:schemeClr val="tx1"/>
-    </cs:fontRef>
-    <cs:spPr>
-      <a:ln w="9525" cap="flat" cmpd="sng" algn="ctr">
-        <a:solidFill>
-          <a:schemeClr val="tx1">
-            <a:lumMod val="35000"/>
-            <a:lumOff val="65000"/>
-          </a:schemeClr>
-        </a:solidFill>
-        <a:round/>
-      </a:ln>
-    </cs:spPr>
-  </cs:seriesLine>
-  <cs:title>
-    <cs:lnRef idx="0"/>
-    <cs:fillRef idx="0"/>
-    <cs:effectRef idx="0"/>
-    <cs:fontRef idx="minor">
-      <a:schemeClr val="tx1">
-        <a:lumMod val="75000"/>
-        <a:lumOff val="25000"/>
-      </a:schemeClr>
-    </cs:fontRef>
-    <cs:defRPr sz="1400" b="1" kern="1200" baseline="0"/>
-  </cs:title>
-  <cs:trendline>
-    <cs:lnRef idx="0">
-      <cs:styleClr val="auto"/>
-    </cs:lnRef>
-    <cs:fillRef idx="0"/>
-    <cs:effectRef idx="0"/>
-    <cs:fontRef idx="minor">
-      <a:schemeClr val="tx1"/>
-    </cs:fontRef>
-    <cs:spPr>
-      <a:ln w="19050" cap="rnd">
-        <a:solidFill>
-          <a:schemeClr val="phClr"/>
-        </a:solidFill>
-        <a:prstDash val="sysDot"/>
-      </a:ln>
-    </cs:spPr>
-  </cs:trendline>
-  <cs:trendlineLabel>
-    <cs:lnRef idx="0"/>
-    <cs:fillRef idx="0"/>
-    <cs:effectRef idx="0"/>
-    <cs:fontRef idx="minor">
-      <a:schemeClr val="tx1">
-        <a:lumMod val="65000"/>
-        <a:lumOff val="35000"/>
-      </a:schemeClr>
-    </cs:fontRef>
-    <cs:defRPr sz="900" kern="1200"/>
-  </cs:trendlineLabel>
-  <cs:upBar>
-    <cs:lnRef idx="0"/>
-    <cs:fillRef idx="0"/>
-    <cs:effectRef idx="0"/>
-    <cs:fontRef idx="minor">
-      <a:schemeClr val="dk1"/>
-    </cs:fontRef>
-    <cs:spPr>
-      <a:solidFill>
-        <a:schemeClr val="lt1"/>
-      </a:solidFill>
-      <a:ln w="9525">
-        <a:solidFill>
-          <a:schemeClr val="tx1">
-            <a:lumMod val="15000"/>
-            <a:lumOff val="85000"/>
-          </a:schemeClr>
-        </a:solidFill>
-      </a:ln>
-    </cs:spPr>
-  </cs:upBar>
-  <cs:valueAxis>
-    <cs:lnRef idx="0"/>
-    <cs:fillRef idx="0"/>
-    <cs:effectRef idx="0"/>
-    <cs:fontRef idx="minor">
-      <a:schemeClr val="tx1">
-        <a:lumMod val="65000"/>
-        <a:lumOff val="35000"/>
-      </a:schemeClr>
-    </cs:fontRef>
-    <cs:defRPr sz="900" kern="1200"/>
-  </cs:valueAxis>
-  <cs:wall>
-    <cs:lnRef idx="0"/>
-    <cs:fillRef idx="0"/>
-    <cs:effectRef idx="0"/>
-    <cs:fontRef idx="minor">
-      <a:schemeClr val="tx1"/>
-    </cs:fontRef>
-    <cs:spPr>
-      <a:noFill/>
-      <a:ln>
-        <a:noFill/>
-      </a:ln>
-    </cs:spPr>
-  </cs:wall>
-</cs:chartStyle>
+<file path=word/charts/colors5.xml><?xml version="1.0" encoding="utf-8"?>
+<cs:colorStyle xmlns:cs="http://schemas.microsoft.com/office/drawing/2012/chartStyle" xmlns:a="http://schemas.openxmlformats.org/drawingml/2006/main" meth="cycle" id="10">
+  <a:schemeClr val="accent1"/>
+  <a:schemeClr val="accent2"/>
+  <a:schemeClr val="accent3"/>
+  <a:schemeClr val="accent4"/>
+  <a:schemeClr val="accent5"/>
+  <a:schemeClr val="accent6"/>
+  <cs:variation/>
+  <cs:variation>
+    <a:lumMod val="60000"/>
+  </cs:variation>
+  <cs:variation>
+    <a:lumMod val="80000"/>
+    <a:lumOff val="20000"/>
+  </cs:variation>
+  <cs:variation>
+    <a:lumMod val="80000"/>
+  </cs:variation>
+  <cs:variation>
+    <a:lumMod val="60000"/>
+    <a:lumOff val="40000"/>
+  </cs:variation>
+  <cs:variation>
+    <a:lumMod val="50000"/>
+  </cs:variation>
+  <cs:variation>
+    <a:lumMod val="70000"/>
+    <a:lumOff val="30000"/>
+  </cs:variation>
+  <cs:variation>
+    <a:lumMod val="70000"/>
+  </cs:variation>
+  <cs:variation>
+    <a:lumMod val="50000"/>
+    <a:lumOff val="50000"/>
+  </cs:variation>
+</cs:colorStyle>
 </file>
 
-<file path=word/charts/style2.xml><?xml version="1.0" encoding="utf-8"?>
+<file path=word/charts/style1.xml><?xml version="1.0" encoding="utf-8"?>
 <cs:chartStyle xmlns:cs="http://schemas.microsoft.com/office/drawing/2012/chartStyle" xmlns:a="http://schemas.openxmlformats.org/drawingml/2006/main" id="10033">
   <cs:axisTitle>
     <cs:lnRef idx="0"/>
@@ -3932,8 +3899,8 @@
 </cs:chartStyle>
 </file>
 
-<file path=word/charts/style3.xml><?xml version="1.0" encoding="utf-8"?>
-<cs:chartStyle xmlns:cs="http://schemas.microsoft.com/office/drawing/2012/chartStyle" xmlns:a="http://schemas.openxmlformats.org/drawingml/2006/main" id="10082">
+<file path=word/charts/style2.xml><?xml version="1.0" encoding="utf-8"?>
+<cs:chartStyle xmlns:cs="http://schemas.microsoft.com/office/drawing/2012/chartStyle" xmlns:a="http://schemas.openxmlformats.org/drawingml/2006/main" id="10145">
   <cs:axisTitle>
     <cs:lnRef idx="0"/>
     <cs:fillRef idx="0"/>
@@ -3990,7 +3957,7 @@
         <a:round/>
       </a:ln>
     </cs:spPr>
-    <cs:defRPr sz="900" kern="1200"/>
+    <cs:defRPr sz="1000" kern="1200"/>
   </cs:chartArea>
   <cs:dataLabel>
     <cs:lnRef idx="0"/>
@@ -4045,9 +4012,7 @@
     </cs:fontRef>
     <cs:spPr>
       <a:ln>
-        <a:solidFill>
-          <a:schemeClr val="bg1"/>
-        </a:solidFill>
+        <a:noFill/>
       </a:ln>
       <a:effectLst/>
     </cs:spPr>
@@ -4061,19 +4026,12 @@
     <cs:fontRef idx="minor">
       <a:schemeClr val="tx1"/>
     </cs:fontRef>
-    <cs:spPr>
-      <a:ln w="25400">
-        <a:solidFill>
-          <a:schemeClr val="lt1"/>
-        </a:solidFill>
-      </a:ln>
-    </cs:spPr>
   </cs:dataPoint3D>
   <cs:dataPointLine>
     <cs:lnRef idx="0">
       <cs:styleClr val="auto"/>
     </cs:lnRef>
-    <cs:fillRef idx="0"/>
+    <cs:fillRef idx="1"/>
     <cs:effectRef idx="0"/>
     <cs:fontRef idx="minor">
       <a:schemeClr val="tx1"/>
@@ -4111,7 +4069,7 @@
     <cs:lnRef idx="0">
       <cs:styleClr val="auto"/>
     </cs:lnRef>
-    <cs:fillRef idx="0"/>
+    <cs:fillRef idx="1"/>
     <cs:effectRef idx="0"/>
     <cs:fontRef idx="minor">
       <a:schemeClr val="tx1"/>
@@ -4220,9 +4178,14 @@
       <a:schemeClr val="tx1"/>
     </cs:fontRef>
     <cs:spPr>
-      <a:noFill/>
-      <a:ln>
-        <a:noFill/>
+      <a:ln w="9525" cap="flat" cmpd="sng" algn="ctr">
+        <a:solidFill>
+          <a:schemeClr val="tx1">
+            <a:lumMod val="15000"/>
+            <a:lumOff val="85000"/>
+          </a:schemeClr>
+        </a:solidFill>
+        <a:round/>
       </a:ln>
     </cs:spPr>
   </cs:floor>
@@ -4339,6 +4302,17 @@
         <a:lumOff val="35000"/>
       </a:schemeClr>
     </cs:fontRef>
+    <cs:spPr>
+      <a:ln w="9525" cap="flat" cmpd="sng" algn="ctr">
+        <a:solidFill>
+          <a:schemeClr val="tx1">
+            <a:lumMod val="15000"/>
+            <a:lumOff val="85000"/>
+          </a:schemeClr>
+        </a:solidFill>
+        <a:round/>
+      </a:ln>
+    </cs:spPr>
     <cs:defRPr sz="900" kern="1200"/>
   </cs:seriesAxis>
   <cs:seriesLine>
@@ -4453,8 +4427,8 @@
 </cs:chartStyle>
 </file>
 
-<file path=word/charts/style4.xml><?xml version="1.0" encoding="utf-8"?>
-<cs:chartStyle xmlns:cs="http://schemas.microsoft.com/office/drawing/2012/chartStyle" xmlns:a="http://schemas.openxmlformats.org/drawingml/2006/main" id="10145">
+<file path=word/charts/style3.xml><?xml version="1.0" encoding="utf-8"?>
+<cs:chartStyle xmlns:cs="http://schemas.microsoft.com/office/drawing/2012/chartStyle" xmlns:a="http://schemas.openxmlformats.org/drawingml/2006/main" id="10001">
   <cs:axisTitle>
     <cs:lnRef idx="0"/>
     <cs:fillRef idx="0"/>
@@ -4666,6 +4640,525 @@
     <cs:fillRef idx="0"/>
     <cs:effectRef idx="0"/>
     <cs:fontRef idx="minor">
+      <a:schemeClr val="dk1"/>
+    </cs:fontRef>
+    <cs:spPr>
+      <a:solidFill>
+        <a:schemeClr val="dk1">
+          <a:lumMod val="65000"/>
+          <a:lumOff val="35000"/>
+        </a:schemeClr>
+      </a:solidFill>
+      <a:ln w="9525">
+        <a:solidFill>
+          <a:schemeClr val="tx1">
+            <a:lumMod val="65000"/>
+            <a:lumOff val="35000"/>
+          </a:schemeClr>
+        </a:solidFill>
+      </a:ln>
+    </cs:spPr>
+  </cs:downBar>
+  <cs:dropLine>
+    <cs:lnRef idx="0"/>
+    <cs:fillRef idx="0"/>
+    <cs:effectRef idx="0"/>
+    <cs:fontRef idx="minor">
+      <a:schemeClr val="tx1"/>
+    </cs:fontRef>
+    <cs:spPr>
+      <a:ln w="9525" cap="flat" cmpd="sng" algn="ctr">
+        <a:solidFill>
+          <a:schemeClr val="tx1">
+            <a:lumMod val="35000"/>
+            <a:lumOff val="65000"/>
+          </a:schemeClr>
+        </a:solidFill>
+        <a:round/>
+      </a:ln>
+    </cs:spPr>
+  </cs:dropLine>
+  <cs:errorBar>
+    <cs:lnRef idx="0"/>
+    <cs:fillRef idx="0"/>
+    <cs:effectRef idx="0"/>
+    <cs:fontRef idx="minor">
+      <a:schemeClr val="tx1"/>
+    </cs:fontRef>
+    <cs:spPr>
+      <a:ln w="9525" cap="flat" cmpd="sng" algn="ctr">
+        <a:solidFill>
+          <a:schemeClr val="tx1">
+            <a:lumMod val="65000"/>
+            <a:lumOff val="35000"/>
+          </a:schemeClr>
+        </a:solidFill>
+        <a:round/>
+      </a:ln>
+    </cs:spPr>
+  </cs:errorBar>
+  <cs:floor>
+    <cs:lnRef idx="0"/>
+    <cs:fillRef idx="0"/>
+    <cs:effectRef idx="0"/>
+    <cs:fontRef idx="minor">
+      <a:schemeClr val="tx1"/>
+    </cs:fontRef>
+    <cs:spPr>
+      <a:noFill/>
+      <a:ln>
+        <a:noFill/>
+      </a:ln>
+    </cs:spPr>
+  </cs:floor>
+  <cs:gridlineMajor>
+    <cs:lnRef idx="0"/>
+    <cs:fillRef idx="0"/>
+    <cs:effectRef idx="0"/>
+    <cs:fontRef idx="minor">
+      <a:schemeClr val="tx1"/>
+    </cs:fontRef>
+    <cs:spPr>
+      <a:ln w="9525" cap="flat" cmpd="sng" algn="ctr">
+        <a:solidFill>
+          <a:schemeClr val="lt1">
+            <a:lumMod val="90200"/>
+          </a:schemeClr>
+        </a:solidFill>
+        <a:round/>
+      </a:ln>
+    </cs:spPr>
+  </cs:gridlineMajor>
+  <cs:gridlineMinor>
+    <cs:lnRef idx="0"/>
+    <cs:fillRef idx="0"/>
+    <cs:effectRef idx="0"/>
+    <cs:fontRef idx="minor">
+      <a:schemeClr val="tx1"/>
+    </cs:fontRef>
+    <cs:spPr>
+      <a:ln w="9525" cap="flat" cmpd="sng" algn="ctr">
+        <a:solidFill>
+          <a:schemeClr val="tx1">
+            <a:lumMod val="5000"/>
+            <a:lumOff val="95000"/>
+          </a:schemeClr>
+        </a:solidFill>
+        <a:round/>
+      </a:ln>
+    </cs:spPr>
+  </cs:gridlineMinor>
+  <cs:hiLoLine>
+    <cs:lnRef idx="0"/>
+    <cs:fillRef idx="0"/>
+    <cs:effectRef idx="0"/>
+    <cs:fontRef idx="minor">
+      <a:schemeClr val="tx1"/>
+    </cs:fontRef>
+    <cs:spPr>
+      <a:ln w="9525" cap="flat" cmpd="sng" algn="ctr">
+        <a:solidFill>
+          <a:schemeClr val="tx1">
+            <a:lumMod val="75000"/>
+            <a:lumOff val="25000"/>
+          </a:schemeClr>
+        </a:solidFill>
+        <a:round/>
+      </a:ln>
+    </cs:spPr>
+  </cs:hiLoLine>
+  <cs:leaderLine>
+    <cs:lnRef idx="0"/>
+    <cs:fillRef idx="0"/>
+    <cs:effectRef idx="0"/>
+    <cs:fontRef idx="minor">
+      <a:schemeClr val="tx1"/>
+    </cs:fontRef>
+    <cs:spPr>
+      <a:ln w="9525" cap="flat" cmpd="sng" algn="ctr">
+        <a:solidFill>
+          <a:schemeClr val="tx1">
+            <a:lumMod val="35000"/>
+            <a:lumOff val="65000"/>
+          </a:schemeClr>
+        </a:solidFill>
+        <a:round/>
+      </a:ln>
+    </cs:spPr>
+  </cs:leaderLine>
+  <cs:legend>
+    <cs:lnRef idx="0"/>
+    <cs:fillRef idx="0"/>
+    <cs:effectRef idx="0"/>
+    <cs:fontRef idx="minor">
+      <a:schemeClr val="tx1">
+        <a:lumMod val="65000"/>
+        <a:lumOff val="35000"/>
+      </a:schemeClr>
+    </cs:fontRef>
+    <cs:defRPr sz="900" kern="1200"/>
+  </cs:legend>
+  <cs:plotArea mods="allowNoFillOverride allowNoLineOverride">
+    <cs:lnRef idx="0"/>
+    <cs:fillRef idx="0"/>
+    <cs:effectRef idx="0"/>
+    <cs:fontRef idx="minor">
+      <a:schemeClr val="tx1"/>
+    </cs:fontRef>
+  </cs:plotArea>
+  <cs:plotArea3D mods="allowNoFillOverride allowNoLineOverride">
+    <cs:lnRef idx="0"/>
+    <cs:fillRef idx="0"/>
+    <cs:effectRef idx="0"/>
+    <cs:fontRef idx="minor">
+      <a:schemeClr val="tx1"/>
+    </cs:fontRef>
+  </cs:plotArea3D>
+  <cs:seriesAxis>
+    <cs:lnRef idx="0"/>
+    <cs:fillRef idx="0"/>
+    <cs:effectRef idx="0"/>
+    <cs:fontRef idx="minor">
+      <a:schemeClr val="tx1">
+        <a:lumMod val="65000"/>
+        <a:lumOff val="35000"/>
+      </a:schemeClr>
+    </cs:fontRef>
+    <cs:defRPr sz="900" kern="1200"/>
+  </cs:seriesAxis>
+  <cs:seriesLine>
+    <cs:lnRef idx="0"/>
+    <cs:fillRef idx="0"/>
+    <cs:effectRef idx="0"/>
+    <cs:fontRef idx="minor">
+      <a:schemeClr val="tx1"/>
+    </cs:fontRef>
+    <cs:spPr>
+      <a:ln w="9525" cap="flat" cmpd="sng" algn="ctr">
+        <a:solidFill>
+          <a:schemeClr val="tx1">
+            <a:lumMod val="35000"/>
+            <a:lumOff val="65000"/>
+          </a:schemeClr>
+        </a:solidFill>
+        <a:round/>
+      </a:ln>
+    </cs:spPr>
+  </cs:seriesLine>
+  <cs:title>
+    <cs:lnRef idx="0"/>
+    <cs:fillRef idx="0"/>
+    <cs:effectRef idx="0"/>
+    <cs:fontRef idx="minor">
+      <a:schemeClr val="tx1">
+        <a:lumMod val="75000"/>
+        <a:lumOff val="25000"/>
+      </a:schemeClr>
+    </cs:fontRef>
+    <cs:defRPr sz="1400" b="1" kern="1200" baseline="0"/>
+  </cs:title>
+  <cs:trendline>
+    <cs:lnRef idx="0">
+      <cs:styleClr val="auto"/>
+    </cs:lnRef>
+    <cs:fillRef idx="0"/>
+    <cs:effectRef idx="0"/>
+    <cs:fontRef idx="minor">
+      <a:schemeClr val="tx1"/>
+    </cs:fontRef>
+    <cs:spPr>
+      <a:ln w="19050" cap="rnd">
+        <a:solidFill>
+          <a:schemeClr val="phClr"/>
+        </a:solidFill>
+        <a:prstDash val="sysDot"/>
+      </a:ln>
+    </cs:spPr>
+  </cs:trendline>
+  <cs:trendlineLabel>
+    <cs:lnRef idx="0"/>
+    <cs:fillRef idx="0"/>
+    <cs:effectRef idx="0"/>
+    <cs:fontRef idx="minor">
+      <a:schemeClr val="tx1">
+        <a:lumMod val="65000"/>
+        <a:lumOff val="35000"/>
+      </a:schemeClr>
+    </cs:fontRef>
+    <cs:defRPr sz="900" kern="1200"/>
+  </cs:trendlineLabel>
+  <cs:upBar>
+    <cs:lnRef idx="0"/>
+    <cs:fillRef idx="0"/>
+    <cs:effectRef idx="0"/>
+    <cs:fontRef idx="minor">
+      <a:schemeClr val="dk1"/>
+    </cs:fontRef>
+    <cs:spPr>
+      <a:solidFill>
+        <a:schemeClr val="lt1"/>
+      </a:solidFill>
+      <a:ln w="9525">
+        <a:solidFill>
+          <a:schemeClr val="tx1">
+            <a:lumMod val="15000"/>
+            <a:lumOff val="85000"/>
+          </a:schemeClr>
+        </a:solidFill>
+      </a:ln>
+    </cs:spPr>
+  </cs:upBar>
+  <cs:valueAxis>
+    <cs:lnRef idx="0"/>
+    <cs:fillRef idx="0"/>
+    <cs:effectRef idx="0"/>
+    <cs:fontRef idx="minor">
+      <a:schemeClr val="tx1">
+        <a:lumMod val="65000"/>
+        <a:lumOff val="35000"/>
+      </a:schemeClr>
+    </cs:fontRef>
+    <cs:defRPr sz="900" kern="1200"/>
+  </cs:valueAxis>
+  <cs:wall>
+    <cs:lnRef idx="0"/>
+    <cs:fillRef idx="0"/>
+    <cs:effectRef idx="0"/>
+    <cs:fontRef idx="minor">
+      <a:schemeClr val="tx1"/>
+    </cs:fontRef>
+    <cs:spPr>
+      <a:noFill/>
+      <a:ln>
+        <a:noFill/>
+      </a:ln>
+    </cs:spPr>
+  </cs:wall>
+</cs:chartStyle>
+</file>
+
+<file path=word/charts/style4.xml><?xml version="1.0" encoding="utf-8"?>
+<cs:chartStyle xmlns:cs="http://schemas.microsoft.com/office/drawing/2012/chartStyle" xmlns:a="http://schemas.openxmlformats.org/drawingml/2006/main" id="10082">
+  <cs:axisTitle>
+    <cs:lnRef idx="0"/>
+    <cs:fillRef idx="0"/>
+    <cs:effectRef idx="0"/>
+    <cs:fontRef idx="minor">
+      <a:schemeClr val="tx1">
+        <a:lumMod val="65000"/>
+        <a:lumOff val="35000"/>
+      </a:schemeClr>
+    </cs:fontRef>
+    <cs:defRPr sz="1000" kern="1200"/>
+  </cs:axisTitle>
+  <cs:categoryAxis>
+    <cs:lnRef idx="0"/>
+    <cs:fillRef idx="0"/>
+    <cs:effectRef idx="0"/>
+    <cs:fontRef idx="minor">
+      <a:schemeClr val="tx1">
+        <a:lumMod val="65000"/>
+        <a:lumOff val="35000"/>
+      </a:schemeClr>
+    </cs:fontRef>
+    <cs:spPr>
+      <a:ln w="9525" cap="flat" cmpd="sng" algn="ctr">
+        <a:solidFill>
+          <a:schemeClr val="tx1">
+            <a:lumMod val="15000"/>
+            <a:lumOff val="85000"/>
+          </a:schemeClr>
+        </a:solidFill>
+        <a:round/>
+      </a:ln>
+    </cs:spPr>
+    <cs:defRPr sz="900" kern="1200"/>
+  </cs:categoryAxis>
+  <cs:chartArea mods="allowNoFillOverride allowNoLineOverride">
+    <cs:lnRef idx="0"/>
+    <cs:fillRef idx="0"/>
+    <cs:effectRef idx="0"/>
+    <cs:fontRef idx="minor">
+      <a:schemeClr val="tx1"/>
+    </cs:fontRef>
+    <cs:spPr>
+      <a:solidFill>
+        <a:schemeClr val="bg1"/>
+      </a:solidFill>
+      <a:ln w="9525" cap="flat" cmpd="sng" algn="ctr">
+        <a:solidFill>
+          <a:schemeClr val="tx1">
+            <a:lumMod val="15000"/>
+            <a:lumOff val="85000"/>
+          </a:schemeClr>
+        </a:solidFill>
+        <a:round/>
+      </a:ln>
+    </cs:spPr>
+    <cs:defRPr sz="900" kern="1200"/>
+  </cs:chartArea>
+  <cs:dataLabel>
+    <cs:lnRef idx="0"/>
+    <cs:fillRef idx="0"/>
+    <cs:effectRef idx="0"/>
+    <cs:fontRef idx="minor">
+      <a:schemeClr val="tx1">
+        <a:lumMod val="75000"/>
+        <a:lumOff val="25000"/>
+      </a:schemeClr>
+    </cs:fontRef>
+    <cs:defRPr sz="1000" kern="1200"/>
+  </cs:dataLabel>
+  <cs:dataLabelCallout>
+    <cs:lnRef idx="0"/>
+    <cs:fillRef idx="0"/>
+    <cs:effectRef idx="0"/>
+    <cs:fontRef idx="minor">
+      <a:schemeClr val="dk1">
+        <a:lumMod val="65000"/>
+        <a:lumOff val="35000"/>
+      </a:schemeClr>
+    </cs:fontRef>
+    <cs:spPr>
+      <a:solidFill>
+        <a:schemeClr val="lt1"/>
+      </a:solidFill>
+      <a:ln>
+        <a:solidFill>
+          <a:schemeClr val="dk1">
+            <a:lumMod val="25000"/>
+            <a:lumOff val="75000"/>
+          </a:schemeClr>
+        </a:solidFill>
+      </a:ln>
+    </cs:spPr>
+    <cs:defRPr sz="1000" kern="1200"/>
+    <cs:bodyPr rot="0" spcFirstLastPara="1" vertOverflow="clip" horzOverflow="clip" vert="horz" wrap="square" lIns="36576" tIns="18288" rIns="36576" bIns="18288" anchor="ctr" anchorCtr="1">
+      <a:spAutoFit/>
+    </cs:bodyPr>
+  </cs:dataLabelCallout>
+  <cs:dataPoint>
+    <cs:lnRef idx="0">
+      <cs:styleClr val="auto"/>
+    </cs:lnRef>
+    <cs:fillRef idx="1">
+      <cs:styleClr val="auto"/>
+    </cs:fillRef>
+    <cs:effectRef idx="0"/>
+    <cs:fontRef idx="minor">
+      <a:schemeClr val="dk1"/>
+    </cs:fontRef>
+    <cs:spPr>
+      <a:ln>
+        <a:solidFill>
+          <a:schemeClr val="bg1"/>
+        </a:solidFill>
+      </a:ln>
+      <a:effectLst/>
+    </cs:spPr>
+  </cs:dataPoint>
+  <cs:dataPoint3D>
+    <cs:lnRef idx="0"/>
+    <cs:fillRef idx="1">
+      <cs:styleClr val="auto"/>
+    </cs:fillRef>
+    <cs:effectRef idx="0"/>
+    <cs:fontRef idx="minor">
+      <a:schemeClr val="tx1"/>
+    </cs:fontRef>
+    <cs:spPr>
+      <a:ln w="25400">
+        <a:solidFill>
+          <a:schemeClr val="lt1"/>
+        </a:solidFill>
+      </a:ln>
+    </cs:spPr>
+  </cs:dataPoint3D>
+  <cs:dataPointLine>
+    <cs:lnRef idx="0">
+      <cs:styleClr val="auto"/>
+    </cs:lnRef>
+    <cs:fillRef idx="0"/>
+    <cs:effectRef idx="0"/>
+    <cs:fontRef idx="minor">
+      <a:schemeClr val="tx1"/>
+    </cs:fontRef>
+    <cs:spPr>
+      <a:ln w="28575" cap="rnd">
+        <a:solidFill>
+          <a:schemeClr val="phClr"/>
+        </a:solidFill>
+        <a:round/>
+      </a:ln>
+    </cs:spPr>
+  </cs:dataPointLine>
+  <cs:dataPointMarker>
+    <cs:lnRef idx="0">
+      <cs:styleClr val="auto"/>
+    </cs:lnRef>
+    <cs:fillRef idx="1">
+      <cs:styleClr val="auto"/>
+    </cs:fillRef>
+    <cs:effectRef idx="0"/>
+    <cs:fontRef idx="minor">
+      <a:schemeClr val="tx1"/>
+    </cs:fontRef>
+    <cs:spPr>
+      <a:ln w="9525">
+        <a:solidFill>
+          <a:schemeClr val="phClr"/>
+        </a:solidFill>
+      </a:ln>
+    </cs:spPr>
+  </cs:dataPointMarker>
+  <cs:dataPointMarkerLayout symbol="circle" size="5"/>
+  <cs:dataPointWireframe>
+    <cs:lnRef idx="0">
+      <cs:styleClr val="auto"/>
+    </cs:lnRef>
+    <cs:fillRef idx="0"/>
+    <cs:effectRef idx="0"/>
+    <cs:fontRef idx="minor">
+      <a:schemeClr val="tx1"/>
+    </cs:fontRef>
+    <cs:spPr>
+      <a:ln w="9525" cap="rnd">
+        <a:solidFill>
+          <a:schemeClr val="phClr"/>
+        </a:solidFill>
+        <a:round/>
+      </a:ln>
+    </cs:spPr>
+  </cs:dataPointWireframe>
+  <cs:dataTable>
+    <cs:lnRef idx="0"/>
+    <cs:fillRef idx="0"/>
+    <cs:effectRef idx="0"/>
+    <cs:fontRef idx="minor">
+      <a:schemeClr val="tx1">
+        <a:lumMod val="65000"/>
+        <a:lumOff val="35000"/>
+      </a:schemeClr>
+    </cs:fontRef>
+    <cs:spPr>
+      <a:noFill/>
+      <a:ln w="9525" cap="flat" cmpd="sng" algn="ctr">
+        <a:solidFill>
+          <a:schemeClr val="tx1">
+            <a:lumMod val="15000"/>
+            <a:lumOff val="85000"/>
+          </a:schemeClr>
+        </a:solidFill>
+        <a:round/>
+      </a:ln>
+    </cs:spPr>
+    <cs:defRPr sz="900" kern="1200"/>
+  </cs:dataTable>
+  <cs:downBar>
+    <cs:lnRef idx="0"/>
+    <cs:fillRef idx="0"/>
+    <cs:effectRef idx="0"/>
+    <cs:fontRef idx="minor">
       <a:schemeClr val="tx1"/>
     </cs:fontRef>
     <cs:spPr>
@@ -4732,14 +5225,9 @@
       <a:schemeClr val="tx1"/>
     </cs:fontRef>
     <cs:spPr>
-      <a:ln w="9525" cap="flat" cmpd="sng" algn="ctr">
-        <a:solidFill>
-          <a:schemeClr val="tx1">
-            <a:lumMod val="15000"/>
-            <a:lumOff val="85000"/>
-          </a:schemeClr>
-        </a:solidFill>
-        <a:round/>
+      <a:noFill/>
+      <a:ln>
+        <a:noFill/>
       </a:ln>
     </cs:spPr>
   </cs:floor>
@@ -4856,6 +5344,144 @@
         <a:lumOff val="35000"/>
       </a:schemeClr>
     </cs:fontRef>
+    <cs:defRPr sz="900" kern="1200"/>
+  </cs:seriesAxis>
+  <cs:seriesLine>
+    <cs:lnRef idx="0"/>
+    <cs:fillRef idx="0"/>
+    <cs:effectRef idx="0"/>
+    <cs:fontRef idx="minor">
+      <a:schemeClr val="tx1"/>
+    </cs:fontRef>
+    <cs:spPr>
+      <a:ln w="9525" cap="flat" cmpd="sng" algn="ctr">
+        <a:solidFill>
+          <a:schemeClr val="tx1">
+            <a:lumMod val="35000"/>
+            <a:lumOff val="65000"/>
+          </a:schemeClr>
+        </a:solidFill>
+        <a:round/>
+      </a:ln>
+    </cs:spPr>
+  </cs:seriesLine>
+  <cs:title>
+    <cs:lnRef idx="0"/>
+    <cs:fillRef idx="0"/>
+    <cs:effectRef idx="0"/>
+    <cs:fontRef idx="minor">
+      <a:schemeClr val="tx1">
+        <a:lumMod val="75000"/>
+        <a:lumOff val="25000"/>
+      </a:schemeClr>
+    </cs:fontRef>
+    <cs:defRPr sz="1400" b="1" kern="1200" baseline="0"/>
+  </cs:title>
+  <cs:trendline>
+    <cs:lnRef idx="0">
+      <cs:styleClr val="auto"/>
+    </cs:lnRef>
+    <cs:fillRef idx="0"/>
+    <cs:effectRef idx="0"/>
+    <cs:fontRef idx="minor">
+      <a:schemeClr val="tx1"/>
+    </cs:fontRef>
+    <cs:spPr>
+      <a:ln w="19050" cap="rnd">
+        <a:solidFill>
+          <a:schemeClr val="phClr"/>
+        </a:solidFill>
+        <a:prstDash val="sysDot"/>
+      </a:ln>
+    </cs:spPr>
+  </cs:trendline>
+  <cs:trendlineLabel>
+    <cs:lnRef idx="0"/>
+    <cs:fillRef idx="0"/>
+    <cs:effectRef idx="0"/>
+    <cs:fontRef idx="minor">
+      <a:schemeClr val="tx1">
+        <a:lumMod val="65000"/>
+        <a:lumOff val="35000"/>
+      </a:schemeClr>
+    </cs:fontRef>
+    <cs:defRPr sz="900" kern="1200"/>
+  </cs:trendlineLabel>
+  <cs:upBar>
+    <cs:lnRef idx="0"/>
+    <cs:fillRef idx="0"/>
+    <cs:effectRef idx="0"/>
+    <cs:fontRef idx="minor">
+      <a:schemeClr val="tx1"/>
+    </cs:fontRef>
+    <cs:spPr>
+      <a:solidFill>
+        <a:schemeClr val="lt1"/>
+      </a:solidFill>
+      <a:ln w="9525" cap="flat" cmpd="sng" algn="ctr">
+        <a:solidFill>
+          <a:schemeClr val="tx1">
+            <a:lumMod val="65000"/>
+            <a:lumOff val="35000"/>
+          </a:schemeClr>
+        </a:solidFill>
+        <a:round/>
+      </a:ln>
+    </cs:spPr>
+  </cs:upBar>
+  <cs:valueAxis>
+    <cs:lnRef idx="0"/>
+    <cs:fillRef idx="0"/>
+    <cs:effectRef idx="0"/>
+    <cs:fontRef idx="minor">
+      <a:schemeClr val="tx1">
+        <a:lumMod val="65000"/>
+        <a:lumOff val="35000"/>
+      </a:schemeClr>
+    </cs:fontRef>
+    <cs:defRPr sz="900" kern="1200"/>
+  </cs:valueAxis>
+  <cs:wall>
+    <cs:lnRef idx="0"/>
+    <cs:fillRef idx="0"/>
+    <cs:effectRef idx="0"/>
+    <cs:fontRef idx="minor">
+      <a:schemeClr val="tx1"/>
+    </cs:fontRef>
+    <cs:spPr>
+      <a:noFill/>
+      <a:ln>
+        <a:noFill/>
+      </a:ln>
+    </cs:spPr>
+  </cs:wall>
+</cs:chartStyle>
+</file>
+
+<file path=word/charts/style5.xml><?xml version="1.0" encoding="utf-8"?>
+<cs:chartStyle xmlns:cs="http://schemas.microsoft.com/office/drawing/2012/chartStyle" xmlns:a="http://schemas.openxmlformats.org/drawingml/2006/main" id="10271">
+  <cs:axisTitle>
+    <cs:lnRef idx="0"/>
+    <cs:fillRef idx="0"/>
+    <cs:effectRef idx="0"/>
+    <cs:fontRef idx="minor">
+      <a:schemeClr val="tx1">
+        <a:lumMod val="65000"/>
+        <a:lumOff val="35000"/>
+      </a:schemeClr>
+    </cs:fontRef>
+    <cs:defRPr sz="1000" kern="1200"/>
+  </cs:axisTitle>
+  <cs:categoryAxis>
+    <cs:lnRef idx="0"/>
+    <cs:fillRef idx="0"/>
+    <cs:effectRef idx="0"/>
+    <cs:fontRef idx="minor">
+      <a:schemeClr val="tx1">
+        <a:lumMod val="65000"/>
+        <a:lumOff val="35000"/>
+      </a:schemeClr>
+    </cs:fontRef>
     <cs:spPr>
       <a:ln w="9525" cap="flat" cmpd="sng" algn="ctr">
         <a:solidFill>
@@ -4867,6 +5493,364 @@
         <a:round/>
       </a:ln>
     </cs:spPr>
+    <cs:defRPr sz="900" kern="1200"/>
+  </cs:categoryAxis>
+  <cs:chartArea mods="allowNoFillOverride allowNoLineOverride">
+    <cs:lnRef idx="0"/>
+    <cs:fillRef idx="0"/>
+    <cs:effectRef idx="0"/>
+    <cs:fontRef idx="minor">
+      <a:schemeClr val="tx1"/>
+    </cs:fontRef>
+    <cs:spPr>
+      <a:solidFill>
+        <a:schemeClr val="bg1"/>
+      </a:solidFill>
+      <a:ln w="9525" cap="flat" cmpd="sng" algn="ctr">
+        <a:solidFill>
+          <a:schemeClr val="tx1">
+            <a:lumMod val="15000"/>
+            <a:lumOff val="85000"/>
+          </a:schemeClr>
+        </a:solidFill>
+        <a:round/>
+      </a:ln>
+    </cs:spPr>
+    <cs:defRPr sz="1000" kern="1200"/>
+  </cs:chartArea>
+  <cs:dataLabel>
+    <cs:lnRef idx="0"/>
+    <cs:fillRef idx="0"/>
+    <cs:effectRef idx="0"/>
+    <cs:fontRef idx="minor">
+      <a:schemeClr val="tx1">
+        <a:lumMod val="75000"/>
+        <a:lumOff val="25000"/>
+      </a:schemeClr>
+    </cs:fontRef>
+    <cs:defRPr sz="1000" kern="1200"/>
+  </cs:dataLabel>
+  <cs:dataLabelCallout>
+    <cs:lnRef idx="0"/>
+    <cs:fillRef idx="0"/>
+    <cs:effectRef idx="0"/>
+    <cs:fontRef idx="minor">
+      <a:schemeClr val="dk1">
+        <a:lumMod val="65000"/>
+        <a:lumOff val="35000"/>
+      </a:schemeClr>
+    </cs:fontRef>
+    <cs:spPr>
+      <a:solidFill>
+        <a:schemeClr val="lt1"/>
+      </a:solidFill>
+      <a:ln>
+        <a:solidFill>
+          <a:schemeClr val="dk1">
+            <a:lumMod val="25000"/>
+            <a:lumOff val="75000"/>
+          </a:schemeClr>
+        </a:solidFill>
+      </a:ln>
+    </cs:spPr>
+    <cs:defRPr sz="1000" kern="1200"/>
+    <cs:bodyPr rot="0" spcFirstLastPara="1" vertOverflow="clip" horzOverflow="clip" vert="horz" wrap="square" lIns="36576" tIns="18288" rIns="36576" bIns="18288" anchor="ctr" anchorCtr="1">
+      <a:spAutoFit/>
+    </cs:bodyPr>
+  </cs:dataLabelCallout>
+  <cs:dataPoint>
+    <cs:lnRef idx="0"/>
+    <cs:fillRef idx="1">
+      <cs:styleClr val="auto"/>
+    </cs:fillRef>
+    <cs:effectRef idx="0"/>
+    <cs:fontRef idx="minor">
+      <a:schemeClr val="tx1"/>
+    </cs:fontRef>
+  </cs:dataPoint>
+  <cs:dataPoint3D>
+    <cs:lnRef idx="0"/>
+    <cs:fillRef idx="1">
+      <cs:styleClr val="auto"/>
+    </cs:fillRef>
+    <cs:effectRef idx="0"/>
+    <cs:fontRef idx="minor">
+      <a:schemeClr val="tx1"/>
+    </cs:fontRef>
+  </cs:dataPoint3D>
+  <cs:dataPointLine>
+    <cs:lnRef idx="0">
+      <cs:styleClr val="auto"/>
+    </cs:lnRef>
+    <cs:fillRef idx="0">
+      <cs:styleClr val="auto"/>
+    </cs:fillRef>
+    <cs:effectRef idx="0"/>
+    <cs:fontRef idx="minor">
+      <a:schemeClr val="dk1"/>
+    </cs:fontRef>
+    <cs:spPr>
+      <a:ln w="28575" cap="rnd">
+        <a:solidFill>
+          <a:schemeClr val="phClr"/>
+        </a:solidFill>
+        <a:round/>
+      </a:ln>
+      <a:effectLst/>
+    </cs:spPr>
+  </cs:dataPointLine>
+  <cs:dataPointMarker>
+    <cs:lnRef idx="0">
+      <cs:styleClr val="auto"/>
+    </cs:lnRef>
+    <cs:fillRef idx="1">
+      <cs:styleClr val="auto"/>
+    </cs:fillRef>
+    <cs:effectRef idx="0"/>
+    <cs:fontRef idx="minor">
+      <a:schemeClr val="tx1"/>
+    </cs:fontRef>
+    <cs:spPr>
+      <a:ln w="9525">
+        <a:solidFill>
+          <a:schemeClr val="phClr"/>
+        </a:solidFill>
+      </a:ln>
+    </cs:spPr>
+  </cs:dataPointMarker>
+  <cs:dataPointMarkerLayout symbol="circle" size="5"/>
+  <cs:dataPointWireframe>
+    <cs:lnRef idx="0">
+      <cs:styleClr val="auto"/>
+    </cs:lnRef>
+    <cs:fillRef idx="1"/>
+    <cs:effectRef idx="0"/>
+    <cs:fontRef idx="minor">
+      <a:schemeClr val="tx1"/>
+    </cs:fontRef>
+    <cs:spPr>
+      <a:ln w="9525" cap="rnd">
+        <a:solidFill>
+          <a:schemeClr val="phClr"/>
+        </a:solidFill>
+        <a:round/>
+      </a:ln>
+    </cs:spPr>
+  </cs:dataPointWireframe>
+  <cs:dataTable>
+    <cs:lnRef idx="0"/>
+    <cs:fillRef idx="0"/>
+    <cs:effectRef idx="0"/>
+    <cs:fontRef idx="minor">
+      <a:schemeClr val="tx1">
+        <a:lumMod val="65000"/>
+        <a:lumOff val="35000"/>
+      </a:schemeClr>
+    </cs:fontRef>
+    <cs:spPr>
+      <a:noFill/>
+      <a:ln w="9525" cap="flat" cmpd="sng" algn="ctr">
+        <a:solidFill>
+          <a:schemeClr val="tx1">
+            <a:lumMod val="15000"/>
+            <a:lumOff val="85000"/>
+          </a:schemeClr>
+        </a:solidFill>
+        <a:round/>
+      </a:ln>
+    </cs:spPr>
+    <cs:defRPr sz="900" kern="1200"/>
+  </cs:dataTable>
+  <cs:downBar>
+    <cs:lnRef idx="0"/>
+    <cs:fillRef idx="0"/>
+    <cs:effectRef idx="0"/>
+    <cs:fontRef idx="minor">
+      <a:schemeClr val="tx1"/>
+    </cs:fontRef>
+    <cs:spPr>
+      <a:solidFill>
+        <a:schemeClr val="dk1">
+          <a:lumMod val="75000"/>
+          <a:lumOff val="25000"/>
+        </a:schemeClr>
+      </a:solidFill>
+      <a:ln w="9525" cap="flat" cmpd="sng" algn="ctr">
+        <a:solidFill>
+          <a:schemeClr val="tx1">
+            <a:lumMod val="65000"/>
+            <a:lumOff val="35000"/>
+          </a:schemeClr>
+        </a:solidFill>
+        <a:round/>
+      </a:ln>
+    </cs:spPr>
+  </cs:downBar>
+  <cs:dropLine>
+    <cs:lnRef idx="0"/>
+    <cs:fillRef idx="0"/>
+    <cs:effectRef idx="0"/>
+    <cs:fontRef idx="minor">
+      <a:schemeClr val="tx1"/>
+    </cs:fontRef>
+    <cs:spPr>
+      <a:ln w="9525" cap="flat" cmpd="sng" algn="ctr">
+        <a:solidFill>
+          <a:schemeClr val="tx1">
+            <a:lumMod val="35000"/>
+            <a:lumOff val="65000"/>
+          </a:schemeClr>
+        </a:solidFill>
+        <a:round/>
+      </a:ln>
+    </cs:spPr>
+  </cs:dropLine>
+  <cs:errorBar>
+    <cs:lnRef idx="0"/>
+    <cs:fillRef idx="0"/>
+    <cs:effectRef idx="0"/>
+    <cs:fontRef idx="minor">
+      <a:schemeClr val="tx1"/>
+    </cs:fontRef>
+    <cs:spPr>
+      <a:ln w="9525" cap="flat" cmpd="sng" algn="ctr">
+        <a:solidFill>
+          <a:schemeClr val="tx1">
+            <a:lumMod val="65000"/>
+            <a:lumOff val="35000"/>
+          </a:schemeClr>
+        </a:solidFill>
+        <a:round/>
+      </a:ln>
+    </cs:spPr>
+  </cs:errorBar>
+  <cs:floor>
+    <cs:lnRef idx="0"/>
+    <cs:fillRef idx="0"/>
+    <cs:effectRef idx="0"/>
+    <cs:fontRef idx="minor">
+      <a:schemeClr val="tx1"/>
+    </cs:fontRef>
+    <cs:spPr>
+      <a:noFill/>
+      <a:ln>
+        <a:noFill/>
+      </a:ln>
+    </cs:spPr>
+  </cs:floor>
+  <cs:gridlineMajor>
+    <cs:lnRef idx="0"/>
+    <cs:fillRef idx="0"/>
+    <cs:effectRef idx="0"/>
+    <cs:fontRef idx="minor">
+      <a:schemeClr val="tx1"/>
+    </cs:fontRef>
+    <cs:spPr>
+      <a:ln w="9525" cap="flat" cmpd="sng" algn="ctr">
+        <a:solidFill>
+          <a:schemeClr val="lt1">
+            <a:lumMod val="90200"/>
+          </a:schemeClr>
+        </a:solidFill>
+        <a:round/>
+      </a:ln>
+    </cs:spPr>
+  </cs:gridlineMajor>
+  <cs:gridlineMinor>
+    <cs:lnRef idx="0"/>
+    <cs:fillRef idx="0"/>
+    <cs:effectRef idx="0"/>
+    <cs:fontRef idx="minor">
+      <a:schemeClr val="tx1"/>
+    </cs:fontRef>
+    <cs:spPr>
+      <a:ln w="9525" cap="flat" cmpd="sng" algn="ctr">
+        <a:solidFill>
+          <a:schemeClr val="tx1">
+            <a:lumMod val="5000"/>
+            <a:lumOff val="95000"/>
+          </a:schemeClr>
+        </a:solidFill>
+        <a:round/>
+      </a:ln>
+    </cs:spPr>
+  </cs:gridlineMinor>
+  <cs:hiLoLine>
+    <cs:lnRef idx="0"/>
+    <cs:fillRef idx="0"/>
+    <cs:effectRef idx="0"/>
+    <cs:fontRef idx="minor">
+      <a:schemeClr val="tx1"/>
+    </cs:fontRef>
+    <cs:spPr>
+      <a:ln w="9525" cap="flat" cmpd="sng" algn="ctr">
+        <a:solidFill>
+          <a:schemeClr val="tx1">
+            <a:lumMod val="50000"/>
+            <a:lumOff val="50000"/>
+          </a:schemeClr>
+        </a:solidFill>
+        <a:round/>
+      </a:ln>
+    </cs:spPr>
+  </cs:hiLoLine>
+  <cs:leaderLine>
+    <cs:lnRef idx="0"/>
+    <cs:fillRef idx="0"/>
+    <cs:effectRef idx="0"/>
+    <cs:fontRef idx="minor">
+      <a:schemeClr val="tx1"/>
+    </cs:fontRef>
+    <cs:spPr>
+      <a:ln w="9525" cap="flat" cmpd="sng" algn="ctr">
+        <a:solidFill>
+          <a:schemeClr val="tx1">
+            <a:lumMod val="35000"/>
+            <a:lumOff val="65000"/>
+          </a:schemeClr>
+        </a:solidFill>
+        <a:round/>
+      </a:ln>
+    </cs:spPr>
+  </cs:leaderLine>
+  <cs:legend>
+    <cs:lnRef idx="0"/>
+    <cs:fillRef idx="0"/>
+    <cs:effectRef idx="0"/>
+    <cs:fontRef idx="minor">
+      <a:schemeClr val="tx1">
+        <a:lumMod val="65000"/>
+        <a:lumOff val="35000"/>
+      </a:schemeClr>
+    </cs:fontRef>
+    <cs:defRPr sz="900" kern="1200"/>
+  </cs:legend>
+  <cs:plotArea mods="allowNoFillOverride allowNoLineOverride">
+    <cs:lnRef idx="0"/>
+    <cs:fillRef idx="0"/>
+    <cs:effectRef idx="0"/>
+    <cs:fontRef idx="minor">
+      <a:schemeClr val="tx1"/>
+    </cs:fontRef>
+  </cs:plotArea>
+  <cs:plotArea3D mods="allowNoFillOverride allowNoLineOverride">
+    <cs:lnRef idx="0"/>
+    <cs:fillRef idx="0"/>
+    <cs:effectRef idx="0"/>
+    <cs:fontRef idx="minor">
+      <a:schemeClr val="tx1"/>
+    </cs:fontRef>
+  </cs:plotArea3D>
+  <cs:seriesAxis>
+    <cs:lnRef idx="0"/>
+    <cs:fillRef idx="0"/>
+    <cs:effectRef idx="0"/>
+    <cs:fontRef idx="minor">
+      <a:schemeClr val="tx1">
+        <a:lumMod val="65000"/>
+        <a:lumOff val="35000"/>
+      </a:schemeClr>
+    </cs:fontRef>
     <cs:defRPr sz="900" kern="1200"/>
   </cs:seriesAxis>
   <cs:seriesLine>
@@ -5264,10 +6248,6 @@
 </file>
 
 <file path=customXml/item1.xml><?xml version="1.0" encoding="utf-8"?>
-<b:Sources xmlns:b="http://schemas.openxmlformats.org/officeDocument/2006/bibliography" xmlns="http://schemas.openxmlformats.org/officeDocument/2006/bibliography" SelectedStyle="\APA.XSL" StyleName="APA"/>
-</file>
-
-<file path=customXml/item2.xml><?xml version="1.0" encoding="utf-8"?>
 <CoverPageProperties xmlns="http://schemas.microsoft.com/office/2006/coverPageProps">
   <PublishDate>2017-07-01T00:00:00</PublishDate>
   <Abstract/>
@@ -5278,14 +6258,18 @@
 </CoverPageProperties>
 </file>
 
+<file path=customXml/item2.xml><?xml version="1.0" encoding="utf-8"?>
+<b:Sources xmlns:b="http://schemas.openxmlformats.org/officeDocument/2006/bibliography" xmlns="http://schemas.openxmlformats.org/officeDocument/2006/bibliography" SelectedStyle="\APA.XSL" StyleName="APA"/>
+</file>
+
 <file path=customXml/itemProps1.xml><?xml version="1.0" encoding="utf-8"?>
-<ds:datastoreItem xmlns:ds="http://schemas.openxmlformats.org/officeDocument/2006/customXml" ds:itemID="{0762133A-DA90-4218-9AB1-5D464F43E23C}">
+<ds:datastoreItem xmlns:ds="http://schemas.openxmlformats.org/officeDocument/2006/customXml" ds:itemID="{55AF091B-3C7A-41E3-B477-F2FDAA23CFDA}">
   <ds:schemaRefs/>
 </ds:datastoreItem>
 </file>
 
 <file path=customXml/itemProps2.xml><?xml version="1.0" encoding="utf-8"?>
-<ds:datastoreItem xmlns:ds="http://schemas.openxmlformats.org/officeDocument/2006/customXml" ds:itemID="{55AF091B-3C7A-41E3-B477-F2FDAA23CFDA}">
+<ds:datastoreItem xmlns:ds="http://schemas.openxmlformats.org/officeDocument/2006/customXml" ds:itemID="{0762133A-DA90-4218-9AB1-5D464F43E23C}">
   <ds:schemaRefs/>
 </ds:datastoreItem>
 </file>
--- a/tests/render-test/chart/document.docx
+++ b/tests/render-test/chart/document.docx
@@ -2,6 +2,669 @@
 <file path=word/document.xml><?xml version="1.0" encoding="utf-8"?>
 <w:document xmlns:wpc="http://schemas.microsoft.com/office/word/2010/wordprocessingCanvas" xmlns:mc="http://schemas.openxmlformats.org/markup-compatibility/2006" xmlns:o="urn:schemas-microsoft-com:office:office" xmlns:r="http://schemas.openxmlformats.org/officeDocument/2006/relationships" xmlns:m="http://schemas.openxmlformats.org/officeDocument/2006/math" xmlns:v="urn:schemas-microsoft-com:vml" xmlns:wp14="http://schemas.microsoft.com/office/word/2010/wordprocessingDrawing" xmlns:wp="http://schemas.openxmlformats.org/drawingml/2006/wordprocessingDrawing" xmlns:w="http://schemas.openxmlformats.org/wordprocessingml/2006/main" xmlns:w14="http://schemas.microsoft.com/office/word/2010/wordml" xmlns:w10="urn:schemas-microsoft-com:office:word" xmlns:w15="http://schemas.microsoft.com/office/word/2012/wordml" xmlns:wpg="http://schemas.microsoft.com/office/word/2010/wordprocessingGroup" xmlns:wpi="http://schemas.microsoft.com/office/word/2010/wordprocessingInk" xmlns:wne="http://schemas.microsoft.com/office/word/2006/wordml" xmlns:wps="http://schemas.microsoft.com/office/word/2010/wordprocessingShape" xmlns:wpsCustomData="http://www.wps.cn/officeDocument/2013/wpsCustomData" mc:Ignorable="w14 w15 wp14">
   <w:body>
+    <w:p>
+      <w:pPr>
+        <w:rPr>
+          <w:rFonts w:hint="eastAsia"/>
+          <w:lang w:val="en-US" w:eastAsia="zh-CN"/>
+        </w:rPr>
+      </w:pPr>
+      <w:r>
+        <w:rPr>
+          <w:rFonts w:hint="eastAsia"/>
+          <w:lang w:val="en-US" w:eastAsia="zh-CN"/>
+        </w:rPr>
+        <w:t>Test-abc</w:t>
+      </w:r>
+    </w:p>
+    <w:p>
+      <w:pPr>
+        <w:rPr>
+          <w:rFonts w:hint="default"/>
+          <w:lang w:val="en-US" w:eastAsia="zh-CN"/>
+        </w:rPr>
+      </w:pPr>
+      <w:r>
+        <w:rPr>
+          <w:rFonts w:hint="default"/>
+          <w:lang w:val="en-US" w:eastAsia="zh-CN"/>
+        </w:rPr>
+        <w:drawing>
+          <wp:inline distT="0" distB="0" distL="114300" distR="114300">
+            <wp:extent cx="5256530" cy="2988310"/>
+            <wp:effectExtent l="5080" t="4445" r="15240" b="17145"/>
+            <wp:docPr id="5" name="图表 5"/>
+            <wp:cNvGraphicFramePr/>
+            <a:graphic xmlns:a="http://schemas.openxmlformats.org/drawingml/2006/main">
+              <a:graphicData uri="http://schemas.openxmlformats.org/drawingml/2006/chart">
+                <c:chart xmlns:c="http://schemas.openxmlformats.org/drawingml/2006/chart" xmlns:r="http://schemas.openxmlformats.org/officeDocument/2006/relationships" r:id="rId4"/>
+              </a:graphicData>
+            </a:graphic>
+          </wp:inline>
+        </w:drawing>
+      </w:r>
+    </w:p>
+    <w:p>
+      <w:pPr>
+        <w:rPr>
+          <w:sz w:val="24"/>
+          <w:szCs w:val="24"/>
+        </w:rPr>
+      </w:pPr>
+      <w:r>
+        <w:rPr>
+          <w:rFonts w:hint="eastAsia"/>
+          <w:sz w:val="24"/>
+          <w:szCs w:val="24"/>
+          <w:lang w:val="en-US" w:eastAsia="zh-CN"/>
+        </w:rPr>
+        <w:t>Block</w:t>
+      </w:r>
+      <w:r>
+        <w:rPr>
+          <w:sz w:val="24"/>
+          <w:szCs w:val="24"/>
+        </w:rPr>
+        <mc:AlternateContent>
+          <mc:Choice Requires="wps">
+            <w:drawing>
+              <wp:anchor distT="0" distB="0" distL="114300" distR="114300" simplePos="0" relativeHeight="251660288" behindDoc="0" locked="0" layoutInCell="1" allowOverlap="1">
+                <wp:simplePos x="0" y="0"/>
+                <wp:positionH relativeFrom="column">
+                  <wp:posOffset>116205</wp:posOffset>
+                </wp:positionH>
+                <wp:positionV relativeFrom="paragraph">
+                  <wp:posOffset>245745</wp:posOffset>
+                </wp:positionV>
+                <wp:extent cx="1389380" cy="603885"/>
+                <wp:effectExtent l="19050" t="19050" r="39370" b="62865"/>
+                <wp:wrapNone/>
+                <wp:docPr id="17" name="自选图形 109"/>
+                <wp:cNvGraphicFramePr/>
+                <a:graphic xmlns:a="http://schemas.openxmlformats.org/drawingml/2006/main">
+                  <a:graphicData uri="http://schemas.microsoft.com/office/word/2010/wordprocessingShape">
+                    <wps:wsp>
+                      <wps:cNvSpPr/>
+                      <wps:spPr>
+                        <a:xfrm>
+                          <a:off x="0" y="0"/>
+                          <a:ext cx="1389380" cy="603885"/>
+                        </a:xfrm>
+                        <a:prstGeom prst="roundRect">
+                          <a:avLst>
+                            <a:gd name="adj" fmla="val 16667"/>
+                          </a:avLst>
+                        </a:prstGeom>
+                        <a:solidFill>
+                          <a:srgbClr val="4BACC6"/>
+                        </a:solidFill>
+                        <a:ln w="38100" cap="flat" cmpd="sng">
+                          <a:solidFill>
+                            <a:srgbClr val="F2F2F2"/>
+                          </a:solidFill>
+                          <a:prstDash val="solid"/>
+                          <a:headEnd type="none" w="med" len="med"/>
+                          <a:tailEnd type="none" w="med" len="med"/>
+                        </a:ln>
+                        <a:effectLst>
+                          <a:outerShdw dist="28398" dir="3806096" algn="ctr" rotWithShape="0">
+                            <a:srgbClr val="205867">
+                              <a:alpha val="50000"/>
+                            </a:srgbClr>
+                          </a:outerShdw>
+                        </a:effectLst>
+                      </wps:spPr>
+                      <wps:txbx>
+                        <w:txbxContent>
+                          <w:p>
+                            <w:pPr>
+                              <w:jc w:val="center"/>
+                            </w:pPr>
+                            <w:r>
+                              <w:rPr>
+                                <w:rFonts w:hint="eastAsia"/>
+                              </w:rPr>
+                              <w:t>Somatherm</w:t>
+                            </w:r>
+                          </w:p>
+                          <w:p>
+                            <w:pPr>
+                              <w:jc w:val="center"/>
+                            </w:pPr>
+                            <w:r>
+                              <w:rPr>
+                                <w:rFonts w:hint="eastAsia"/>
+                              </w:rPr>
+                              <w:t>(Hammel Group)</w:t>
+                            </w:r>
+                          </w:p>
+                        </w:txbxContent>
+                      </wps:txbx>
+                      <wps:bodyPr upright="1"/>
+                    </wps:wsp>
+                  </a:graphicData>
+                </a:graphic>
+              </wp:anchor>
+            </w:drawing>
+          </mc:Choice>
+          <mc:Fallback>
+            <w:pict>
+              <v:roundrect id="自选图形 109" o:spid="_x0000_s1026" o:spt="2" style="position:absolute;left:0pt;margin-left:9.15pt;margin-top:19.35pt;height:47.55pt;width:109.4pt;z-index:251660288;mso-width-relative:page;mso-height-relative:page;" fillcolor="#4BACC6" filled="t" stroked="t" coordsize="21600,21600" arcsize="0.166666666666667" o:gfxdata="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">
+                <v:fill on="t" focussize="0,0"/>
+                <v:stroke weight="3pt" color="#F2F2F2" joinstyle="round"/>
+                <v:imagedata o:title=""/>
+                <o:lock v:ext="edit" aspectratio="f"/>
+                <v:shadow on="t" color="#205867" opacity="32768f" offset="1pt,2pt" origin="0f,0f" matrix="65536f,0f,0f,65536f"/>
+                <v:textbox>
+                  <w:txbxContent>
+                    <w:p>
+                      <w:pPr>
+                        <w:jc w:val="center"/>
+                      </w:pPr>
+                      <w:r>
+                        <w:rPr>
+                          <w:rFonts w:hint="eastAsia"/>
+                        </w:rPr>
+                        <w:t>Somatherm</w:t>
+                      </w:r>
+                    </w:p>
+                    <w:p>
+                      <w:pPr>
+                        <w:jc w:val="center"/>
+                      </w:pPr>
+                      <w:r>
+                        <w:rPr>
+                          <w:rFonts w:hint="eastAsia"/>
+                        </w:rPr>
+                        <w:t>(Hammel Group)</w:t>
+                      </w:r>
+                    </w:p>
+                  </w:txbxContent>
+                </v:textbox>
+              </v:roundrect>
+            </w:pict>
+          </mc:Fallback>
+        </mc:AlternateContent>
+      </w:r>
+    </w:p>
+    <w:p>
+      <w:pPr>
+        <w:spacing w:line="360" w:lineRule="exact"/>
+        <w:rPr>
+          <w:sz w:val="24"/>
+          <w:szCs w:val="24"/>
+        </w:rPr>
+      </w:pPr>
+      <w:r>
+        <w:rPr>
+          <w:sz w:val="24"/>
+          <w:szCs w:val="24"/>
+        </w:rPr>
+        <mc:AlternateContent>
+          <mc:Choice Requires="wps">
+            <w:drawing>
+              <wp:anchor distT="0" distB="0" distL="114300" distR="114300" simplePos="0" relativeHeight="251662336" behindDoc="0" locked="0" layoutInCell="1" allowOverlap="1">
+                <wp:simplePos x="0" y="0"/>
+                <wp:positionH relativeFrom="column">
+                  <wp:posOffset>3380105</wp:posOffset>
+                </wp:positionH>
+                <wp:positionV relativeFrom="paragraph">
+                  <wp:posOffset>17145</wp:posOffset>
+                </wp:positionV>
+                <wp:extent cx="1389380" cy="603885"/>
+                <wp:effectExtent l="19050" t="19050" r="39370" b="62865"/>
+                <wp:wrapNone/>
+                <wp:docPr id="19" name="自选图形 111"/>
+                <wp:cNvGraphicFramePr/>
+                <a:graphic xmlns:a="http://schemas.openxmlformats.org/drawingml/2006/main">
+                  <a:graphicData uri="http://schemas.microsoft.com/office/word/2010/wordprocessingShape">
+                    <wps:wsp>
+                      <wps:cNvSpPr/>
+                      <wps:spPr>
+                        <a:xfrm>
+                          <a:off x="0" y="0"/>
+                          <a:ext cx="1389380" cy="603885"/>
+                        </a:xfrm>
+                        <a:prstGeom prst="roundRect">
+                          <a:avLst>
+                            <a:gd name="adj" fmla="val 16667"/>
+                          </a:avLst>
+                        </a:prstGeom>
+                        <a:solidFill>
+                          <a:srgbClr val="4BACC6"/>
+                        </a:solidFill>
+                        <a:ln w="38100" cap="flat" cmpd="sng">
+                          <a:solidFill>
+                            <a:srgbClr val="F2F2F2"/>
+                          </a:solidFill>
+                          <a:prstDash val="solid"/>
+                          <a:headEnd type="none" w="med" len="med"/>
+                          <a:tailEnd type="none" w="med" len="med"/>
+                        </a:ln>
+                        <a:effectLst>
+                          <a:outerShdw dist="28398" dir="3806096" algn="ctr" rotWithShape="0">
+                            <a:srgbClr val="205867">
+                              <a:alpha val="50000"/>
+                            </a:srgbClr>
+                          </a:outerShdw>
+                        </a:effectLst>
+                      </wps:spPr>
+                      <wps:txbx>
+                        <w:txbxContent>
+                          <w:p>
+                            <w:pPr>
+                              <w:jc w:val="center"/>
+                            </w:pPr>
+                            <w:r>
+                              <w:rPr>
+                                <w:rFonts w:hint="eastAsia"/>
+                              </w:rPr>
+                              <w:t>Dipra</w:t>
+                            </w:r>
+                          </w:p>
+                          <w:p>
+                            <w:pPr>
+                              <w:jc w:val="center"/>
+                            </w:pPr>
+                            <w:r>
+                              <w:rPr>
+                                <w:rFonts w:hint="eastAsia"/>
+                              </w:rPr>
+                              <w:t>(Thermador Group)</w:t>
+                            </w:r>
+                          </w:p>
+                        </w:txbxContent>
+                      </wps:txbx>
+                      <wps:bodyPr upright="1"/>
+                    </wps:wsp>
+                  </a:graphicData>
+                </a:graphic>
+              </wp:anchor>
+            </w:drawing>
+          </mc:Choice>
+          <mc:Fallback>
+            <w:pict>
+              <v:roundrect id="自选图形 111" o:spid="_x0000_s1026" o:spt="2" style="position:absolute;left:0pt;margin-left:266.15pt;margin-top:1.35pt;height:47.55pt;width:109.4pt;z-index:251662336;mso-width-relative:page;mso-height-relative:page;" fillcolor="#4BACC6" filled="t" stroked="t" coordsize="21600,21600" arcsize="0.166666666666667" o:gfxdata="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">
+                <v:fill on="t" focussize="0,0"/>
+                <v:stroke weight="3pt" color="#F2F2F2" joinstyle="round"/>
+                <v:imagedata o:title=""/>
+                <o:lock v:ext="edit" aspectratio="f"/>
+                <v:shadow on="t" color="#205867" opacity="32768f" offset="1pt,2pt" origin="0f,0f" matrix="65536f,0f,0f,65536f"/>
+                <v:textbox>
+                  <w:txbxContent>
+                    <w:p>
+                      <w:pPr>
+                        <w:jc w:val="center"/>
+                      </w:pPr>
+                      <w:r>
+                        <w:rPr>
+                          <w:rFonts w:hint="eastAsia"/>
+                        </w:rPr>
+                        <w:t>Dipra</w:t>
+                      </w:r>
+                    </w:p>
+                    <w:p>
+                      <w:pPr>
+                        <w:jc w:val="center"/>
+                      </w:pPr>
+                      <w:r>
+                        <w:rPr>
+                          <w:rFonts w:hint="eastAsia"/>
+                        </w:rPr>
+                        <w:t>(Thermador Group)</w:t>
+                      </w:r>
+                    </w:p>
+                  </w:txbxContent>
+                </v:textbox>
+              </v:roundrect>
+            </w:pict>
+          </mc:Fallback>
+        </mc:AlternateContent>
+      </w:r>
+      <w:r>
+        <w:rPr>
+          <w:sz w:val="24"/>
+          <w:szCs w:val="24"/>
+        </w:rPr>
+        <mc:AlternateContent>
+          <mc:Choice Requires="wps">
+            <w:drawing>
+              <wp:anchor distT="0" distB="0" distL="114300" distR="114300" simplePos="0" relativeHeight="251661312" behindDoc="0" locked="0" layoutInCell="1" allowOverlap="1">
+                <wp:simplePos x="0" y="0"/>
+                <wp:positionH relativeFrom="column">
+                  <wp:posOffset>1709420</wp:posOffset>
+                </wp:positionH>
+                <wp:positionV relativeFrom="paragraph">
+                  <wp:posOffset>17145</wp:posOffset>
+                </wp:positionV>
+                <wp:extent cx="1389380" cy="603885"/>
+                <wp:effectExtent l="19050" t="19050" r="39370" b="62865"/>
+                <wp:wrapNone/>
+                <wp:docPr id="18" name="自选图形 110"/>
+                <wp:cNvGraphicFramePr/>
+                <a:graphic xmlns:a="http://schemas.openxmlformats.org/drawingml/2006/main">
+                  <a:graphicData uri="http://schemas.microsoft.com/office/word/2010/wordprocessingShape">
+                    <wps:wsp>
+                      <wps:cNvSpPr/>
+                      <wps:spPr>
+                        <a:xfrm>
+                          <a:off x="0" y="0"/>
+                          <a:ext cx="1389380" cy="603885"/>
+                        </a:xfrm>
+                        <a:prstGeom prst="roundRect">
+                          <a:avLst>
+                            <a:gd name="adj" fmla="val 16667"/>
+                          </a:avLst>
+                        </a:prstGeom>
+                        <a:solidFill>
+                          <a:srgbClr val="4BACC6"/>
+                        </a:solidFill>
+                        <a:ln w="38100" cap="flat" cmpd="sng">
+                          <a:solidFill>
+                            <a:srgbClr val="F2F2F2"/>
+                          </a:solidFill>
+                          <a:prstDash val="solid"/>
+                          <a:headEnd type="none" w="med" len="med"/>
+                          <a:tailEnd type="none" w="med" len="med"/>
+                        </a:ln>
+                        <a:effectLst>
+                          <a:outerShdw dist="28398" dir="3806096" algn="ctr" rotWithShape="0">
+                            <a:srgbClr val="205867">
+                              <a:alpha val="50000"/>
+                            </a:srgbClr>
+                          </a:outerShdw>
+                        </a:effectLst>
+                      </wps:spPr>
+                      <wps:txbx>
+                        <w:txbxContent>
+                          <w:p>
+                            <w:pPr>
+                              <w:jc w:val="center"/>
+                            </w:pPr>
+                            <w:r>
+                              <w:rPr>
+                                <w:rFonts w:hint="eastAsia"/>
+                              </w:rPr>
+                              <w:t>Noyon</w:t>
+                            </w:r>
+                          </w:p>
+                          <w:p>
+                            <w:pPr>
+                              <w:jc w:val="center"/>
+                            </w:pPr>
+                            <w:r>
+                              <w:rPr>
+                                <w:rFonts w:hint="eastAsia"/>
+                              </w:rPr>
+                              <w:t>(CDP Group)</w:t>
+                            </w:r>
+                          </w:p>
+                        </w:txbxContent>
+                      </wps:txbx>
+                      <wps:bodyPr upright="1"/>
+                    </wps:wsp>
+                  </a:graphicData>
+                </a:graphic>
+              </wp:anchor>
+            </w:drawing>
+          </mc:Choice>
+          <mc:Fallback>
+            <w:pict>
+              <v:roundrect id="自选图形 110" o:spid="_x0000_s1026" o:spt="2" style="position:absolute;left:0pt;margin-left:134.6pt;margin-top:1.35pt;height:47.55pt;width:109.4pt;z-index:251661312;mso-width-relative:page;mso-height-relative:page;" fillcolor="#4BACC6" filled="t" stroked="t" coordsize="21600,21600" arcsize="0.166666666666667" o:gfxdata="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">
+                <v:fill on="t" focussize="0,0"/>
+                <v:stroke weight="3pt" color="#F2F2F2" joinstyle="round"/>
+                <v:imagedata o:title=""/>
+                <o:lock v:ext="edit" aspectratio="f"/>
+                <v:shadow on="t" color="#205867" opacity="32768f" offset="1pt,2pt" origin="0f,0f" matrix="65536f,0f,0f,65536f"/>
+                <v:textbox>
+                  <w:txbxContent>
+                    <w:p>
+                      <w:pPr>
+                        <w:jc w:val="center"/>
+                      </w:pPr>
+                      <w:r>
+                        <w:rPr>
+                          <w:rFonts w:hint="eastAsia"/>
+                        </w:rPr>
+                        <w:t>Noyon</w:t>
+                      </w:r>
+                    </w:p>
+                    <w:p>
+                      <w:pPr>
+                        <w:jc w:val="center"/>
+                      </w:pPr>
+                      <w:r>
+                        <w:rPr>
+                          <w:rFonts w:hint="eastAsia"/>
+                        </w:rPr>
+                        <w:t>(CDP Group)</w:t>
+                      </w:r>
+                    </w:p>
+                  </w:txbxContent>
+                </v:textbox>
+              </v:roundrect>
+            </w:pict>
+          </mc:Fallback>
+        </mc:AlternateContent>
+      </w:r>
+    </w:p>
+    <w:p>
+      <w:pPr>
+        <w:spacing w:line="360" w:lineRule="exact"/>
+        <w:rPr>
+          <w:sz w:val="24"/>
+          <w:szCs w:val="24"/>
+        </w:rPr>
+      </w:pPr>
+    </w:p>
+    <w:p>
+      <w:pPr>
+        <w:spacing w:line="360" w:lineRule="exact"/>
+        <w:rPr>
+          <w:sz w:val="24"/>
+          <w:szCs w:val="24"/>
+        </w:rPr>
+      </w:pPr>
+    </w:p>
+    <w:p>
+      <w:pPr>
+        <w:spacing w:line="360" w:lineRule="exact"/>
+        <w:rPr>
+          <w:sz w:val="24"/>
+          <w:szCs w:val="24"/>
+        </w:rPr>
+      </w:pPr>
+      <w:r>
+        <w:rPr>
+          <w:sz w:val="24"/>
+          <w:szCs w:val="24"/>
+        </w:rPr>
+        <mc:AlternateContent>
+          <mc:Choice Requires="wps">
+            <w:drawing>
+              <wp:anchor distT="0" distB="0" distL="114300" distR="114300" simplePos="0" relativeHeight="251663360" behindDoc="0" locked="0" layoutInCell="1" allowOverlap="1">
+                <wp:simplePos x="0" y="0"/>
+                <wp:positionH relativeFrom="column">
+                  <wp:posOffset>142240</wp:posOffset>
+                </wp:positionH>
+                <wp:positionV relativeFrom="paragraph">
+                  <wp:posOffset>97155</wp:posOffset>
+                </wp:positionV>
+                <wp:extent cx="1389380" cy="603885"/>
+                <wp:effectExtent l="19050" t="19050" r="39370" b="62865"/>
+                <wp:wrapNone/>
+                <wp:docPr id="20" name="自选图形 112"/>
+                <wp:cNvGraphicFramePr/>
+                <a:graphic xmlns:a="http://schemas.openxmlformats.org/drawingml/2006/main">
+                  <a:graphicData uri="http://schemas.microsoft.com/office/word/2010/wordprocessingShape">
+                    <wps:wsp>
+                      <wps:cNvSpPr/>
+                      <wps:spPr>
+                        <a:xfrm>
+                          <a:off x="0" y="0"/>
+                          <a:ext cx="1389380" cy="603885"/>
+                        </a:xfrm>
+                        <a:prstGeom prst="roundRect">
+                          <a:avLst>
+                            <a:gd name="adj" fmla="val 16667"/>
+                          </a:avLst>
+                        </a:prstGeom>
+                        <a:solidFill>
+                          <a:srgbClr val="4BACC6"/>
+                        </a:solidFill>
+                        <a:ln w="38100" cap="flat" cmpd="sng">
+                          <a:solidFill>
+                            <a:srgbClr val="F2F2F2"/>
+                          </a:solidFill>
+                          <a:prstDash val="solid"/>
+                          <a:headEnd type="none" w="med" len="med"/>
+                          <a:tailEnd type="none" w="med" len="med"/>
+                        </a:ln>
+                        <a:effectLst>
+                          <a:outerShdw dist="28398" dir="3806096" algn="ctr" rotWithShape="0">
+                            <a:srgbClr val="205867">
+                              <a:alpha val="50000"/>
+                            </a:srgbClr>
+                          </a:outerShdw>
+                        </a:effectLst>
+                      </wps:spPr>
+                      <wps:txbx>
+                        <w:txbxContent>
+                          <w:p>
+                            <w:pPr>
+                              <w:jc w:val="center"/>
+                              <w:rPr>
+                                <w:rFonts w:hint="eastAsia"/>
+                                <w:lang w:val="en-US" w:eastAsia="zh-CN"/>
+                              </w:rPr>
+                            </w:pPr>
+                            <w:r>
+                              <w:rPr>
+                                <w:rFonts w:hint="eastAsia"/>
+                                <w:lang w:val="en-US" w:eastAsia="zh-CN"/>
+                              </w:rPr>
+                              <w:t>Quick Plomberie</w:t>
+                            </w:r>
+                          </w:p>
+                          <w:p>
+                            <w:pPr>
+                              <w:jc w:val="center"/>
+                            </w:pPr>
+                            <w:r>
+                              <w:rPr>
+                                <w:rFonts w:hint="eastAsia"/>
+                              </w:rPr>
+                              <w:t>(</w:t>
+                            </w:r>
+                            <w:r>
+                              <w:rPr>
+                                <w:rFonts w:hint="eastAsia"/>
+                                <w:lang w:val="en-US" w:eastAsia="zh-CN"/>
+                              </w:rPr>
+                              <w:t>Adrien Riquier</w:t>
+                            </w:r>
+                            <w:r>
+                              <w:rPr>
+                                <w:rFonts w:hint="eastAsia"/>
+                              </w:rPr>
+                              <w:t>)</w:t>
+                            </w:r>
+                          </w:p>
+                        </w:txbxContent>
+                      </wps:txbx>
+                      <wps:bodyPr upright="1"/>
+                    </wps:wsp>
+                  </a:graphicData>
+                </a:graphic>
+              </wp:anchor>
+            </w:drawing>
+          </mc:Choice>
+          <mc:Fallback>
+            <w:pict>
+              <v:roundrect id="自选图形 112" o:spid="_x0000_s1026" o:spt="2" style="position:absolute;left:0pt;margin-left:11.2pt;margin-top:7.65pt;height:47.55pt;width:109.4pt;z-index:251663360;mso-width-relative:page;mso-height-relative:page;" fillcolor="#4BACC6" filled="t" stroked="t" coordsize="21600,21600" arcsize="0.166666666666667" o:gfxdata="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">
+                <v:fill on="t" focussize="0,0"/>
+                <v:stroke weight="3pt" color="#F2F2F2" joinstyle="round"/>
+                <v:imagedata o:title=""/>
+                <o:lock v:ext="edit" aspectratio="f"/>
+                <v:shadow on="t" color="#205867" opacity="32768f" offset="1pt,2pt" origin="0f,0f" matrix="65536f,0f,0f,65536f"/>
+                <v:textbox>
+                  <w:txbxContent>
+                    <w:p>
+                      <w:pPr>
+                        <w:jc w:val="center"/>
+                        <w:rPr>
+                          <w:rFonts w:hint="eastAsia"/>
+                          <w:lang w:val="en-US" w:eastAsia="zh-CN"/>
+                        </w:rPr>
+                      </w:pPr>
+                      <w:r>
+                        <w:rPr>
+                          <w:rFonts w:hint="eastAsia"/>
+                          <w:lang w:val="en-US" w:eastAsia="zh-CN"/>
+                        </w:rPr>
+                        <w:t>Quick Plomberie</w:t>
+                      </w:r>
+                    </w:p>
+                    <w:p>
+                      <w:pPr>
+                        <w:jc w:val="center"/>
+                      </w:pPr>
+                      <w:r>
+                        <w:rPr>
+                          <w:rFonts w:hint="eastAsia"/>
+                        </w:rPr>
+                        <w:t>(</w:t>
+                      </w:r>
+                      <w:r>
+                        <w:rPr>
+                          <w:rFonts w:hint="eastAsia"/>
+                          <w:lang w:val="en-US" w:eastAsia="zh-CN"/>
+                        </w:rPr>
+                        <w:t>Adrien Riquier</w:t>
+                      </w:r>
+                      <w:r>
+                        <w:rPr>
+                          <w:rFonts w:hint="eastAsia"/>
+                        </w:rPr>
+                        <w:t>)</w:t>
+                      </w:r>
+                    </w:p>
+                  </w:txbxContent>
+                </v:textbox>
+              </v:roundrect>
+            </w:pict>
+          </mc:Fallback>
+        </mc:AlternateContent>
+      </w:r>
+    </w:p>
+    <w:p>
+      <w:pPr>
+        <w:spacing w:line="360" w:lineRule="exact"/>
+        <w:rPr>
+          <w:sz w:val="24"/>
+          <w:szCs w:val="24"/>
+        </w:rPr>
+      </w:pPr>
+    </w:p>
+    <w:p>
+      <w:pPr>
+        <w:spacing w:line="360" w:lineRule="exact"/>
+        <w:rPr>
+          <w:sz w:val="24"/>
+          <w:szCs w:val="24"/>
+        </w:rPr>
+      </w:pPr>
+    </w:p>
+    <w:p>
+      <w:pPr>
+        <w:rPr>
+          <w:rFonts w:hint="default"/>
+          <w:sz w:val="24"/>
+          <w:szCs w:val="24"/>
+          <w:lang w:val="en-US" w:eastAsia="zh-CN"/>
+        </w:rPr>
+      </w:pPr>
+    </w:p>
     <w:p>
       <w:pPr>
         <w:rPr>
@@ -43,14 +706,14 @@
             <wp:positionV relativeFrom="paragraph">
               <wp:posOffset>44450</wp:posOffset>
             </wp:positionV>
-            <wp:extent cx="5304790" cy="3824605"/>
-            <wp:effectExtent l="4445" t="4445" r="5715" b="19050"/>
+            <wp:extent cx="5304790" cy="2654935"/>
+            <wp:effectExtent l="4445" t="4445" r="5715" b="7620"/>
             <wp:wrapSquare wrapText="bothSides"/>
             <wp:docPr id="1" name="图表 1" descr="7b0a202020202263686172745265734964223a20223230343731343133220a7d0a"/>
             <wp:cNvGraphicFramePr/>
             <a:graphic xmlns:a="http://schemas.openxmlformats.org/drawingml/2006/main">
               <a:graphicData uri="http://schemas.openxmlformats.org/drawingml/2006/chart">
-                <c:chart xmlns:c="http://schemas.openxmlformats.org/drawingml/2006/chart" xmlns:r="http://schemas.openxmlformats.org/officeDocument/2006/relationships" r:id="rId4"/>
+                <c:chart xmlns:c="http://schemas.openxmlformats.org/drawingml/2006/chart" xmlns:r="http://schemas.openxmlformats.org/officeDocument/2006/relationships" r:id="rId5"/>
               </a:graphicData>
             </a:graphic>
           </wp:anchor>
@@ -85,7 +748,7 @@
             <wp:cNvGraphicFramePr/>
             <a:graphic xmlns:a="http://schemas.openxmlformats.org/drawingml/2006/main">
               <a:graphicData uri="http://schemas.openxmlformats.org/drawingml/2006/chart">
-                <c:chart xmlns:c="http://schemas.openxmlformats.org/drawingml/2006/chart" xmlns:r="http://schemas.openxmlformats.org/officeDocument/2006/relationships" r:id="rId5"/>
+                <c:chart xmlns:c="http://schemas.openxmlformats.org/drawingml/2006/chart" xmlns:r="http://schemas.openxmlformats.org/officeDocument/2006/relationships" r:id="rId6"/>
               </a:graphicData>
             </a:graphic>
           </wp:inline>
@@ -119,7 +782,7 @@
             <wp:cNvGraphicFramePr/>
             <a:graphic xmlns:a="http://schemas.openxmlformats.org/drawingml/2006/main">
               <a:graphicData uri="http://schemas.openxmlformats.org/drawingml/2006/chart">
-                <c:chart xmlns:c="http://schemas.openxmlformats.org/drawingml/2006/chart" xmlns:r="http://schemas.openxmlformats.org/officeDocument/2006/relationships" r:id="rId6"/>
+                <c:chart xmlns:c="http://schemas.openxmlformats.org/drawingml/2006/chart" xmlns:r="http://schemas.openxmlformats.org/officeDocument/2006/relationships" r:id="rId7"/>
               </a:graphicData>
             </a:graphic>
           </wp:inline>
@@ -158,48 +821,6 @@
             <wp:extent cx="5256530" cy="2988310"/>
             <wp:effectExtent l="5080" t="4445" r="15240" b="17145"/>
             <wp:docPr id="4" name="图表 4"/>
-            <wp:cNvGraphicFramePr/>
-            <a:graphic xmlns:a="http://schemas.openxmlformats.org/drawingml/2006/main">
-              <a:graphicData uri="http://schemas.openxmlformats.org/drawingml/2006/chart">
-                <c:chart xmlns:c="http://schemas.openxmlformats.org/drawingml/2006/chart" xmlns:r="http://schemas.openxmlformats.org/officeDocument/2006/relationships" r:id="rId7"/>
-              </a:graphicData>
-            </a:graphic>
-          </wp:inline>
-        </w:drawing>
-      </w:r>
-    </w:p>
-    <w:p>
-      <w:pPr>
-        <w:rPr>
-          <w:rFonts w:hint="eastAsia"/>
-          <w:lang w:val="en-US" w:eastAsia="zh-CN"/>
-        </w:rPr>
-      </w:pPr>
-      <w:r>
-        <w:rPr>
-          <w:rFonts w:hint="eastAsia"/>
-          <w:lang w:val="en-US" w:eastAsia="zh-CN"/>
-        </w:rPr>
-        <w:t>Test-abc</w:t>
-      </w:r>
-    </w:p>
-    <w:p>
-      <w:pPr>
-        <w:rPr>
-          <w:rFonts w:hint="default"/>
-          <w:lang w:val="en-US" w:eastAsia="zh-CN"/>
-        </w:rPr>
-      </w:pPr>
-      <w:r>
-        <w:rPr>
-          <w:rFonts w:hint="default"/>
-          <w:lang w:val="en-US" w:eastAsia="zh-CN"/>
-        </w:rPr>
-        <w:drawing>
-          <wp:inline distT="0" distB="0" distL="114300" distR="114300">
-            <wp:extent cx="5256530" cy="2988310"/>
-            <wp:effectExtent l="5080" t="4445" r="15240" b="17145"/>
-            <wp:docPr id="5" name="图表 5"/>
             <wp:cNvGraphicFramePr/>
             <a:graphic xmlns:a="http://schemas.openxmlformats.org/drawingml/2006/main">
               <a:graphicData uri="http://schemas.openxmlformats.org/drawingml/2006/chart">
@@ -1100,6 +1721,404 @@
   </mc:AlternateContent>
   <c:chart>
     <c:title>
+      <c:layout/>
+      <c:overlay val="0"/>
+      <c:spPr>
+        <a:noFill/>
+        <a:ln>
+          <a:noFill/>
+        </a:ln>
+        <a:effectLst/>
+      </c:spPr>
+      <c:txPr>
+        <a:bodyPr rot="0" spcFirstLastPara="0" vertOverflow="ellipsis" vert="horz" wrap="square" anchor="ctr" anchorCtr="1"/>
+        <a:lstStyle/>
+        <a:p>
+          <a:pPr>
+            <a:defRPr lang="zh-CN" sz="1400" b="1" i="0" u="none" strike="noStrike" kern="1200" baseline="0">
+              <a:solidFill>
+                <a:schemeClr val="tx1">
+                  <a:lumMod val="75000"/>
+                  <a:lumOff val="25000"/>
+                </a:schemeClr>
+              </a:solidFill>
+              <a:latin typeface="+mn-lt"/>
+              <a:ea typeface="+mn-ea"/>
+              <a:cs typeface="+mn-cs"/>
+            </a:defRPr>
+          </a:pPr>
+        </a:p>
+      </c:txPr>
+    </c:title>
+    <c:autoTitleDeleted val="0"/>
+    <c:plotArea>
+      <c:layout/>
+      <c:radarChart>
+        <c:radarStyle val="marker"/>
+        <c:varyColors val="0"/>
+        <c:ser>
+          <c:idx val="0"/>
+          <c:order val="0"/>
+          <c:tx>
+            <c:strRef>
+              <c:f>Sheet1!$B$1</c:f>
+              <c:strCache>
+                <c:ptCount val="1"/>
+                <c:pt idx="0">
+                  <c:v>系列 1</c:v>
+                </c:pt>
+              </c:strCache>
+            </c:strRef>
+          </c:tx>
+          <c:spPr>
+            <a:ln w="28575" cap="rnd">
+              <a:solidFill>
+                <a:schemeClr val="accent1"/>
+              </a:solidFill>
+              <a:round/>
+            </a:ln>
+            <a:effectLst/>
+          </c:spPr>
+          <c:marker>
+            <c:symbol val="none"/>
+          </c:marker>
+          <c:dLbls>
+            <c:delete val="1"/>
+          </c:dLbls>
+          <c:cat>
+            <c:numRef>
+              <c:f>Sheet1!$A$2:$A$6</c:f>
+              <c:numCache>
+                <c:formatCode>yyyy/m/d</c:formatCode>
+                <c:ptCount val="5"/>
+                <c:pt idx="0" c:formatCode="yyyy/m/d">
+                  <c:v>37261</c:v>
+                </c:pt>
+                <c:pt idx="1" c:formatCode="yyyy/m/d">
+                  <c:v>37262</c:v>
+                </c:pt>
+                <c:pt idx="2" c:formatCode="yyyy/m/d">
+                  <c:v>37263</c:v>
+                </c:pt>
+                <c:pt idx="3" c:formatCode="yyyy/m/d">
+                  <c:v>37264</c:v>
+                </c:pt>
+                <c:pt idx="4" c:formatCode="yyyy/m/d">
+                  <c:v>37265</c:v>
+                </c:pt>
+              </c:numCache>
+            </c:numRef>
+          </c:cat>
+          <c:val>
+            <c:numRef>
+              <c:f>Sheet1!$B$2:$B$6</c:f>
+              <c:numCache>
+                <c:formatCode>General</c:formatCode>
+                <c:ptCount val="5"/>
+                <c:pt idx="0">
+                  <c:v>32</c:v>
+                </c:pt>
+                <c:pt idx="1">
+                  <c:v>32</c:v>
+                </c:pt>
+                <c:pt idx="2">
+                  <c:v>28</c:v>
+                </c:pt>
+                <c:pt idx="3">
+                  <c:v>12</c:v>
+                </c:pt>
+                <c:pt idx="4">
+                  <c:v>15</c:v>
+                </c:pt>
+              </c:numCache>
+            </c:numRef>
+          </c:val>
+        </c:ser>
+        <c:ser>
+          <c:idx val="1"/>
+          <c:order val="1"/>
+          <c:tx>
+            <c:strRef>
+              <c:f>Sheet1!$C$1</c:f>
+              <c:strCache>
+                <c:ptCount val="1"/>
+                <c:pt idx="0">
+                  <c:v>系列 2</c:v>
+                </c:pt>
+              </c:strCache>
+            </c:strRef>
+          </c:tx>
+          <c:spPr>
+            <a:ln w="28575" cap="rnd">
+              <a:solidFill>
+                <a:schemeClr val="accent2"/>
+              </a:solidFill>
+              <a:round/>
+            </a:ln>
+            <a:effectLst/>
+          </c:spPr>
+          <c:marker>
+            <c:symbol val="none"/>
+          </c:marker>
+          <c:dLbls>
+            <c:delete val="1"/>
+          </c:dLbls>
+          <c:cat>
+            <c:numRef>
+              <c:f>Sheet1!$A$2:$A$6</c:f>
+              <c:numCache>
+                <c:formatCode>yyyy/m/d</c:formatCode>
+                <c:ptCount val="5"/>
+                <c:pt idx="0" c:formatCode="yyyy/m/d">
+                  <c:v>37261</c:v>
+                </c:pt>
+                <c:pt idx="1" c:formatCode="yyyy/m/d">
+                  <c:v>37262</c:v>
+                </c:pt>
+                <c:pt idx="2" c:formatCode="yyyy/m/d">
+                  <c:v>37263</c:v>
+                </c:pt>
+                <c:pt idx="3" c:formatCode="yyyy/m/d">
+                  <c:v>37264</c:v>
+                </c:pt>
+                <c:pt idx="4" c:formatCode="yyyy/m/d">
+                  <c:v>37265</c:v>
+                </c:pt>
+              </c:numCache>
+            </c:numRef>
+          </c:cat>
+          <c:val>
+            <c:numRef>
+              <c:f>Sheet1!$C$2:$C$6</c:f>
+              <c:numCache>
+                <c:formatCode>General</c:formatCode>
+                <c:ptCount val="5"/>
+                <c:pt idx="0">
+                  <c:v>12</c:v>
+                </c:pt>
+                <c:pt idx="1">
+                  <c:v>12</c:v>
+                </c:pt>
+                <c:pt idx="2">
+                  <c:v>12</c:v>
+                </c:pt>
+                <c:pt idx="3">
+                  <c:v>21</c:v>
+                </c:pt>
+                <c:pt idx="4">
+                  <c:v>28</c:v>
+                </c:pt>
+              </c:numCache>
+            </c:numRef>
+          </c:val>
+        </c:ser>
+        <c:dLbls>
+          <c:showLegendKey val="0"/>
+          <c:showVal val="0"/>
+          <c:showCatName val="0"/>
+          <c:showSerName val="0"/>
+          <c:showPercent val="0"/>
+          <c:showBubbleSize val="0"/>
+        </c:dLbls>
+        <c:axId val="750540901"/>
+        <c:axId val="721811508"/>
+      </c:radarChart>
+      <c:catAx>
+        <c:axId val="750540901"/>
+        <c:scaling>
+          <c:orientation val="minMax"/>
+        </c:scaling>
+        <c:delete val="0"/>
+        <c:axPos val="b"/>
+        <c:majorTickMark val="none"/>
+        <c:minorTickMark val="none"/>
+        <c:tickLblPos val="nextTo"/>
+        <c:spPr>
+          <a:noFill/>
+          <a:ln w="9525" cap="flat" cmpd="sng" algn="ctr">
+            <a:solidFill>
+              <a:schemeClr val="tx1">
+                <a:lumMod val="15000"/>
+                <a:lumOff val="85000"/>
+              </a:schemeClr>
+            </a:solidFill>
+            <a:round/>
+          </a:ln>
+          <a:effectLst/>
+        </c:spPr>
+        <c:txPr>
+          <a:bodyPr rot="-60000000" spcFirstLastPara="0" vertOverflow="ellipsis" vert="horz" wrap="square" anchor="ctr" anchorCtr="1"/>
+          <a:lstStyle/>
+          <a:p>
+            <a:pPr>
+              <a:defRPr lang="zh-CN" sz="900" b="0" i="0" u="none" strike="noStrike" kern="1200" baseline="0">
+                <a:solidFill>
+                  <a:schemeClr val="tx1">
+                    <a:lumMod val="65000"/>
+                    <a:lumOff val="35000"/>
+                  </a:schemeClr>
+                </a:solidFill>
+                <a:latin typeface="+mn-lt"/>
+                <a:ea typeface="+mn-ea"/>
+                <a:cs typeface="+mn-cs"/>
+              </a:defRPr>
+            </a:pPr>
+          </a:p>
+        </c:txPr>
+        <c:crossAx val="721811508"/>
+        <c:crosses val="autoZero"/>
+        <c:auto val="1"/>
+        <c:lblAlgn val="ctr"/>
+        <c:lblOffset val="100"/>
+        <c:noMultiLvlLbl val="0"/>
+      </c:catAx>
+      <c:valAx>
+        <c:axId val="721811508"/>
+        <c:scaling>
+          <c:orientation val="minMax"/>
+        </c:scaling>
+        <c:delete val="0"/>
+        <c:axPos val="l"/>
+        <c:majorGridlines>
+          <c:spPr>
+            <a:ln w="9525" cap="flat" cmpd="sng" algn="ctr">
+              <a:solidFill>
+                <a:schemeClr val="lt1">
+                  <a:lumMod val="90200"/>
+                </a:schemeClr>
+              </a:solidFill>
+              <a:round/>
+            </a:ln>
+            <a:effectLst/>
+          </c:spPr>
+        </c:majorGridlines>
+        <c:numFmt formatCode="General" sourceLinked="1"/>
+        <c:majorTickMark val="none"/>
+        <c:minorTickMark val="none"/>
+        <c:tickLblPos val="nextTo"/>
+        <c:spPr>
+          <a:noFill/>
+          <a:ln>
+            <a:noFill/>
+          </a:ln>
+          <a:effectLst/>
+        </c:spPr>
+        <c:txPr>
+          <a:bodyPr rot="-60000000" spcFirstLastPara="0" vertOverflow="ellipsis" vert="horz" wrap="square" anchor="ctr" anchorCtr="1"/>
+          <a:lstStyle/>
+          <a:p>
+            <a:pPr>
+              <a:defRPr lang="zh-CN" sz="900" b="0" i="0" u="none" strike="noStrike" kern="1200" baseline="0">
+                <a:solidFill>
+                  <a:schemeClr val="tx1">
+                    <a:lumMod val="65000"/>
+                    <a:lumOff val="35000"/>
+                  </a:schemeClr>
+                </a:solidFill>
+                <a:latin typeface="+mn-lt"/>
+                <a:ea typeface="+mn-ea"/>
+                <a:cs typeface="+mn-cs"/>
+              </a:defRPr>
+            </a:pPr>
+          </a:p>
+        </c:txPr>
+        <c:crossAx val="750540901"/>
+        <c:crosses val="autoZero"/>
+        <c:crossBetween val="between"/>
+      </c:valAx>
+      <c:spPr>
+        <a:noFill/>
+        <a:ln>
+          <a:noFill/>
+        </a:ln>
+        <a:effectLst/>
+      </c:spPr>
+    </c:plotArea>
+    <c:legend>
+      <c:legendPos val="t"/>
+      <c:layout/>
+      <c:overlay val="0"/>
+      <c:spPr>
+        <a:noFill/>
+        <a:ln>
+          <a:noFill/>
+        </a:ln>
+        <a:effectLst/>
+      </c:spPr>
+      <c:txPr>
+        <a:bodyPr rot="0" spcFirstLastPara="0" vertOverflow="ellipsis" vert="horz" wrap="square" anchor="ctr" anchorCtr="1"/>
+        <a:lstStyle/>
+        <a:p>
+          <a:pPr>
+            <a:defRPr lang="zh-CN" sz="900" b="0" i="0" u="none" strike="noStrike" kern="1200" baseline="0">
+              <a:solidFill>
+                <a:schemeClr val="tx1">
+                  <a:lumMod val="65000"/>
+                  <a:lumOff val="35000"/>
+                </a:schemeClr>
+              </a:solidFill>
+              <a:latin typeface="+mn-lt"/>
+              <a:ea typeface="+mn-ea"/>
+              <a:cs typeface="+mn-cs"/>
+            </a:defRPr>
+          </a:pPr>
+        </a:p>
+      </c:txPr>
+    </c:legend>
+    <c:plotVisOnly val="1"/>
+    <c:dispBlanksAs val="gap"/>
+    <c:showDLblsOverMax val="0"/>
+    <c:extLst>
+      <c:ext uri="{0b15fc19-7d7d-44ad-8c2d-2c3a37ce22c3}">
+        <chartProps xmlns="https://web.wps.cn/et/2018/main" chartId="{202509b1-6e40-4c8e-9f7e-f573dc5abdb8}"/>
+      </c:ext>
+    </c:extLst>
+  </c:chart>
+  <c:spPr>
+    <a:solidFill>
+      <a:schemeClr val="bg1"/>
+    </a:solidFill>
+    <a:ln w="9525" cap="flat" cmpd="sng" algn="ctr">
+      <a:solidFill>
+        <a:schemeClr val="tx1">
+          <a:lumMod val="15000"/>
+          <a:lumOff val="85000"/>
+        </a:schemeClr>
+      </a:solidFill>
+      <a:round/>
+    </a:ln>
+    <a:effectLst/>
+  </c:spPr>
+  <c:txPr>
+    <a:bodyPr/>
+    <a:lstStyle/>
+    <a:p>
+      <a:pPr>
+        <a:defRPr lang="zh-CN"/>
+      </a:pPr>
+    </a:p>
+  </c:txPr>
+  <c:externalData r:id="rId1">
+    <c:autoUpdate val="0"/>
+  </c:externalData>
+</c:chartSpace>
+</file>
+
+<file path=word/charts/chart2.xml><?xml version="1.0" encoding="utf-8"?>
+<c:chartSpace xmlns:c="http://schemas.openxmlformats.org/drawingml/2006/chart" xmlns:a="http://schemas.openxmlformats.org/drawingml/2006/main" xmlns:r="http://schemas.openxmlformats.org/officeDocument/2006/relationships">
+  <c:date1904 val="0"/>
+  <c:lang val="zh-CN"/>
+  <c:roundedCorners val="0"/>
+  <mc:AlternateContent xmlns:mc="http://schemas.openxmlformats.org/markup-compatibility/2006">
+    <mc:Choice xmlns:c14="http://schemas.microsoft.com/office/drawing/2007/8/2/chart" Requires="c14">
+      <c14:style val="102"/>
+    </mc:Choice>
+    <mc:Fallback>
+      <c:style val="2"/>
+    </mc:Fallback>
+  </mc:AlternateContent>
+  <c:chart>
+    <c:title>
       <c:tx>
         <c:rich>
           <a:bodyPr rot="0" spcFirstLastPara="0" vertOverflow="ellipsis" vert="horz" wrap="square" anchor="ctr" anchorCtr="1"/>
@@ -1689,7 +2708,7 @@
 </c:chartSpace>
 </file>
 
-<file path=word/charts/chart2.xml><?xml version="1.0" encoding="utf-8"?>
+<file path=word/charts/chart3.xml><?xml version="1.0" encoding="utf-8"?>
 <c:chartSpace xmlns:c="http://schemas.openxmlformats.org/drawingml/2006/chart" xmlns:a="http://schemas.openxmlformats.org/drawingml/2006/main" xmlns:r="http://schemas.openxmlformats.org/officeDocument/2006/relationships">
   <c:date1904 val="0"/>
   <c:lang val="zh-CN"/>
@@ -2141,7 +3160,7 @@
 </c:chartSpace>
 </file>
 
-<file path=word/charts/chart3.xml><?xml version="1.0" encoding="utf-8"?>
+<file path=word/charts/chart4.xml><?xml version="1.0" encoding="utf-8"?>
 <c:chartSpace xmlns:c="http://schemas.openxmlformats.org/drawingml/2006/chart" xmlns:a="http://schemas.openxmlformats.org/drawingml/2006/main" xmlns:r="http://schemas.openxmlformats.org/officeDocument/2006/relationships">
   <c:date1904 val="0"/>
   <c:lang val="zh-CN"/>
@@ -2400,7 +3419,7 @@
 </c:chartSpace>
 </file>
 
-<file path=word/charts/chart4.xml><?xml version="1.0" encoding="utf-8"?>
+<file path=word/charts/chart5.xml><?xml version="1.0" encoding="utf-8"?>
 <c:chartSpace xmlns:c="http://schemas.openxmlformats.org/drawingml/2006/chart" xmlns:a="http://schemas.openxmlformats.org/drawingml/2006/main" xmlns:r="http://schemas.openxmlformats.org/officeDocument/2006/relationships">
   <c:date1904 val="0"/>
   <c:lang val="zh-CN"/>
@@ -2760,399 +3779,6 @@
         <chartProps xmlns="https://web.wps.cn/et/2018/main" chartId="{8c681e2d-d14f-4f03-87eb-5001874a7272}"/>
       </c:ext>
     </c:extLst>
-  </c:chart>
-  <c:spPr>
-    <a:solidFill>
-      <a:schemeClr val="bg1"/>
-    </a:solidFill>
-    <a:ln w="9525" cap="flat" cmpd="sng" algn="ctr">
-      <a:solidFill>
-        <a:schemeClr val="tx1">
-          <a:lumMod val="15000"/>
-          <a:lumOff val="85000"/>
-        </a:schemeClr>
-      </a:solidFill>
-      <a:round/>
-    </a:ln>
-    <a:effectLst/>
-  </c:spPr>
-  <c:txPr>
-    <a:bodyPr/>
-    <a:lstStyle/>
-    <a:p>
-      <a:pPr>
-        <a:defRPr lang="zh-CN"/>
-      </a:pPr>
-    </a:p>
-  </c:txPr>
-  <c:externalData r:id="rId1">
-    <c:autoUpdate val="0"/>
-  </c:externalData>
-</c:chartSpace>
-</file>
-
-<file path=word/charts/chart5.xml><?xml version="1.0" encoding="utf-8"?>
-<c:chartSpace xmlns:c="http://schemas.openxmlformats.org/drawingml/2006/chart" xmlns:a="http://schemas.openxmlformats.org/drawingml/2006/main" xmlns:r="http://schemas.openxmlformats.org/officeDocument/2006/relationships">
-  <c:date1904 val="0"/>
-  <c:lang val="zh-CN"/>
-  <c:roundedCorners val="0"/>
-  <mc:AlternateContent xmlns:mc="http://schemas.openxmlformats.org/markup-compatibility/2006">
-    <mc:Choice xmlns:c14="http://schemas.microsoft.com/office/drawing/2007/8/2/chart" Requires="c14">
-      <c14:style val="102"/>
-    </mc:Choice>
-    <mc:Fallback>
-      <c:style val="2"/>
-    </mc:Fallback>
-  </mc:AlternateContent>
-  <c:chart>
-    <c:title>
-      <c:layout/>
-      <c:overlay val="0"/>
-      <c:spPr>
-        <a:noFill/>
-        <a:ln>
-          <a:noFill/>
-        </a:ln>
-        <a:effectLst/>
-      </c:spPr>
-      <c:txPr>
-        <a:bodyPr rot="0" spcFirstLastPara="0" vertOverflow="ellipsis" vert="horz" wrap="square" anchor="ctr" anchorCtr="1"/>
-        <a:lstStyle/>
-        <a:p>
-          <a:pPr>
-            <a:defRPr lang="zh-CN" sz="1400" b="1" i="0" u="none" strike="noStrike" kern="1200" baseline="0">
-              <a:solidFill>
-                <a:schemeClr val="tx1">
-                  <a:lumMod val="75000"/>
-                  <a:lumOff val="25000"/>
-                </a:schemeClr>
-              </a:solidFill>
-              <a:latin typeface="+mn-lt"/>
-              <a:ea typeface="+mn-ea"/>
-              <a:cs typeface="+mn-cs"/>
-            </a:defRPr>
-          </a:pPr>
-        </a:p>
-      </c:txPr>
-    </c:title>
-    <c:autoTitleDeleted val="0"/>
-    <c:plotArea>
-      <c:layout/>
-      <c:radarChart>
-        <c:radarStyle val="marker"/>
-        <c:varyColors val="0"/>
-        <c:ser>
-          <c:idx val="0"/>
-          <c:order val="0"/>
-          <c:tx>
-            <c:strRef>
-              <c:f>Sheet1!$B$1</c:f>
-              <c:strCache>
-                <c:ptCount val="1"/>
-                <c:pt idx="0">
-                  <c:v>系列 1</c:v>
-                </c:pt>
-              </c:strCache>
-            </c:strRef>
-          </c:tx>
-          <c:spPr>
-            <a:ln w="28575" cap="rnd">
-              <a:solidFill>
-                <a:schemeClr val="accent1"/>
-              </a:solidFill>
-              <a:round/>
-            </a:ln>
-            <a:effectLst/>
-          </c:spPr>
-          <c:marker>
-            <c:symbol val="none"/>
-          </c:marker>
-          <c:dLbls>
-            <c:delete val="1"/>
-          </c:dLbls>
-          <c:cat>
-            <c:numRef>
-              <c:f>Sheet1!$A$2:$A$6</c:f>
-              <c:numCache>
-                <c:formatCode>yyyy/m/d</c:formatCode>
-                <c:ptCount val="5"/>
-                <c:pt idx="0" c:formatCode="yyyy/m/d">
-                  <c:v>37261</c:v>
-                </c:pt>
-                <c:pt idx="1" c:formatCode="yyyy/m/d">
-                  <c:v>37262</c:v>
-                </c:pt>
-                <c:pt idx="2" c:formatCode="yyyy/m/d">
-                  <c:v>37263</c:v>
-                </c:pt>
-                <c:pt idx="3" c:formatCode="yyyy/m/d">
-                  <c:v>37264</c:v>
-                </c:pt>
-                <c:pt idx="4" c:formatCode="yyyy/m/d">
-                  <c:v>37265</c:v>
-                </c:pt>
-              </c:numCache>
-            </c:numRef>
-          </c:cat>
-          <c:val>
-            <c:numRef>
-              <c:f>Sheet1!$B$2:$B$6</c:f>
-              <c:numCache>
-                <c:formatCode>General</c:formatCode>
-                <c:ptCount val="5"/>
-                <c:pt idx="0">
-                  <c:v>32</c:v>
-                </c:pt>
-                <c:pt idx="1">
-                  <c:v>32</c:v>
-                </c:pt>
-                <c:pt idx="2">
-                  <c:v>28</c:v>
-                </c:pt>
-                <c:pt idx="3">
-                  <c:v>12</c:v>
-                </c:pt>
-                <c:pt idx="4">
-                  <c:v>15</c:v>
-                </c:pt>
-              </c:numCache>
-            </c:numRef>
-          </c:val>
-        </c:ser>
-        <c:ser>
-          <c:idx val="1"/>
-          <c:order val="1"/>
-          <c:tx>
-            <c:strRef>
-              <c:f>Sheet1!$C$1</c:f>
-              <c:strCache>
-                <c:ptCount val="1"/>
-                <c:pt idx="0">
-                  <c:v>系列 2</c:v>
-                </c:pt>
-              </c:strCache>
-            </c:strRef>
-          </c:tx>
-          <c:spPr>
-            <a:ln w="28575" cap="rnd">
-              <a:solidFill>
-                <a:schemeClr val="accent2"/>
-              </a:solidFill>
-              <a:round/>
-            </a:ln>
-            <a:effectLst/>
-          </c:spPr>
-          <c:marker>
-            <c:symbol val="none"/>
-          </c:marker>
-          <c:dLbls>
-            <c:delete val="1"/>
-          </c:dLbls>
-          <c:cat>
-            <c:numRef>
-              <c:f>Sheet1!$A$2:$A$6</c:f>
-              <c:numCache>
-                <c:formatCode>yyyy/m/d</c:formatCode>
-                <c:ptCount val="5"/>
-                <c:pt idx="0" c:formatCode="yyyy/m/d">
-                  <c:v>37261</c:v>
-                </c:pt>
-                <c:pt idx="1" c:formatCode="yyyy/m/d">
-                  <c:v>37262</c:v>
-                </c:pt>
-                <c:pt idx="2" c:formatCode="yyyy/m/d">
-                  <c:v>37263</c:v>
-                </c:pt>
-                <c:pt idx="3" c:formatCode="yyyy/m/d">
-                  <c:v>37264</c:v>
-                </c:pt>
-                <c:pt idx="4" c:formatCode="yyyy/m/d">
-                  <c:v>37265</c:v>
-                </c:pt>
-              </c:numCache>
-            </c:numRef>
-          </c:cat>
-          <c:val>
-            <c:numRef>
-              <c:f>Sheet1!$C$2:$C$6</c:f>
-              <c:numCache>
-                <c:formatCode>General</c:formatCode>
-                <c:ptCount val="5"/>
-                <c:pt idx="0">
-                  <c:v>12</c:v>
-                </c:pt>
-                <c:pt idx="1">
-                  <c:v>12</c:v>
-                </c:pt>
-                <c:pt idx="2">
-                  <c:v>12</c:v>
-                </c:pt>
-                <c:pt idx="3">
-                  <c:v>21</c:v>
-                </c:pt>
-                <c:pt idx="4">
-                  <c:v>28</c:v>
-                </c:pt>
-              </c:numCache>
-            </c:numRef>
-          </c:val>
-        </c:ser>
-        <c:dLbls>
-          <c:showLegendKey val="0"/>
-          <c:showVal val="0"/>
-          <c:showCatName val="0"/>
-          <c:showSerName val="0"/>
-          <c:showPercent val="0"/>
-          <c:showBubbleSize val="0"/>
-        </c:dLbls>
-        <c:axId val="750540901"/>
-        <c:axId val="721811508"/>
-      </c:radarChart>
-      <c:catAx>
-        <c:axId val="750540901"/>
-        <c:scaling>
-          <c:orientation val="minMax"/>
-        </c:scaling>
-        <c:delete val="0"/>
-        <c:axPos val="b"/>
-        <c:majorTickMark val="none"/>
-        <c:minorTickMark val="none"/>
-        <c:tickLblPos val="nextTo"/>
-        <c:spPr>
-          <a:noFill/>
-          <a:ln w="9525" cap="flat" cmpd="sng" algn="ctr">
-            <a:solidFill>
-              <a:schemeClr val="tx1">
-                <a:lumMod val="15000"/>
-                <a:lumOff val="85000"/>
-              </a:schemeClr>
-            </a:solidFill>
-            <a:round/>
-          </a:ln>
-          <a:effectLst/>
-        </c:spPr>
-        <c:txPr>
-          <a:bodyPr rot="-60000000" spcFirstLastPara="0" vertOverflow="ellipsis" vert="horz" wrap="square" anchor="ctr" anchorCtr="1"/>
-          <a:lstStyle/>
-          <a:p>
-            <a:pPr>
-              <a:defRPr lang="zh-CN" sz="900" b="0" i="0" u="none" strike="noStrike" kern="1200" baseline="0">
-                <a:solidFill>
-                  <a:schemeClr val="tx1">
-                    <a:lumMod val="65000"/>
-                    <a:lumOff val="35000"/>
-                  </a:schemeClr>
-                </a:solidFill>
-                <a:latin typeface="+mn-lt"/>
-                <a:ea typeface="+mn-ea"/>
-                <a:cs typeface="+mn-cs"/>
-              </a:defRPr>
-            </a:pPr>
-          </a:p>
-        </c:txPr>
-        <c:crossAx val="721811508"/>
-        <c:crosses val="autoZero"/>
-        <c:auto val="1"/>
-        <c:lblAlgn val="ctr"/>
-        <c:lblOffset val="100"/>
-        <c:noMultiLvlLbl val="0"/>
-      </c:catAx>
-      <c:valAx>
-        <c:axId val="721811508"/>
-        <c:scaling>
-          <c:orientation val="minMax"/>
-        </c:scaling>
-        <c:delete val="0"/>
-        <c:axPos val="l"/>
-        <c:majorGridlines>
-          <c:spPr>
-            <a:ln w="9525" cap="flat" cmpd="sng" algn="ctr">
-              <a:solidFill>
-                <a:schemeClr val="lt1">
-                  <a:lumMod val="90200"/>
-                </a:schemeClr>
-              </a:solidFill>
-              <a:round/>
-            </a:ln>
-            <a:effectLst/>
-          </c:spPr>
-        </c:majorGridlines>
-        <c:numFmt formatCode="General" sourceLinked="1"/>
-        <c:majorTickMark val="none"/>
-        <c:minorTickMark val="none"/>
-        <c:tickLblPos val="nextTo"/>
-        <c:spPr>
-          <a:noFill/>
-          <a:ln>
-            <a:noFill/>
-          </a:ln>
-          <a:effectLst/>
-        </c:spPr>
-        <c:txPr>
-          <a:bodyPr rot="-60000000" spcFirstLastPara="0" vertOverflow="ellipsis" vert="horz" wrap="square" anchor="ctr" anchorCtr="1"/>
-          <a:lstStyle/>
-          <a:p>
-            <a:pPr>
-              <a:defRPr lang="zh-CN" sz="900" b="0" i="0" u="none" strike="noStrike" kern="1200" baseline="0">
-                <a:solidFill>
-                  <a:schemeClr val="tx1">
-                    <a:lumMod val="65000"/>
-                    <a:lumOff val="35000"/>
-                  </a:schemeClr>
-                </a:solidFill>
-                <a:latin typeface="+mn-lt"/>
-                <a:ea typeface="+mn-ea"/>
-                <a:cs typeface="+mn-cs"/>
-              </a:defRPr>
-            </a:pPr>
-          </a:p>
-        </c:txPr>
-        <c:crossAx val="750540901"/>
-        <c:crosses val="autoZero"/>
-        <c:crossBetween val="between"/>
-      </c:valAx>
-      <c:spPr>
-        <a:noFill/>
-        <a:ln>
-          <a:noFill/>
-        </a:ln>
-        <a:effectLst/>
-      </c:spPr>
-    </c:plotArea>
-    <c:legend>
-      <c:legendPos val="t"/>
-      <c:layout/>
-      <c:overlay val="0"/>
-      <c:spPr>
-        <a:noFill/>
-        <a:ln>
-          <a:noFill/>
-        </a:ln>
-        <a:effectLst/>
-      </c:spPr>
-      <c:txPr>
-        <a:bodyPr rot="0" spcFirstLastPara="0" vertOverflow="ellipsis" vert="horz" wrap="square" anchor="ctr" anchorCtr="1"/>
-        <a:lstStyle/>
-        <a:p>
-          <a:pPr>
-            <a:defRPr lang="zh-CN" sz="900" b="0" i="0" u="none" strike="noStrike" kern="1200" baseline="0">
-              <a:solidFill>
-                <a:schemeClr val="tx1">
-                  <a:lumMod val="65000"/>
-                  <a:lumOff val="35000"/>
-                </a:schemeClr>
-              </a:solidFill>
-              <a:latin typeface="+mn-lt"/>
-              <a:ea typeface="+mn-ea"/>
-              <a:cs typeface="+mn-cs"/>
-            </a:defRPr>
-          </a:pPr>
-        </a:p>
-      </c:txPr>
-    </c:legend>
-    <c:plotVisOnly val="1"/>
-    <c:dispBlanksAs val="gap"/>
-    <c:showDLblsOverMax val="0"/>
   </c:chart>
   <c:spPr>
     <a:solidFill>
@@ -3900,7 +4526,7 @@
 </file>
 
 <file path=word/charts/style2.xml><?xml version="1.0" encoding="utf-8"?>
-<cs:chartStyle xmlns:cs="http://schemas.microsoft.com/office/drawing/2012/chartStyle" xmlns:a="http://schemas.openxmlformats.org/drawingml/2006/main" id="10145">
+<cs:chartStyle xmlns:cs="http://schemas.microsoft.com/office/drawing/2012/chartStyle" xmlns:a="http://schemas.openxmlformats.org/drawingml/2006/main" id="10082">
   <cs:axisTitle>
     <cs:lnRef idx="0"/>
     <cs:fillRef idx="0"/>
@@ -3957,7 +4583,7 @@
         <a:round/>
       </a:ln>
     </cs:spPr>
-    <cs:defRPr sz="1000" kern="1200"/>
+    <cs:defRPr sz="900" kern="1200"/>
   </cs:chartArea>
   <cs:dataLabel>
     <cs:lnRef idx="0"/>
@@ -4012,7 +4638,9 @@
     </cs:fontRef>
     <cs:spPr>
       <a:ln>
-        <a:noFill/>
+        <a:solidFill>
+          <a:schemeClr val="bg1"/>
+        </a:solidFill>
       </a:ln>
       <a:effectLst/>
     </cs:spPr>
@@ -4026,12 +4654,19 @@
     <cs:fontRef idx="minor">
       <a:schemeClr val="tx1"/>
     </cs:fontRef>
+    <cs:spPr>
+      <a:ln w="25400">
+        <a:solidFill>
+          <a:schemeClr val="lt1"/>
+        </a:solidFill>
+      </a:ln>
+    </cs:spPr>
   </cs:dataPoint3D>
   <cs:dataPointLine>
     <cs:lnRef idx="0">
       <cs:styleClr val="auto"/>
     </cs:lnRef>
-    <cs:fillRef idx="1"/>
+    <cs:fillRef idx="0"/>
     <cs:effectRef idx="0"/>
     <cs:fontRef idx="minor">
       <a:schemeClr val="tx1"/>
@@ -4069,7 +4704,7 @@
     <cs:lnRef idx="0">
       <cs:styleClr val="auto"/>
     </cs:lnRef>
-    <cs:fillRef idx="1"/>
+    <cs:fillRef idx="0"/>
     <cs:effectRef idx="0"/>
     <cs:fontRef idx="minor">
       <a:schemeClr val="tx1"/>
@@ -4178,14 +4813,9 @@
       <a:schemeClr val="tx1"/>
     </cs:fontRef>
     <cs:spPr>
-      <a:ln w="9525" cap="flat" cmpd="sng" algn="ctr">
-        <a:solidFill>
-          <a:schemeClr val="tx1">
-            <a:lumMod val="15000"/>
-            <a:lumOff val="85000"/>
-          </a:schemeClr>
-        </a:solidFill>
-        <a:round/>
+      <a:noFill/>
+      <a:ln>
+        <a:noFill/>
       </a:ln>
     </cs:spPr>
   </cs:floor>
@@ -4302,17 +4932,6 @@
         <a:lumOff val="35000"/>
       </a:schemeClr>
     </cs:fontRef>
-    <cs:spPr>
-      <a:ln w="9525" cap="flat" cmpd="sng" algn="ctr">
-        <a:solidFill>
-          <a:schemeClr val="tx1">
-            <a:lumMod val="15000"/>
-            <a:lumOff val="85000"/>
-          </a:schemeClr>
-        </a:solidFill>
-        <a:round/>
-      </a:ln>
-    </cs:spPr>
     <cs:defRPr sz="900" kern="1200"/>
   </cs:seriesAxis>
   <cs:seriesLine>
@@ -4428,7 +5047,7 @@
 </file>
 
 <file path=word/charts/style3.xml><?xml version="1.0" encoding="utf-8"?>
-<cs:chartStyle xmlns:cs="http://schemas.microsoft.com/office/drawing/2012/chartStyle" xmlns:a="http://schemas.openxmlformats.org/drawingml/2006/main" id="10001">
+<cs:chartStyle xmlns:cs="http://schemas.microsoft.com/office/drawing/2012/chartStyle" xmlns:a="http://schemas.openxmlformats.org/drawingml/2006/main" id="10145">
   <cs:axisTitle>
     <cs:lnRef idx="0"/>
     <cs:fillRef idx="0"/>
@@ -4640,22 +5259,23 @@
     <cs:fillRef idx="0"/>
     <cs:effectRef idx="0"/>
     <cs:fontRef idx="minor">
-      <a:schemeClr val="dk1"/>
+      <a:schemeClr val="tx1"/>
     </cs:fontRef>
     <cs:spPr>
       <a:solidFill>
         <a:schemeClr val="dk1">
-          <a:lumMod val="65000"/>
-          <a:lumOff val="35000"/>
+          <a:lumMod val="75000"/>
+          <a:lumOff val="25000"/>
         </a:schemeClr>
       </a:solidFill>
-      <a:ln w="9525">
+      <a:ln w="9525" cap="flat" cmpd="sng" algn="ctr">
         <a:solidFill>
           <a:schemeClr val="tx1">
             <a:lumMod val="65000"/>
             <a:lumOff val="35000"/>
           </a:schemeClr>
         </a:solidFill>
+        <a:round/>
       </a:ln>
     </cs:spPr>
   </cs:downBar>
@@ -4705,9 +5325,14 @@
       <a:schemeClr val="tx1"/>
     </cs:fontRef>
     <cs:spPr>
-      <a:noFill/>
-      <a:ln>
-        <a:noFill/>
+      <a:ln w="9525" cap="flat" cmpd="sng" algn="ctr">
+        <a:solidFill>
+          <a:schemeClr val="tx1">
+            <a:lumMod val="15000"/>
+            <a:lumOff val="85000"/>
+          </a:schemeClr>
+        </a:solidFill>
+        <a:round/>
       </a:ln>
     </cs:spPr>
   </cs:floor>
@@ -4759,8 +5384,8 @@
       <a:ln w="9525" cap="flat" cmpd="sng" algn="ctr">
         <a:solidFill>
           <a:schemeClr val="tx1">
-            <a:lumMod val="75000"/>
-            <a:lumOff val="25000"/>
+            <a:lumMod val="50000"/>
+            <a:lumOff val="50000"/>
           </a:schemeClr>
         </a:solidFill>
         <a:round/>
@@ -4824,6 +5449,17 @@
         <a:lumOff val="35000"/>
       </a:schemeClr>
     </cs:fontRef>
+    <cs:spPr>
+      <a:ln w="9525" cap="flat" cmpd="sng" algn="ctr">
+        <a:solidFill>
+          <a:schemeClr val="tx1">
+            <a:lumMod val="15000"/>
+            <a:lumOff val="85000"/>
+          </a:schemeClr>
+        </a:solidFill>
+        <a:round/>
+      </a:ln>
+    </cs:spPr>
     <cs:defRPr sz="900" kern="1200"/>
   </cs:seriesAxis>
   <cs:seriesLine>
@@ -4892,19 +5528,20 @@
     <cs:fillRef idx="0"/>
     <cs:effectRef idx="0"/>
     <cs:fontRef idx="minor">
-      <a:schemeClr val="dk1"/>
+      <a:schemeClr val="tx1"/>
     </cs:fontRef>
     <cs:spPr>
       <a:solidFill>
         <a:schemeClr val="lt1"/>
       </a:solidFill>
-      <a:ln w="9525">
+      <a:ln w="9525" cap="flat" cmpd="sng" algn="ctr">
         <a:solidFill>
           <a:schemeClr val="tx1">
-            <a:lumMod val="15000"/>
-            <a:lumOff val="85000"/>
+            <a:lumMod val="65000"/>
+            <a:lumOff val="35000"/>
           </a:schemeClr>
         </a:solidFill>
+        <a:round/>
       </a:ln>
     </cs:spPr>
   </cs:upBar>
@@ -4938,7 +5575,7 @@
 </file>
 
 <file path=word/charts/style4.xml><?xml version="1.0" encoding="utf-8"?>
-<cs:chartStyle xmlns:cs="http://schemas.microsoft.com/office/drawing/2012/chartStyle" xmlns:a="http://schemas.openxmlformats.org/drawingml/2006/main" id="10082">
+<cs:chartStyle xmlns:cs="http://schemas.microsoft.com/office/drawing/2012/chartStyle" xmlns:a="http://schemas.openxmlformats.org/drawingml/2006/main" id="10001">
   <cs:axisTitle>
     <cs:lnRef idx="0"/>
     <cs:fillRef idx="0"/>
@@ -4995,7 +5632,7 @@
         <a:round/>
       </a:ln>
     </cs:spPr>
-    <cs:defRPr sz="900" kern="1200"/>
+    <cs:defRPr sz="1000" kern="1200"/>
   </cs:chartArea>
   <cs:dataLabel>
     <cs:lnRef idx="0"/>
@@ -5050,9 +5687,7 @@
     </cs:fontRef>
     <cs:spPr>
       <a:ln>
-        <a:solidFill>
-          <a:schemeClr val="bg1"/>
-        </a:solidFill>
+        <a:noFill/>
       </a:ln>
       <a:effectLst/>
     </cs:spPr>
@@ -5066,19 +5701,12 @@
     <cs:fontRef idx="minor">
       <a:schemeClr val="tx1"/>
     </cs:fontRef>
-    <cs:spPr>
-      <a:ln w="25400">
-        <a:solidFill>
-          <a:schemeClr val="lt1"/>
-        </a:solidFill>
-      </a:ln>
-    </cs:spPr>
   </cs:dataPoint3D>
   <cs:dataPointLine>
     <cs:lnRef idx="0">
       <cs:styleClr val="auto"/>
     </cs:lnRef>
-    <cs:fillRef idx="0"/>
+    <cs:fillRef idx="1"/>
     <cs:effectRef idx="0"/>
     <cs:fontRef idx="minor">
       <a:schemeClr val="tx1"/>
@@ -5116,7 +5744,7 @@
     <cs:lnRef idx="0">
       <cs:styleClr val="auto"/>
     </cs:lnRef>
-    <cs:fillRef idx="0"/>
+    <cs:fillRef idx="1"/>
     <cs:effectRef idx="0"/>
     <cs:fontRef idx="minor">
       <a:schemeClr val="tx1"/>
@@ -5159,23 +5787,22 @@
     <cs:fillRef idx="0"/>
     <cs:effectRef idx="0"/>
     <cs:fontRef idx="minor">
-      <a:schemeClr val="tx1"/>
+      <a:schemeClr val="dk1"/>
     </cs:fontRef>
     <cs:spPr>
       <a:solidFill>
         <a:schemeClr val="dk1">
-          <a:lumMod val="75000"/>
-          <a:lumOff val="25000"/>
+          <a:lumMod val="65000"/>
+          <a:lumOff val="35000"/>
         </a:schemeClr>
       </a:solidFill>
-      <a:ln w="9525" cap="flat" cmpd="sng" algn="ctr">
+      <a:ln w="9525">
         <a:solidFill>
           <a:schemeClr val="tx1">
             <a:lumMod val="65000"/>
             <a:lumOff val="35000"/>
           </a:schemeClr>
         </a:solidFill>
-        <a:round/>
       </a:ln>
     </cs:spPr>
   </cs:downBar>
@@ -5279,8 +5906,8 @@
       <a:ln w="9525" cap="flat" cmpd="sng" algn="ctr">
         <a:solidFill>
           <a:schemeClr val="tx1">
-            <a:lumMod val="50000"/>
-            <a:lumOff val="50000"/>
+            <a:lumMod val="75000"/>
+            <a:lumOff val="25000"/>
           </a:schemeClr>
         </a:solidFill>
         <a:round/>
@@ -5412,20 +6039,19 @@
     <cs:fillRef idx="0"/>
     <cs:effectRef idx="0"/>
     <cs:fontRef idx="minor">
-      <a:schemeClr val="tx1"/>
+      <a:schemeClr val="dk1"/>
     </cs:fontRef>
     <cs:spPr>
       <a:solidFill>
         <a:schemeClr val="lt1"/>
       </a:solidFill>
-      <a:ln w="9525" cap="flat" cmpd="sng" algn="ctr">
+      <a:ln w="9525">
         <a:solidFill>
           <a:schemeClr val="tx1">
-            <a:lumMod val="65000"/>
-            <a:lumOff val="35000"/>
+            <a:lumMod val="15000"/>
+            <a:lumOff val="85000"/>
           </a:schemeClr>
         </a:solidFill>
-        <a:round/>
       </a:ln>
     </cs:spPr>
   </cs:upBar>
@@ -6248,6 +6874,15 @@
 </file>
 
 <file path=customXml/item1.xml><?xml version="1.0" encoding="utf-8"?>
+<s:customData xmlns="http://www.wps.cn/officeDocument/2013/wpsCustomData" xmlns:s="http://www.wps.cn/officeDocument/2013/wpsCustomData">
+  <customSectProps/>
+  <customShpExts>
+    <customShpInfo spid="_x0000_s1026"/>
+  </customShpExts>
+</s:customData>
+</file>
+
+<file path=customXml/item2.xml><?xml version="1.0" encoding="utf-8"?>
 <CoverPageProperties xmlns="http://schemas.microsoft.com/office/2006/coverPageProps">
   <PublishDate>2017-07-01T00:00:00</PublishDate>
   <Abstract/>
@@ -6258,17 +6893,25 @@
 </CoverPageProperties>
 </file>
 
-<file path=customXml/item2.xml><?xml version="1.0" encoding="utf-8"?>
+<file path=customXml/item3.xml><?xml version="1.0" encoding="utf-8"?>
 <b:Sources xmlns:b="http://schemas.openxmlformats.org/officeDocument/2006/bibliography" xmlns="http://schemas.openxmlformats.org/officeDocument/2006/bibliography" SelectedStyle="\APA.XSL" StyleName="APA"/>
 </file>
 
 <file path=customXml/itemProps1.xml><?xml version="1.0" encoding="utf-8"?>
+<ds:datastoreItem xmlns:ds="http://schemas.openxmlformats.org/officeDocument/2006/customXml" ds:itemID="{B1977F7D-205B-4081-913C-38D41E755F92}">
+  <ds:schemaRefs>
+    <ds:schemaRef ds:uri="http://www.wps.cn/officeDocument/2013/wpsCustomData"/>
+  </ds:schemaRefs>
+</ds:datastoreItem>
+</file>
+
+<file path=customXml/itemProps2.xml><?xml version="1.0" encoding="utf-8"?>
 <ds:datastoreItem xmlns:ds="http://schemas.openxmlformats.org/officeDocument/2006/customXml" ds:itemID="{55AF091B-3C7A-41E3-B477-F2FDAA23CFDA}">
   <ds:schemaRefs/>
 </ds:datastoreItem>
 </file>
 
-<file path=customXml/itemProps2.xml><?xml version="1.0" encoding="utf-8"?>
+<file path=customXml/itemProps3.xml><?xml version="1.0" encoding="utf-8"?>
 <ds:datastoreItem xmlns:ds="http://schemas.openxmlformats.org/officeDocument/2006/customXml" ds:itemID="{0762133A-DA90-4218-9AB1-5D464F43E23C}">
   <ds:schemaRefs/>
 </ds:datastoreItem>
